--- a/blog/03_soop-starter/03_soop-starter.docx
+++ b/blog/03_soop-starter/03_soop-starter.docx
@@ -821,7 +821,7 @@
           <w:color w:val="262626"/>
           <w:sz w:val="22"/>
         </w:rPr>
-        <w:t xml:space="preserve">새 정책일수록 '아는 사람만 신청하는' 정보 격차가 큽니다. 즉 </w:t>
+        <w:t xml:space="preserve">새 정책일수록 정보 격차가 큽니다. 오래된 사업은 주변에 신청해 본 사람이 있어서 어깨너머로라도 알게 되지만, 올해 처음 생긴 사업은 그럴 통로가 없습니다. 결국 </w:t>
       </w:r>
       <w:r>
         <w:rPr>
@@ -831,7 +831,7 @@
           <w:color w:val="262626"/>
           <w:sz w:val="22"/>
         </w:rPr>
-        <w:t>자격 자동 판별의 가치가 가장 큰 시점</w:t>
+        <w:t>공고를 직접 찾아 읽는 사람만 신청하게</w:t>
       </w:r>
       <w:r>
         <w:rPr>
@@ -841,7 +841,61 @@
           <w:color w:val="262626"/>
           <w:sz w:val="22"/>
         </w:rPr>
-        <w:t>이었습니다.</w:t>
+        <w:t xml:space="preserve"> 됩니다.</w:t>
+      </w:r>
+    </w:p>
+    <w:p>
+      <w:pPr>
+        <w:spacing w:before="0" w:after="180" w:lineRule="auto" w:line="396"/>
+        <w:ind w:firstLine="170"/>
+        <w:jc w:val="both"/>
+      </w:pPr>
+      <w:r>
+        <w:rPr>
+          <w:rFonts w:ascii="맑은 고딕" w:hAnsi="맑은 고딕" w:eastAsia="맑은 고딕" w:cs="맑은 고딕"/>
+          <w:b w:val="0"/>
+          <w:i w:val="0"/>
+          <w:color w:val="262626"/>
+          <w:sz w:val="22"/>
+        </w:rPr>
+        <w:t>문제는 그 공고가 읽기 쉽지 않다는 점입니다. 자격 요건이 "만 18세 이상 40세 이하로서 영농 경력 3년 미만인 자"처럼 여러 조건이 겹쳐 있고, 그 조건이 시행지침의 다른 쪽에 흩어져 있습니다. 세 개 사업을 동시에 검토하려면 지침 세 부를 나란히 펼쳐놓고 대조해야 합니다.</w:t>
+      </w:r>
+    </w:p>
+    <w:p>
+      <w:pPr>
+        <w:spacing w:before="0" w:after="180" w:lineRule="auto" w:line="396"/>
+        <w:ind w:firstLine="170"/>
+        <w:jc w:val="both"/>
+      </w:pPr>
+      <w:r>
+        <w:rPr>
+          <w:rFonts w:ascii="맑은 고딕" w:hAnsi="맑은 고딕" w:eastAsia="맑은 고딕" w:cs="맑은 고딕"/>
+          <w:b w:val="0"/>
+          <w:i w:val="0"/>
+          <w:color w:val="262626"/>
+          <w:sz w:val="22"/>
+        </w:rPr>
+        <w:t xml:space="preserve">그래서 </w:t>
+      </w:r>
+      <w:r>
+        <w:rPr>
+          <w:rFonts w:ascii="맑은 고딕" w:hAnsi="맑은 고딕" w:eastAsia="맑은 고딕" w:cs="맑은 고딕"/>
+          <w:b/>
+          <w:i w:val="0"/>
+          <w:color w:val="262626"/>
+          <w:sz w:val="22"/>
+        </w:rPr>
+        <w:t>자격을 자동으로 판별해 주는 기능의 가치가 가장 큰 시점</w:t>
+      </w:r>
+      <w:r>
+        <w:rPr>
+          <w:rFonts w:ascii="맑은 고딕" w:hAnsi="맑은 고딕" w:eastAsia="맑은 고딕" w:cs="맑은 고딕"/>
+          <w:b w:val="0"/>
+          <w:i w:val="0"/>
+          <w:color w:val="262626"/>
+          <w:sz w:val="22"/>
+        </w:rPr>
+        <w:t>이라고 봤습니다. 내가 받을 수 있는 지원이 무엇인지 아는 것만으로도 초기 자본 계획이 완전히 달라지기 때문입니다.</w:t>
       </w:r>
     </w:p>
     <w:p>
@@ -1229,72 +1283,6 @@
     </w:p>
     <w:p>
       <w:pPr>
-        <w:spacing w:before="160" w:after="40" w:lineRule="auto" w:line="384"/>
-        <w:jc w:val="center"/>
-      </w:pPr>
-      <w:r>
-        <w:drawing>
-          <wp:inline xmlns:a="http://schemas.openxmlformats.org/drawingml/2006/main" xmlns:pic="http://schemas.openxmlformats.org/drawingml/2006/picture">
-            <wp:extent cx="5580000" cy="3138750"/>
-            <wp:docPr id="5" name="Picture 5"/>
-            <wp:cNvGraphicFramePr>
-              <a:graphicFrameLocks noChangeAspect="1"/>
-            </wp:cNvGraphicFramePr>
-            <a:graphic>
-              <a:graphicData uri="http://schemas.openxmlformats.org/drawingml/2006/picture">
-                <pic:pic>
-                  <pic:nvPicPr>
-                    <pic:cNvPr id="0" name="p06.png"/>
-                    <pic:cNvPicPr/>
-                  </pic:nvPicPr>
-                  <pic:blipFill>
-                    <a:blip r:embed="rId13"/>
-                    <a:stretch>
-                      <a:fillRect/>
-                    </a:stretch>
-                  </pic:blipFill>
-                  <pic:spPr>
-                    <a:xfrm>
-                      <a:off x="0" y="0"/>
-                      <a:ext cx="5580000" cy="3138750"/>
-                    </a:xfrm>
-                    <a:prstGeom prst="rect"/>
-                  </pic:spPr>
-                </pic:pic>
-              </a:graphicData>
-            </a:graphic>
-          </wp:inline>
-        </w:drawing>
-      </w:r>
-    </w:p>
-    <w:p>
-      <w:pPr>
-        <w:spacing w:before="0" w:after="240" w:lineRule="auto" w:line="324"/>
-        <w:jc w:val="center"/>
-      </w:pPr>
-      <w:r>
-        <w:rPr>
-          <w:rFonts w:ascii="맑은 고딕" w:hAnsi="맑은 고딕" w:eastAsia="맑은 고딕" w:cs="맑은 고딕"/>
-          <w:b/>
-          <w:i w:val="0"/>
-          <w:color w:val="1F4E36"/>
-          <w:sz w:val="19"/>
-        </w:rPr>
-        <w:t xml:space="preserve">그림 5. </w:t>
-      </w:r>
-      <w:r>
-        <w:rPr>
-          <w:rFonts w:ascii="맑은 고딕" w:hAnsi="맑은 고딕" w:eastAsia="맑은 고딕" w:cs="맑은 고딕"/>
-          <w:b w:val="0"/>
-          <w:i w:val="0"/>
-          <w:color w:val="6E6E6E"/>
-          <w:sz w:val="19"/>
-        </w:rPr>
-        <w:t>사용한 데이터의 조달 경로를 전부 공개한 슬라이드입니다. 어느 항목이든 무료 공공 발급이며, 발급 경로와 가공 절차를 명시했습니다. '데이터를 모았다'에서 끝나지 않고 '누구나 다시 만들 수 있다'까지 설계하는 것이 공공데이터 활용의 기본이라고 생각했습니다.</w:t>
-      </w:r>
-    </w:p>
-    <w:p>
-      <w:pPr>
         <w:spacing w:before="120" w:after="120" w:lineRule="auto" w:line="384"/>
         <w:pBdr>
           <w:bottom w:val="single" w:sz="4" w:space="3" w:color="CCCCCC"/>
@@ -1402,7 +1390,7 @@
         <w:drawing>
           <wp:inline xmlns:a="http://schemas.openxmlformats.org/drawingml/2006/main" xmlns:pic="http://schemas.openxmlformats.org/drawingml/2006/picture">
             <wp:extent cx="5580000" cy="2325000"/>
-            <wp:docPr id="6" name="Picture 6"/>
+            <wp:docPr id="5" name="Picture 5"/>
             <wp:cNvGraphicFramePr>
               <a:graphicFrameLocks noChangeAspect="1"/>
             </wp:cNvGraphicFramePr>
@@ -1414,7 +1402,7 @@
                     <pic:cNvPicPr/>
                   </pic:nvPicPr>
                   <pic:blipFill>
-                    <a:blip r:embed="rId14"/>
+                    <a:blip r:embed="rId13"/>
                     <a:stretch>
                       <a:fillRect/>
                     </a:stretch>
@@ -1446,7 +1434,7 @@
           <w:color w:val="1F4E36"/>
           <w:sz w:val="19"/>
         </w:rPr>
-        <w:t xml:space="preserve">그림 6. </w:t>
+        <w:t xml:space="preserve">그림 5. </w:t>
       </w:r>
       <w:r>
         <w:rPr>
@@ -1559,7 +1547,7 @@
         <w:drawing>
           <wp:inline xmlns:a="http://schemas.openxmlformats.org/drawingml/2006/main" xmlns:pic="http://schemas.openxmlformats.org/drawingml/2006/picture">
             <wp:extent cx="5580000" cy="4340000"/>
-            <wp:docPr id="7" name="Picture 7"/>
+            <wp:docPr id="6" name="Picture 6"/>
             <wp:cNvGraphicFramePr>
               <a:graphicFrameLocks noChangeAspect="1"/>
             </wp:cNvGraphicFramePr>
@@ -1571,7 +1559,7 @@
                     <pic:cNvPicPr/>
                   </pic:nvPicPr>
                   <pic:blipFill>
-                    <a:blip r:embed="rId15"/>
+                    <a:blip r:embed="rId14"/>
                     <a:stretch>
                       <a:fillRect/>
                     </a:stretch>
@@ -1603,7 +1591,7 @@
           <w:color w:val="1F4E36"/>
           <w:sz w:val="19"/>
         </w:rPr>
-        <w:t xml:space="preserve">그림 7. </w:t>
+        <w:t xml:space="preserve">그림 6. </w:t>
       </w:r>
       <w:r>
         <w:rPr>
@@ -1614,72 +1602,6 @@
           <w:sz w:val="19"/>
         </w:rPr>
         <w:t>표고 적합도 모델의 SHAP 요약 그림입니다. 각 점이 하나의 표본점이고, 가로 위치가 그 변수의 기여도입니다. 어떤 입지 조건이 표고 적합도를 올리고 내리는지가 변수별로 정리되어 있어, 단순히 "적합도 72점"이 아니라 "왜 72점인지"를 설명할 수 있습니다.</w:t>
-      </w:r>
-    </w:p>
-    <w:p>
-      <w:pPr>
-        <w:spacing w:before="160" w:after="40" w:lineRule="auto" w:line="384"/>
-        <w:jc w:val="center"/>
-      </w:pPr>
-      <w:r>
-        <w:drawing>
-          <wp:inline xmlns:a="http://schemas.openxmlformats.org/drawingml/2006/main" xmlns:pic="http://schemas.openxmlformats.org/drawingml/2006/picture">
-            <wp:extent cx="5580000" cy="4340000"/>
-            <wp:docPr id="8" name="Picture 8"/>
-            <wp:cNvGraphicFramePr>
-              <a:graphicFrameLocks noChangeAspect="1"/>
-            </wp:cNvGraphicFramePr>
-            <a:graphic>
-              <a:graphicData uri="http://schemas.openxmlformats.org/drawingml/2006/picture">
-                <pic:pic>
-                  <pic:nvPicPr>
-                    <pic:cNvPr id="0" name="feature_importance_pyogo.png"/>
-                    <pic:cNvPicPr/>
-                  </pic:nvPicPr>
-                  <pic:blipFill>
-                    <a:blip r:embed="rId16"/>
-                    <a:stretch>
-                      <a:fillRect/>
-                    </a:stretch>
-                  </pic:blipFill>
-                  <pic:spPr>
-                    <a:xfrm>
-                      <a:off x="0" y="0"/>
-                      <a:ext cx="5580000" cy="4340000"/>
-                    </a:xfrm>
-                    <a:prstGeom prst="rect"/>
-                  </pic:spPr>
-                </pic:pic>
-              </a:graphicData>
-            </a:graphic>
-          </wp:inline>
-        </w:drawing>
-      </w:r>
-    </w:p>
-    <w:p>
-      <w:pPr>
-        <w:spacing w:before="0" w:after="240" w:lineRule="auto" w:line="324"/>
-        <w:jc w:val="center"/>
-      </w:pPr>
-      <w:r>
-        <w:rPr>
-          <w:rFonts w:ascii="맑은 고딕" w:hAnsi="맑은 고딕" w:eastAsia="맑은 고딕" w:cs="맑은 고딕"/>
-          <w:b/>
-          <w:i w:val="0"/>
-          <w:color w:val="1F4E36"/>
-          <w:sz w:val="19"/>
-        </w:rPr>
-        <w:t xml:space="preserve">그림 8. </w:t>
-      </w:r>
-      <w:r>
-        <w:rPr>
-          <w:rFonts w:ascii="맑은 고딕" w:hAnsi="맑은 고딕" w:eastAsia="맑은 고딕" w:cs="맑은 고딕"/>
-          <w:b w:val="0"/>
-          <w:i w:val="0"/>
-          <w:color w:val="6E6E6E"/>
-          <w:sz w:val="19"/>
-        </w:rPr>
-        <w:t>같은 모델의 변수 중요도입니다. 표고 적합도 판정에서 어떤 요인이 가장 크게 작용하는지를 순위로 보여줍니다. 사용자가 후보지를 비교할 때 "어떤 조건을 우선 봐야 하는지"의 근거가 됩니다.</w:t>
       </w:r>
     </w:p>
     <w:p>
@@ -1759,7 +1681,101 @@
           <w:color w:val="262626"/>
           <w:sz w:val="22"/>
         </w:rPr>
-        <w:t>여기서 지역을 벡터로 바꾸는 여러 방법을 비교했습니다.</w:t>
+        <w:t xml:space="preserve">왜 필터링만으로는 부족했을까요. 조건을 걸어 걸러내는 방식은 "표고 가능, 자본 5천만원 이하, 강원도"처럼 사용자가 이미 아는 조건만 반영합니다. 그런데 실제로 정착에 성공한 곳들은 사용자가 미리 생각하지 못한 공통점을 갖고 있을 수 있습니다. 가공시설과의 거리, 인접 시군의 판로, 비슷한 임상 구조 같은 것들이죠. 이런 걸 잡아내려면 </w:t>
+      </w:r>
+      <w:r>
+        <w:rPr>
+          <w:rFonts w:ascii="맑은 고딕" w:hAnsi="맑은 고딕" w:eastAsia="맑은 고딕" w:cs="맑은 고딕"/>
+          <w:b/>
+          <w:i w:val="0"/>
+          <w:color w:val="262626"/>
+          <w:sz w:val="22"/>
+        </w:rPr>
+        <w:t>지역들 사이의 관계 자체를 학습</w:t>
+      </w:r>
+      <w:r>
+        <w:rPr>
+          <w:rFonts w:ascii="맑은 고딕" w:hAnsi="맑은 고딕" w:eastAsia="맑은 고딕" w:cs="맑은 고딕"/>
+          <w:b w:val="0"/>
+          <w:i w:val="0"/>
+          <w:color w:val="262626"/>
+          <w:sz w:val="22"/>
+        </w:rPr>
+        <w:t>시켜야 했습니다.</w:t>
+      </w:r>
+    </w:p>
+    <w:p>
+      <w:pPr>
+        <w:spacing w:before="0" w:after="180" w:lineRule="auto" w:line="396"/>
+        <w:ind w:firstLine="170"/>
+        <w:jc w:val="both"/>
+      </w:pPr>
+      <w:r>
+        <w:rPr>
+          <w:rFonts w:ascii="맑은 고딕" w:hAnsi="맑은 고딕" w:eastAsia="맑은 고딕" w:cs="맑은 고딕"/>
+          <w:b w:val="0"/>
+          <w:i w:val="0"/>
+          <w:color w:val="262626"/>
+          <w:sz w:val="22"/>
+        </w:rPr>
+        <w:t xml:space="preserve">그래서 466개 산촌을 점으로 놓고, 조건이 비슷하거나 지리적으로 인접한 곳끼리 선으로 이은 </w:t>
+      </w:r>
+      <w:r>
+        <w:rPr>
+          <w:rFonts w:ascii="맑은 고딕" w:hAnsi="맑은 고딕" w:eastAsia="맑은 고딕" w:cs="맑은 고딕"/>
+          <w:b/>
+          <w:i w:val="0"/>
+          <w:color w:val="262626"/>
+          <w:sz w:val="22"/>
+        </w:rPr>
+        <w:t>그래프</w:t>
+      </w:r>
+      <w:r>
+        <w:rPr>
+          <w:rFonts w:ascii="맑은 고딕" w:hAnsi="맑은 고딕" w:eastAsia="맑은 고딕" w:cs="맑은 고딕"/>
+          <w:b w:val="0"/>
+          <w:i w:val="0"/>
+          <w:color w:val="262626"/>
+          <w:sz w:val="22"/>
+        </w:rPr>
+        <w:t>를 만들었습니다. 그리고 그 그래프에서 각 지역을 숫자 벡터로 바꿨습니다. 벡터로 바꾸면 "이 지역과 가장 가까운 지역"을 거리 계산으로 바로 찾을 수 있기 때문입니다.</w:t>
+      </w:r>
+    </w:p>
+    <w:p>
+      <w:pPr>
+        <w:spacing w:before="0" w:after="180" w:lineRule="auto" w:line="396"/>
+        <w:ind w:firstLine="170"/>
+        <w:jc w:val="both"/>
+      </w:pPr>
+      <w:r>
+        <w:rPr>
+          <w:rFonts w:ascii="맑은 고딕" w:hAnsi="맑은 고딕" w:eastAsia="맑은 고딕" w:cs="맑은 고딕"/>
+          <w:b w:val="0"/>
+          <w:i w:val="0"/>
+          <w:color w:val="262626"/>
+          <w:sz w:val="22"/>
+        </w:rPr>
+        <w:t xml:space="preserve">바꾸는 방법도 여러 가지를 비교했습니다. 단순히 지역의 속성만 쓰는 방법, 그래프의 연결 구조를 반영하는 스펙트럼 방법, 그리고 그래프 위를 실제로 걸어 다니며 이웃 관계를 학습하는 </w:t>
+      </w:r>
+      <w:r>
+        <w:rPr>
+          <w:rFonts w:ascii="맑은 고딕" w:hAnsi="맑은 고딕" w:eastAsia="맑은 고딕" w:cs="맑은 고딕"/>
+          <w:b/>
+          <w:i w:val="0"/>
+          <w:color w:val="262626"/>
+          <w:sz w:val="22"/>
+        </w:rPr>
+        <w:t>node2vec</w:t>
+      </w:r>
+      <w:r>
+        <w:rPr>
+          <w:rFonts w:ascii="맑은 고딕" w:hAnsi="맑은 고딕" w:eastAsia="맑은 고딕" w:cs="맑은 고딕"/>
+          <w:b w:val="0"/>
+          <w:i w:val="0"/>
+          <w:color w:val="262626"/>
+          <w:sz w:val="22"/>
+        </w:rPr>
+        <w:t>을 각각 시도했습니다. 결과적으로 node2vec이 가장 뚜렷한 군집을 만들었습니다.</w:t>
       </w:r>
     </w:p>
     <w:p>
@@ -1771,7 +1787,7 @@
         <w:drawing>
           <wp:inline xmlns:a="http://schemas.openxmlformats.org/drawingml/2006/main" xmlns:pic="http://schemas.openxmlformats.org/drawingml/2006/picture">
             <wp:extent cx="5580000" cy="4340000"/>
-            <wp:docPr id="9" name="Picture 9"/>
+            <wp:docPr id="7" name="Picture 7"/>
             <wp:cNvGraphicFramePr>
               <a:graphicFrameLocks noChangeAspect="1"/>
             </wp:cNvGraphicFramePr>
@@ -1779,11 +1795,11 @@
               <a:graphicData uri="http://schemas.openxmlformats.org/drawingml/2006/picture">
                 <pic:pic>
                   <pic:nvPicPr>
-                    <pic:cNvPr id="0" name="tsne_baseline.png"/>
+                    <pic:cNvPr id="0" name="tsne_node2vec.png"/>
                     <pic:cNvPicPr/>
                   </pic:nvPicPr>
                   <pic:blipFill>
-                    <a:blip r:embed="rId17"/>
+                    <a:blip r:embed="rId15"/>
                     <a:stretch>
                       <a:fillRect/>
                     </a:stretch>
@@ -1815,7 +1831,7 @@
           <w:color w:val="1F4E36"/>
           <w:sz w:val="19"/>
         </w:rPr>
-        <w:t xml:space="preserve">그림 9. </w:t>
+        <w:t xml:space="preserve">그림 7. </w:t>
       </w:r>
       <w:r>
         <w:rPr>
@@ -1825,139 +1841,7 @@
           <w:color w:val="6E6E6E"/>
           <w:sz w:val="19"/>
         </w:rPr>
-        <w:t>지역 임베딩 방식을 t-SNE로 시각화해 비교한 그림입니다. 기본 방식(baseline)으로 만든 벡터 공간인데, 지역들이 어떻게 흩어지는지를 보여줍니다.</w:t>
-      </w:r>
-    </w:p>
-    <w:p>
-      <w:pPr>
-        <w:spacing w:before="160" w:after="40" w:lineRule="auto" w:line="384"/>
-        <w:jc w:val="center"/>
-      </w:pPr>
-      <w:r>
-        <w:drawing>
-          <wp:inline xmlns:a="http://schemas.openxmlformats.org/drawingml/2006/main" xmlns:pic="http://schemas.openxmlformats.org/drawingml/2006/picture">
-            <wp:extent cx="5580000" cy="4340000"/>
-            <wp:docPr id="10" name="Picture 10"/>
-            <wp:cNvGraphicFramePr>
-              <a:graphicFrameLocks noChangeAspect="1"/>
-            </wp:cNvGraphicFramePr>
-            <a:graphic>
-              <a:graphicData uri="http://schemas.openxmlformats.org/drawingml/2006/picture">
-                <pic:pic>
-                  <pic:nvPicPr>
-                    <pic:cNvPr id="0" name="tsne_node2vec.png"/>
-                    <pic:cNvPicPr/>
-                  </pic:nvPicPr>
-                  <pic:blipFill>
-                    <a:blip r:embed="rId18"/>
-                    <a:stretch>
-                      <a:fillRect/>
-                    </a:stretch>
-                  </pic:blipFill>
-                  <pic:spPr>
-                    <a:xfrm>
-                      <a:off x="0" y="0"/>
-                      <a:ext cx="5580000" cy="4340000"/>
-                    </a:xfrm>
-                    <a:prstGeom prst="rect"/>
-                  </pic:spPr>
-                </pic:pic>
-              </a:graphicData>
-            </a:graphic>
-          </wp:inline>
-        </w:drawing>
-      </w:r>
-    </w:p>
-    <w:p>
-      <w:pPr>
-        <w:spacing w:before="0" w:after="240" w:lineRule="auto" w:line="324"/>
-        <w:jc w:val="center"/>
-      </w:pPr>
-      <w:r>
-        <w:rPr>
-          <w:rFonts w:ascii="맑은 고딕" w:hAnsi="맑은 고딕" w:eastAsia="맑은 고딕" w:cs="맑은 고딕"/>
-          <w:b/>
-          <w:i w:val="0"/>
-          <w:color w:val="1F4E36"/>
-          <w:sz w:val="19"/>
-        </w:rPr>
-        <w:t xml:space="preserve">그림 10. </w:t>
-      </w:r>
-      <w:r>
-        <w:rPr>
-          <w:rFonts w:ascii="맑은 고딕" w:hAnsi="맑은 고딕" w:eastAsia="맑은 고딕" w:cs="맑은 고딕"/>
-          <w:b w:val="0"/>
-          <w:i w:val="0"/>
-          <w:color w:val="6E6E6E"/>
-          <w:sz w:val="19"/>
-        </w:rPr>
-        <w:t>같은 지역들을 node2vec 방식으로 임베딩한 결과입니다. 지역 간 연결 구조를 학습에 반영하면 군집이 더 뚜렷하게 나타납니다. 비슷한 조건의 마을끼리 모이는 것이 보입니다.</w:t>
-      </w:r>
-    </w:p>
-    <w:p>
-      <w:pPr>
-        <w:spacing w:before="160" w:after="40" w:lineRule="auto" w:line="384"/>
-        <w:jc w:val="center"/>
-      </w:pPr>
-      <w:r>
-        <w:drawing>
-          <wp:inline xmlns:a="http://schemas.openxmlformats.org/drawingml/2006/main" xmlns:pic="http://schemas.openxmlformats.org/drawingml/2006/picture">
-            <wp:extent cx="5580000" cy="4340000"/>
-            <wp:docPr id="11" name="Picture 11"/>
-            <wp:cNvGraphicFramePr>
-              <a:graphicFrameLocks noChangeAspect="1"/>
-            </wp:cNvGraphicFramePr>
-            <a:graphic>
-              <a:graphicData uri="http://schemas.openxmlformats.org/drawingml/2006/picture">
-                <pic:pic>
-                  <pic:nvPicPr>
-                    <pic:cNvPr id="0" name="tsne_spectral.png"/>
-                    <pic:cNvPicPr/>
-                  </pic:nvPicPr>
-                  <pic:blipFill>
-                    <a:blip r:embed="rId19"/>
-                    <a:stretch>
-                      <a:fillRect/>
-                    </a:stretch>
-                  </pic:blipFill>
-                  <pic:spPr>
-                    <a:xfrm>
-                      <a:off x="0" y="0"/>
-                      <a:ext cx="5580000" cy="4340000"/>
-                    </a:xfrm>
-                    <a:prstGeom prst="rect"/>
-                  </pic:spPr>
-                </pic:pic>
-              </a:graphicData>
-            </a:graphic>
-          </wp:inline>
-        </w:drawing>
-      </w:r>
-    </w:p>
-    <w:p>
-      <w:pPr>
-        <w:spacing w:before="0" w:after="240" w:lineRule="auto" w:line="324"/>
-        <w:jc w:val="center"/>
-      </w:pPr>
-      <w:r>
-        <w:rPr>
-          <w:rFonts w:ascii="맑은 고딕" w:hAnsi="맑은 고딕" w:eastAsia="맑은 고딕" w:cs="맑은 고딕"/>
-          <w:b/>
-          <w:i w:val="0"/>
-          <w:color w:val="1F4E36"/>
-          <w:sz w:val="19"/>
-        </w:rPr>
-        <w:t xml:space="preserve">그림 11. </w:t>
-      </w:r>
-      <w:r>
-        <w:rPr>
-          <w:rFonts w:ascii="맑은 고딕" w:hAnsi="맑은 고딕" w:eastAsia="맑은 고딕" w:cs="맑은 고딕"/>
-          <w:b w:val="0"/>
-          <w:i w:val="0"/>
-          <w:color w:val="6E6E6E"/>
-          <w:sz w:val="19"/>
-        </w:rPr>
-        <w:t>스펙트럴 임베딩 결과입니다. 세 가지 방식을 나란히 비교한 이유는, 어떤 방법이 산촌 데이터에 가장 적합한지를 눈으로 확인하기 위해서였습니다. 방법을 하나만 써서 "잘 나왔다"고 하는 것보다 비교가 정직하다고 생각했습니다.</w:t>
+        <w:t>같은 지역들을 node2vec 방식으로 임베딩한 결과를 2차원으로 눌러 그린 그림입니다. 점 하나가 산촌 한 곳이고, 가까이 붙은 점들은 조건이 비슷한 지역입니다. 지역 간 연결 구조를 학습에 반영했더니 군집이 뚜렷하게 갈라졌습니다. 이 군집 안에서 성공 사례가 있는 지역을 함께 보여주는 것이 추천의 원리입니다.</w:t>
       </w:r>
     </w:p>
     <w:p>
@@ -1974,7 +1858,7 @@
           <w:color w:val="262626"/>
           <w:sz w:val="22"/>
         </w:rPr>
-        <w:t>추천 성능은 상위 k개를 제시했을 때 실제로 적합한 곳이 포함되는 비율(Precision@k)로 평가했습니다.</w:t>
+        <w:t>군집이 예쁘게 나오는 것만으로는 부족합니다. 그 추천이 실제로 맞는지 재야 합니다. 그래서 상위 k개를 제시했을 때 실제로 적합한 곳이 그 안에 포함되는 비율(Precision@k)로 평가했습니다.</w:t>
       </w:r>
     </w:p>
     <w:p>
@@ -1986,7 +1870,7 @@
         <w:drawing>
           <wp:inline xmlns:a="http://schemas.openxmlformats.org/drawingml/2006/main" xmlns:pic="http://schemas.openxmlformats.org/drawingml/2006/picture">
             <wp:extent cx="5580000" cy="2790000"/>
-            <wp:docPr id="12" name="Picture 12"/>
+            <wp:docPr id="8" name="Picture 8"/>
             <wp:cNvGraphicFramePr>
               <a:graphicFrameLocks noChangeAspect="1"/>
             </wp:cNvGraphicFramePr>
@@ -1998,7 +1882,7 @@
                     <pic:cNvPicPr/>
                   </pic:nvPicPr>
                   <pic:blipFill>
-                    <a:blip r:embed="rId20"/>
+                    <a:blip r:embed="rId16"/>
                     <a:stretch>
                       <a:fillRect/>
                     </a:stretch>
@@ -2030,7 +1914,7 @@
           <w:color w:val="1F4E36"/>
           <w:sz w:val="19"/>
         </w:rPr>
-        <w:t xml:space="preserve">그림 12. </w:t>
+        <w:t xml:space="preserve">그림 8. </w:t>
       </w:r>
       <w:r>
         <w:rPr>
@@ -2149,7 +2033,7 @@
         <w:drawing>
           <wp:inline xmlns:a="http://schemas.openxmlformats.org/drawingml/2006/main" xmlns:pic="http://schemas.openxmlformats.org/drawingml/2006/picture">
             <wp:extent cx="5580000" cy="2790000"/>
-            <wp:docPr id="13" name="Picture 13"/>
+            <wp:docPr id="9" name="Picture 9"/>
             <wp:cNvGraphicFramePr>
               <a:graphicFrameLocks noChangeAspect="1"/>
             </wp:cNvGraphicFramePr>
@@ -2161,7 +2045,7 @@
                     <pic:cNvPicPr/>
                   </pic:nvPicPr>
                   <pic:blipFill>
-                    <a:blip r:embed="rId21"/>
+                    <a:blip r:embed="rId17"/>
                     <a:stretch>
                       <a:fillRect/>
                     </a:stretch>
@@ -2193,7 +2077,7 @@
           <w:color w:val="1F4E36"/>
           <w:sz w:val="19"/>
         </w:rPr>
-        <w:t xml:space="preserve">그림 13. </w:t>
+        <w:t xml:space="preserve">그림 9. </w:t>
       </w:r>
       <w:r>
         <w:rPr>
@@ -2262,6 +2146,23 @@
     </w:p>
     <w:p>
       <w:pPr>
+        <w:spacing w:before="0" w:after="180" w:lineRule="auto" w:line="396"/>
+        <w:ind w:firstLine="170"/>
+        <w:jc w:val="both"/>
+      </w:pPr>
+      <w:r>
+        <w:rPr>
+          <w:rFonts w:ascii="맑은 고딕" w:hAnsi="맑은 고딕" w:eastAsia="맑은 고딕" w:cs="맑은 고딕"/>
+          <w:b w:val="0"/>
+          <w:i w:val="0"/>
+          <w:color w:val="262626"/>
+          <w:sz w:val="22"/>
+        </w:rPr>
+        <w:t>예측이 실제와 얼마나 맞는지도 따로 검증했습니다.</w:t>
+      </w:r>
+    </w:p>
+    <w:p>
+      <w:pPr>
         <w:spacing w:before="160" w:after="40" w:lineRule="auto" w:line="384"/>
         <w:jc w:val="center"/>
       </w:pPr>
@@ -2269,7 +2170,7 @@
         <w:drawing>
           <wp:inline xmlns:a="http://schemas.openxmlformats.org/drawingml/2006/main" xmlns:pic="http://schemas.openxmlformats.org/drawingml/2006/picture">
             <wp:extent cx="5580000" cy="2790000"/>
-            <wp:docPr id="14" name="Picture 14"/>
+            <wp:docPr id="10" name="Picture 10"/>
             <wp:cNvGraphicFramePr>
               <a:graphicFrameLocks noChangeAspect="1"/>
             </wp:cNvGraphicFramePr>
@@ -2277,11 +2178,11 @@
               <a:graphicData uri="http://schemas.openxmlformats.org/drawingml/2006/picture">
                 <pic:pic>
                   <pic:nvPicPr>
-                    <pic:cNvPr id="0" name="fan_chart_p-02.png"/>
+                    <pic:cNvPr id="0" name="calibration_mape.png"/>
                     <pic:cNvPicPr/>
                   </pic:nvPicPr>
                   <pic:blipFill>
-                    <a:blip r:embed="rId22"/>
+                    <a:blip r:embed="rId18"/>
                     <a:stretch>
                       <a:fillRect/>
                     </a:stretch>
@@ -2313,156 +2214,7 @@
           <w:color w:val="1F4E36"/>
           <w:sz w:val="19"/>
         </w:rPr>
-        <w:t xml:space="preserve">그림 14. </w:t>
-      </w:r>
-      <w:r>
-        <w:rPr>
-          <w:rFonts w:ascii="맑은 고딕" w:hAnsi="맑은 고딕" w:eastAsia="맑은 고딕" w:cs="맑은 고딕"/>
-          <w:b w:val="0"/>
-          <w:i w:val="0"/>
-          <w:color w:val="6E6E6E"/>
-          <w:sz w:val="19"/>
-        </w:rPr>
-        <w:t>다른 페르소나의 5년 소득 시뮬레이션입니다. 자본 규모와 품목이 다르면 소득 곡선의 모양과 범위가 전혀 달라집니다. 같은 서비스가 조건에 따라 다른 답을 낸다는 것, 즉 개인화가 실제로 작동한다는 증거입니다.</w:t>
-      </w:r>
-    </w:p>
-    <w:p>
-      <w:pPr>
-        <w:spacing w:before="160" w:after="40" w:lineRule="auto" w:line="384"/>
-        <w:jc w:val="center"/>
-      </w:pPr>
-      <w:r>
-        <w:drawing>
-          <wp:inline xmlns:a="http://schemas.openxmlformats.org/drawingml/2006/main" xmlns:pic="http://schemas.openxmlformats.org/drawingml/2006/picture">
-            <wp:extent cx="5580000" cy="2790000"/>
-            <wp:docPr id="15" name="Picture 15"/>
-            <wp:cNvGraphicFramePr>
-              <a:graphicFrameLocks noChangeAspect="1"/>
-            </wp:cNvGraphicFramePr>
-            <a:graphic>
-              <a:graphicData uri="http://schemas.openxmlformats.org/drawingml/2006/picture">
-                <pic:pic>
-                  <pic:nvPicPr>
-                    <pic:cNvPr id="0" name="fan_chart_p-03.png"/>
-                    <pic:cNvPicPr/>
-                  </pic:nvPicPr>
-                  <pic:blipFill>
-                    <a:blip r:embed="rId23"/>
-                    <a:stretch>
-                      <a:fillRect/>
-                    </a:stretch>
-                  </pic:blipFill>
-                  <pic:spPr>
-                    <a:xfrm>
-                      <a:off x="0" y="0"/>
-                      <a:ext cx="5580000" cy="2790000"/>
-                    </a:xfrm>
-                    <a:prstGeom prst="rect"/>
-                  </pic:spPr>
-                </pic:pic>
-              </a:graphicData>
-            </a:graphic>
-          </wp:inline>
-        </w:drawing>
-      </w:r>
-    </w:p>
-    <w:p>
-      <w:pPr>
-        <w:spacing w:before="0" w:after="240" w:lineRule="auto" w:line="324"/>
-        <w:jc w:val="center"/>
-      </w:pPr>
-      <w:r>
-        <w:rPr>
-          <w:rFonts w:ascii="맑은 고딕" w:hAnsi="맑은 고딕" w:eastAsia="맑은 고딕" w:cs="맑은 고딕"/>
-          <w:b/>
-          <w:i w:val="0"/>
-          <w:color w:val="1F4E36"/>
-          <w:sz w:val="19"/>
-        </w:rPr>
-        <w:t xml:space="preserve">그림 15. </w:t>
-      </w:r>
-      <w:r>
-        <w:rPr>
-          <w:rFonts w:ascii="맑은 고딕" w:hAnsi="맑은 고딕" w:eastAsia="맑은 고딕" w:cs="맑은 고딕"/>
-          <w:b w:val="0"/>
-          <w:i w:val="0"/>
-          <w:color w:val="6E6E6E"/>
-          <w:sz w:val="19"/>
-        </w:rPr>
-        <w:t>또 다른 조건의 페르소나 결과입니다. 이렇게 서로 다른 네 개 조건을 미리 검증해서, 특정 조건에서만 잘 작동하는 모델이 아님을 확인했습니다.</w:t>
-      </w:r>
-    </w:p>
-    <w:p>
-      <w:pPr>
-        <w:spacing w:before="0" w:after="180" w:lineRule="auto" w:line="396"/>
-        <w:ind w:firstLine="170"/>
-        <w:jc w:val="both"/>
-      </w:pPr>
-      <w:r>
-        <w:rPr>
-          <w:rFonts w:ascii="맑은 고딕" w:hAnsi="맑은 고딕" w:eastAsia="맑은 고딕" w:cs="맑은 고딕"/>
-          <w:b w:val="0"/>
-          <w:i w:val="0"/>
-          <w:color w:val="262626"/>
-          <w:sz w:val="22"/>
-        </w:rPr>
-        <w:t>예측이 실제와 얼마나 맞는지도 따로 검증했습니다.</w:t>
-      </w:r>
-    </w:p>
-    <w:p>
-      <w:pPr>
-        <w:spacing w:before="160" w:after="40" w:lineRule="auto" w:line="384"/>
-        <w:jc w:val="center"/>
-      </w:pPr>
-      <w:r>
-        <w:drawing>
-          <wp:inline xmlns:a="http://schemas.openxmlformats.org/drawingml/2006/main" xmlns:pic="http://schemas.openxmlformats.org/drawingml/2006/picture">
-            <wp:extent cx="5580000" cy="2790000"/>
-            <wp:docPr id="16" name="Picture 16"/>
-            <wp:cNvGraphicFramePr>
-              <a:graphicFrameLocks noChangeAspect="1"/>
-            </wp:cNvGraphicFramePr>
-            <a:graphic>
-              <a:graphicData uri="http://schemas.openxmlformats.org/drawingml/2006/picture">
-                <pic:pic>
-                  <pic:nvPicPr>
-                    <pic:cNvPr id="0" name="calibration_mape.png"/>
-                    <pic:cNvPicPr/>
-                  </pic:nvPicPr>
-                  <pic:blipFill>
-                    <a:blip r:embed="rId24"/>
-                    <a:stretch>
-                      <a:fillRect/>
-                    </a:stretch>
-                  </pic:blipFill>
-                  <pic:spPr>
-                    <a:xfrm>
-                      <a:off x="0" y="0"/>
-                      <a:ext cx="5580000" cy="2790000"/>
-                    </a:xfrm>
-                    <a:prstGeom prst="rect"/>
-                  </pic:spPr>
-                </pic:pic>
-              </a:graphicData>
-            </a:graphic>
-          </wp:inline>
-        </w:drawing>
-      </w:r>
-    </w:p>
-    <w:p>
-      <w:pPr>
-        <w:spacing w:before="0" w:after="240" w:lineRule="auto" w:line="324"/>
-        <w:jc w:val="center"/>
-      </w:pPr>
-      <w:r>
-        <w:rPr>
-          <w:rFonts w:ascii="맑은 고딕" w:hAnsi="맑은 고딕" w:eastAsia="맑은 고딕" w:cs="맑은 고딕"/>
-          <w:b/>
-          <w:i w:val="0"/>
-          <w:color w:val="1F4E36"/>
-          <w:sz w:val="19"/>
-        </w:rPr>
-        <w:t xml:space="preserve">그림 16. </w:t>
+        <w:t xml:space="preserve">그림 10. </w:t>
       </w:r>
       <w:r>
         <w:rPr>
@@ -2473,72 +2225,6 @@
           <w:sz w:val="19"/>
         </w:rPr>
         <w:t>소득 예측의 보정 상태와 오차(MAPE)를 검증한 그림입니다. 예측 구간이 실제 값을 적절히 포함하는지, 그리고 오차가 어느 수준인지를 확인했습니다. 기존 방식과 비교해 오차를 22.3%p 줄였습니다.</w:t>
-      </w:r>
-    </w:p>
-    <w:p>
-      <w:pPr>
-        <w:spacing w:before="160" w:after="40" w:lineRule="auto" w:line="384"/>
-        <w:jc w:val="center"/>
-      </w:pPr>
-      <w:r>
-        <w:drawing>
-          <wp:inline xmlns:a="http://schemas.openxmlformats.org/drawingml/2006/main" xmlns:pic="http://schemas.openxmlformats.org/drawingml/2006/picture">
-            <wp:extent cx="5580000" cy="2790000"/>
-            <wp:docPr id="17" name="Picture 17"/>
-            <wp:cNvGraphicFramePr>
-              <a:graphicFrameLocks noChangeAspect="1"/>
-            </wp:cNvGraphicFramePr>
-            <a:graphic>
-              <a:graphicData uri="http://schemas.openxmlformats.org/drawingml/2006/picture">
-                <pic:pic>
-                  <pic:nvPicPr>
-                    <pic:cNvPr id="0" name="prophet_trend_p01.png"/>
-                    <pic:cNvPicPr/>
-                  </pic:nvPicPr>
-                  <pic:blipFill>
-                    <a:blip r:embed="rId25"/>
-                    <a:stretch>
-                      <a:fillRect/>
-                    </a:stretch>
-                  </pic:blipFill>
-                  <pic:spPr>
-                    <a:xfrm>
-                      <a:off x="0" y="0"/>
-                      <a:ext cx="5580000" cy="2790000"/>
-                    </a:xfrm>
-                    <a:prstGeom prst="rect"/>
-                  </pic:spPr>
-                </pic:pic>
-              </a:graphicData>
-            </a:graphic>
-          </wp:inline>
-        </w:drawing>
-      </w:r>
-    </w:p>
-    <w:p>
-      <w:pPr>
-        <w:spacing w:before="0" w:after="240" w:lineRule="auto" w:line="324"/>
-        <w:jc w:val="center"/>
-      </w:pPr>
-      <w:r>
-        <w:rPr>
-          <w:rFonts w:ascii="맑은 고딕" w:hAnsi="맑은 고딕" w:eastAsia="맑은 고딕" w:cs="맑은 고딕"/>
-          <w:b/>
-          <w:i w:val="0"/>
-          <w:color w:val="1F4E36"/>
-          <w:sz w:val="19"/>
-        </w:rPr>
-        <w:t xml:space="preserve">그림 17. </w:t>
-      </w:r>
-      <w:r>
-        <w:rPr>
-          <w:rFonts w:ascii="맑은 고딕" w:hAnsi="맑은 고딕" w:eastAsia="맑은 고딕" w:cs="맑은 고딕"/>
-          <w:b w:val="0"/>
-          <w:i w:val="0"/>
-          <w:color w:val="6E6E6E"/>
-          <w:sz w:val="19"/>
-        </w:rPr>
-        <w:t>Prophet 기반 추세 분해 결과입니다. 임가 소득의 장기 추세와 계절성을 분리해, 예측의 기반이 되는 시계열 구조를 확인했습니다.</w:t>
       </w:r>
     </w:p>
     <w:p>
@@ -2808,7 +2494,7 @@
         <w:drawing>
           <wp:inline xmlns:a="http://schemas.openxmlformats.org/drawingml/2006/main" xmlns:pic="http://schemas.openxmlformats.org/drawingml/2006/picture">
             <wp:extent cx="5580000" cy="3138750"/>
-            <wp:docPr id="18" name="Picture 18"/>
+            <wp:docPr id="11" name="Picture 11"/>
             <wp:cNvGraphicFramePr>
               <a:graphicFrameLocks noChangeAspect="1"/>
             </wp:cNvGraphicFramePr>
@@ -2820,7 +2506,7 @@
                     <pic:cNvPicPr/>
                   </pic:nvPicPr>
                   <pic:blipFill>
-                    <a:blip r:embed="rId26"/>
+                    <a:blip r:embed="rId19"/>
                     <a:stretch>
                       <a:fillRect/>
                     </a:stretch>
@@ -2852,7 +2538,7 @@
           <w:color w:val="1F4E36"/>
           <w:sz w:val="19"/>
         </w:rPr>
-        <w:t xml:space="preserve">그림 18. </w:t>
+        <w:t xml:space="preserve">그림 11. </w:t>
       </w:r>
       <w:r>
         <w:rPr>
@@ -2905,7 +2591,108 @@
           <w:color w:val="262626"/>
           <w:sz w:val="22"/>
         </w:rPr>
-        <w:t>마지막으로 응답 속도입니다. 여러 모듈을 다 돌리면서도 사용자가 기다릴 수 있는 시간 안에 끝나야 합니다.</w:t>
+        <w:t>마지막으로 응답 속도입니다. 사실 이건 개발 막바지에 가장 골치 아팠던 문제였습니다.</w:t>
+      </w:r>
+    </w:p>
+    <w:p>
+      <w:pPr>
+        <w:spacing w:before="0" w:after="180" w:lineRule="auto" w:line="396"/>
+        <w:ind w:firstLine="170"/>
+        <w:jc w:val="both"/>
+      </w:pPr>
+      <w:r>
+        <w:rPr>
+          <w:rFonts w:ascii="맑은 고딕" w:hAnsi="맑은 고딕" w:eastAsia="맑은 고딕" w:cs="맑은 고딕"/>
+          <w:b w:val="0"/>
+          <w:i w:val="0"/>
+          <w:color w:val="262626"/>
+          <w:sz w:val="22"/>
+        </w:rPr>
+        <w:t xml:space="preserve">앞에서 설명한 모듈들을 하나씩 순서대로 돌리면 어떻게 될까요. 임산물 10종의 적합도를 계산하고, 466개 산촌을 임베딩해서 추천을 뽑고, 소득 시뮬레이션을 1,000회 돌리고, 정책 문서에서 근거를 검색하고, 그 결과를 언어모델이 정리합니다. 순차로 처리하면 </w:t>
+      </w:r>
+      <w:r>
+        <w:rPr>
+          <w:rFonts w:ascii="맑은 고딕" w:hAnsi="맑은 고딕" w:eastAsia="맑은 고딕" w:cs="맑은 고딕"/>
+          <w:b/>
+          <w:i w:val="0"/>
+          <w:color w:val="262626"/>
+          <w:sz w:val="22"/>
+        </w:rPr>
+        <w:t>몇 분이 걸립니다.</w:t>
+      </w:r>
+    </w:p>
+    <w:p>
+      <w:pPr>
+        <w:spacing w:before="0" w:after="180" w:lineRule="auto" w:line="396"/>
+        <w:ind w:firstLine="170"/>
+        <w:jc w:val="both"/>
+      </w:pPr>
+      <w:r>
+        <w:rPr>
+          <w:rFonts w:ascii="맑은 고딕" w:hAnsi="맑은 고딕" w:eastAsia="맑은 고딕" w:cs="맑은 고딕"/>
+          <w:b w:val="0"/>
+          <w:i w:val="0"/>
+          <w:color w:val="262626"/>
+          <w:sz w:val="22"/>
+        </w:rPr>
+        <w:t>몇 분이라고 하면 별것 아닌 것 같지만, 웹 서비스에서는 치명적입니다. 화면이 멈춰 있는 30초를 견디는 사용자는 거의 없습니다.</w:t>
+      </w:r>
+    </w:p>
+    <w:p>
+      <w:pPr>
+        <w:spacing w:before="0" w:after="180" w:lineRule="auto" w:line="396"/>
+        <w:ind w:firstLine="170"/>
+        <w:jc w:val="both"/>
+      </w:pPr>
+      <w:r>
+        <w:rPr>
+          <w:rFonts w:ascii="맑은 고딕" w:hAnsi="맑은 고딕" w:eastAsia="맑은 고딕" w:cs="맑은 고딕"/>
+          <w:b w:val="0"/>
+          <w:i w:val="0"/>
+          <w:color w:val="262626"/>
+          <w:sz w:val="22"/>
+        </w:rPr>
+        <w:t xml:space="preserve">그래서 두 가지로 접근했습니다. </w:t>
+      </w:r>
+      <w:r>
+        <w:rPr>
+          <w:rFonts w:ascii="맑은 고딕" w:hAnsi="맑은 고딕" w:eastAsia="맑은 고딕" w:cs="맑은 고딕"/>
+          <w:b/>
+          <w:i w:val="0"/>
+          <w:color w:val="262626"/>
+          <w:sz w:val="22"/>
+        </w:rPr>
+        <w:t>첫째, 서로 의존하지 않는 계산은 동시에 돌렸습니다.</w:t>
+      </w:r>
+      <w:r>
+        <w:rPr>
+          <w:rFonts w:ascii="맑은 고딕" w:hAnsi="맑은 고딕" w:eastAsia="맑은 고딕" w:cs="맑은 고딕"/>
+          <w:b w:val="0"/>
+          <w:i w:val="0"/>
+          <w:color w:val="262626"/>
+          <w:sz w:val="22"/>
+        </w:rPr>
+        <w:t xml:space="preserve"> 적합도 계산과 마을 추천은 서로의 결과를 기다릴 필요가 없으니 병렬로 처리했습니다. </w:t>
+      </w:r>
+      <w:r>
+        <w:rPr>
+          <w:rFonts w:ascii="맑은 고딕" w:hAnsi="맑은 고딕" w:eastAsia="맑은 고딕" w:cs="맑은 고딕"/>
+          <w:b/>
+          <w:i w:val="0"/>
+          <w:color w:val="262626"/>
+          <w:sz w:val="22"/>
+        </w:rPr>
+        <w:t>둘째, 미리 계산해 둘 수 있는 것은 전부 미리 계산했습니다.</w:t>
+      </w:r>
+      <w:r>
+        <w:rPr>
+          <w:rFonts w:ascii="맑은 고딕" w:hAnsi="맑은 고딕" w:eastAsia="맑은 고딕" w:cs="맑은 고딕"/>
+          <w:b w:val="0"/>
+          <w:i w:val="0"/>
+          <w:color w:val="262626"/>
+          <w:sz w:val="22"/>
+        </w:rPr>
+        <w:t xml:space="preserve"> 466개 산촌의 임베딩은 사용자가 누구든 똑같으므로, 요청이 올 때마다 다시 만들 이유가 없습니다.</w:t>
       </w:r>
     </w:p>
     <w:p>
@@ -2917,7 +2704,7 @@
         <w:drawing>
           <wp:inline xmlns:a="http://schemas.openxmlformats.org/drawingml/2006/main" xmlns:pic="http://schemas.openxmlformats.org/drawingml/2006/picture">
             <wp:extent cx="5580000" cy="1743750"/>
-            <wp:docPr id="19" name="Picture 19"/>
+            <wp:docPr id="12" name="Picture 12"/>
             <wp:cNvGraphicFramePr>
               <a:graphicFrameLocks noChangeAspect="1"/>
             </wp:cNvGraphicFramePr>
@@ -2929,7 +2716,7 @@
                     <pic:cNvPicPr/>
                   </pic:nvPicPr>
                   <pic:blipFill>
-                    <a:blip r:embed="rId27"/>
+                    <a:blip r:embed="rId20"/>
                     <a:stretch>
                       <a:fillRect/>
                     </a:stretch>
@@ -2961,7 +2748,7 @@
           <w:color w:val="1F4E36"/>
           <w:sz w:val="19"/>
         </w:rPr>
-        <w:t xml:space="preserve">그림 19. </w:t>
+        <w:t xml:space="preserve">그림 12. </w:t>
       </w:r>
       <w:r>
         <w:rPr>
@@ -3174,72 +2961,6 @@
     </w:p>
     <w:p>
       <w:pPr>
-        <w:spacing w:before="160" w:after="40" w:lineRule="auto" w:line="384"/>
-        <w:jc w:val="center"/>
-      </w:pPr>
-      <w:r>
-        <w:drawing>
-          <wp:inline xmlns:a="http://schemas.openxmlformats.org/drawingml/2006/main" xmlns:pic="http://schemas.openxmlformats.org/drawingml/2006/picture">
-            <wp:extent cx="5580000" cy="3138750"/>
-            <wp:docPr id="20" name="Picture 20"/>
-            <wp:cNvGraphicFramePr>
-              <a:graphicFrameLocks noChangeAspect="1"/>
-            </wp:cNvGraphicFramePr>
-            <a:graphic>
-              <a:graphicData uri="http://schemas.openxmlformats.org/drawingml/2006/picture">
-                <pic:pic>
-                  <pic:nvPicPr>
-                    <pic:cNvPr id="0" name="p18.png"/>
-                    <pic:cNvPicPr/>
-                  </pic:nvPicPr>
-                  <pic:blipFill>
-                    <a:blip r:embed="rId28"/>
-                    <a:stretch>
-                      <a:fillRect/>
-                    </a:stretch>
-                  </pic:blipFill>
-                  <pic:spPr>
-                    <a:xfrm>
-                      <a:off x="0" y="0"/>
-                      <a:ext cx="5580000" cy="3138750"/>
-                    </a:xfrm>
-                    <a:prstGeom prst="rect"/>
-                  </pic:spPr>
-                </pic:pic>
-              </a:graphicData>
-            </a:graphic>
-          </wp:inline>
-        </w:drawing>
-      </w:r>
-    </w:p>
-    <w:p>
-      <w:pPr>
-        <w:spacing w:before="0" w:after="240" w:lineRule="auto" w:line="324"/>
-        <w:jc w:val="center"/>
-      </w:pPr>
-      <w:r>
-        <w:rPr>
-          <w:rFonts w:ascii="맑은 고딕" w:hAnsi="맑은 고딕" w:eastAsia="맑은 고딕" w:cs="맑은 고딕"/>
-          <w:b/>
-          <w:i w:val="0"/>
-          <w:color w:val="1F4E36"/>
-          <w:sz w:val="19"/>
-        </w:rPr>
-        <w:t xml:space="preserve">그림 20. </w:t>
-      </w:r>
-      <w:r>
-        <w:rPr>
-          <w:rFonts w:ascii="맑은 고딕" w:hAnsi="맑은 고딕" w:eastAsia="맑은 고딕" w:cs="맑은 고딕"/>
-          <w:b w:val="0"/>
-          <w:i w:val="0"/>
-          <w:color w:val="6E6E6E"/>
-          <w:sz w:val="19"/>
-        </w:rPr>
-        <w:t>기존 수단과 숲 스타터를 비교한 표입니다. 개인화 여부, 출처 제시 여부, 소요 시간, 커버리지 범위를 기준으로 비교했습니다. 정보의 양이 아니라 '내 조건에 맞는 답을 근거와 함께 즉시' 주는지가 차이라고 봤습니다.</w:t>
-      </w:r>
-    </w:p>
-    <w:p>
-      <w:pPr>
         <w:spacing w:before="0" w:after="180" w:lineRule="auto" w:line="396"/>
         <w:ind w:firstLine="170"/>
         <w:jc w:val="both"/>
@@ -3273,72 +2994,6 @@
           <w:sz w:val="22"/>
         </w:rPr>
         <w:t>로 수익을 만드는 구조입니다. 청년의 정보 접근권을 막지 않으면서 지속 가능하게 하려는 선택이었습니다.</w:t>
-      </w:r>
-    </w:p>
-    <w:p>
-      <w:pPr>
-        <w:spacing w:before="160" w:after="40" w:lineRule="auto" w:line="384"/>
-        <w:jc w:val="center"/>
-      </w:pPr>
-      <w:r>
-        <w:drawing>
-          <wp:inline xmlns:a="http://schemas.openxmlformats.org/drawingml/2006/main" xmlns:pic="http://schemas.openxmlformats.org/drawingml/2006/picture">
-            <wp:extent cx="5580000" cy="3138750"/>
-            <wp:docPr id="21" name="Picture 21"/>
-            <wp:cNvGraphicFramePr>
-              <a:graphicFrameLocks noChangeAspect="1"/>
-            </wp:cNvGraphicFramePr>
-            <a:graphic>
-              <a:graphicData uri="http://schemas.openxmlformats.org/drawingml/2006/picture">
-                <pic:pic>
-                  <pic:nvPicPr>
-                    <pic:cNvPr id="0" name="p20.png"/>
-                    <pic:cNvPicPr/>
-                  </pic:nvPicPr>
-                  <pic:blipFill>
-                    <a:blip r:embed="rId29"/>
-                    <a:stretch>
-                      <a:fillRect/>
-                    </a:stretch>
-                  </pic:blipFill>
-                  <pic:spPr>
-                    <a:xfrm>
-                      <a:off x="0" y="0"/>
-                      <a:ext cx="5580000" cy="3138750"/>
-                    </a:xfrm>
-                    <a:prstGeom prst="rect"/>
-                  </pic:spPr>
-                </pic:pic>
-              </a:graphicData>
-            </a:graphic>
-          </wp:inline>
-        </w:drawing>
-      </w:r>
-    </w:p>
-    <w:p>
-      <w:pPr>
-        <w:spacing w:before="0" w:after="240" w:lineRule="auto" w:line="324"/>
-        <w:jc w:val="center"/>
-      </w:pPr>
-      <w:r>
-        <w:rPr>
-          <w:rFonts w:ascii="맑은 고딕" w:hAnsi="맑은 고딕" w:eastAsia="맑은 고딕" w:cs="맑은 고딕"/>
-          <w:b/>
-          <w:i w:val="0"/>
-          <w:color w:val="1F4E36"/>
-          <w:sz w:val="19"/>
-        </w:rPr>
-        <w:t xml:space="preserve">그림 21. </w:t>
-      </w:r>
-      <w:r>
-        <w:rPr>
-          <w:rFonts w:ascii="맑은 고딕" w:hAnsi="맑은 고딕" w:eastAsia="맑은 고딕" w:cs="맑은 고딕"/>
-          <w:b w:val="0"/>
-          <w:i w:val="0"/>
-          <w:color w:val="6E6E6E"/>
-          <w:sz w:val="19"/>
-        </w:rPr>
-        <w:t>사업화 전략입니다. 왼쪽은 시장 규모 산정, 오른쪽은 수익 모델 구조입니다. 개인은 무료, 지자체·기관은 라이선스로 가는 구조를 택했습니다.</w:t>
       </w:r>
     </w:p>
     <w:p>

--- a/blog/03_soop-starter/03_soop-starter.docx
+++ b/blog/03_soop-starter/03_soop-starter.docx
@@ -4,150 +4,16 @@
   <w:body>
     <w:p>
       <w:pPr>
-        <w:spacing w:before="0" w:after="80" w:lineRule="auto" w:line="384"/>
+        <w:spacing w:before="0" w:after="0" w:lineRule="auto" w:line="324"/>
+        <w:ind w:firstLine="0"/>
         <w:jc w:val="left"/>
       </w:pPr>
-      <w:r>
-        <w:rPr>
-          <w:rFonts w:ascii="맑은 고딕" w:hAnsi="맑은 고딕" w:eastAsia="맑은 고딕" w:cs="맑은 고딕"/>
-          <w:b/>
-          <w:i w:val="0"/>
-          <w:color w:val="1F4E36"/>
-          <w:sz w:val="36"/>
-        </w:rPr>
-        <w:t>"산에서 살고 싶은데 어디로 가야 하죠?"</w:t>
-      </w:r>
     </w:p>
     <w:p>
       <w:pPr>
-        <w:spacing w:before="360" w:after="120" w:lineRule="auto" w:line="384"/>
-        <w:pBdr>
-          <w:bottom w:val="single" w:sz="6" w:space="3" w:color="1F4E36"/>
-        </w:pBdr>
-      </w:pPr>
-      <w:r>
-        <w:rPr>
-          <w:rFonts w:ascii="맑은 고딕" w:hAnsi="맑은 고딕" w:eastAsia="맑은 고딕" w:cs="맑은 고딕"/>
-          <w:b/>
-          <w:i w:val="0"/>
-          <w:color w:val="1F4E36"/>
-          <w:sz w:val="28"/>
-        </w:rPr>
-        <w:t>자연어 한 문장으로 전국 466개 산촌을 분석하는 '숲 스타터' 개발기 (산림 공공데이터·AI 활용 창업경진대회 우수상)</w:t>
-      </w:r>
-    </w:p>
-    <w:p>
-      <w:pPr>
-        <w:spacing w:before="0" w:after="180" w:lineRule="auto" w:line="396"/>
-        <w:ind w:firstLine="170"/>
-        <w:jc w:val="both"/>
-      </w:pPr>
-      <w:r>
-        <w:rPr>
-          <w:rFonts w:ascii="맑은 고딕" w:hAnsi="맑은 고딕" w:eastAsia="맑은 고딕" w:cs="맑은 고딕"/>
-          <w:b w:val="0"/>
-          <w:i w:val="0"/>
-          <w:color w:val="262626"/>
-          <w:sz w:val="22"/>
-        </w:rPr>
-        <w:t xml:space="preserve">안녕하세요. 이번 글은 2026년 산림청 </w:t>
-      </w:r>
-      <w:r>
-        <w:rPr>
-          <w:rFonts w:ascii="맑은 고딕" w:hAnsi="맑은 고딕" w:eastAsia="맑은 고딕" w:cs="맑은 고딕"/>
-          <w:b/>
-          <w:i w:val="0"/>
-          <w:color w:val="262626"/>
-          <w:sz w:val="22"/>
-        </w:rPr>
-        <w:t>산림 공공데이터·AI 활용 창업경진대회</w:t>
-      </w:r>
-      <w:r>
-        <w:rPr>
-          <w:rFonts w:ascii="맑은 고딕" w:hAnsi="맑은 고딕" w:eastAsia="맑은 고딕" w:cs="맑은 고딕"/>
-          <w:b w:val="0"/>
-          <w:i w:val="0"/>
-          <w:color w:val="262626"/>
-          <w:sz w:val="22"/>
-        </w:rPr>
-        <w:t>에서 우수상(한국등산·트레킹지원센터 이사장상)을 받은 프로젝트 이야기입니다. 팀명은 '숲스타터'였고 저는 팀장을 맡았습니다.</w:t>
-      </w:r>
-    </w:p>
-    <w:p>
-      <w:pPr>
-        <w:spacing w:before="0" w:after="180" w:lineRule="auto" w:line="396"/>
-        <w:ind w:firstLine="170"/>
-        <w:jc w:val="both"/>
-      </w:pPr>
-      <w:r>
-        <w:rPr>
-          <w:rFonts w:ascii="맑은 고딕" w:hAnsi="맑은 고딕" w:eastAsia="맑은 고딕" w:cs="맑은 고딕"/>
-          <w:b w:val="0"/>
-          <w:i w:val="0"/>
-          <w:color w:val="262626"/>
-          <w:sz w:val="22"/>
-        </w:rPr>
-        <w:t xml:space="preserve">서비스 이름은 그대로 </w:t>
-      </w:r>
-      <w:r>
-        <w:rPr>
-          <w:rFonts w:ascii="맑은 고딕" w:hAnsi="맑은 고딕" w:eastAsia="맑은 고딕" w:cs="맑은 고딕"/>
-          <w:b/>
-          <w:i w:val="0"/>
-          <w:color w:val="262626"/>
-          <w:sz w:val="22"/>
-        </w:rPr>
-        <w:t>숲 스타터(Soop Starter)</w:t>
-      </w:r>
-      <w:r>
-        <w:rPr>
-          <w:rFonts w:ascii="맑은 고딕" w:hAnsi="맑은 고딕" w:eastAsia="맑은 고딕" w:cs="맑은 고딕"/>
-          <w:b w:val="0"/>
-          <w:i w:val="0"/>
-          <w:color w:val="262626"/>
-          <w:sz w:val="22"/>
-        </w:rPr>
-        <w:t>입니다. 하는 일은 이렇습니다.</w:t>
-      </w:r>
-    </w:p>
-    <w:p>
-      <w:pPr>
-        <w:spacing w:before="0" w:after="180" w:lineRule="auto" w:line="396"/>
-        <w:ind w:firstLine="170"/>
-        <w:jc w:val="both"/>
-      </w:pPr>
-      <w:r>
-        <w:rPr>
-          <w:rFonts w:ascii="맑은 고딕" w:hAnsi="맑은 고딕" w:eastAsia="맑은 고딕" w:cs="맑은 고딕"/>
-          <w:b/>
-          <w:i w:val="0"/>
-          <w:color w:val="262626"/>
-          <w:sz w:val="22"/>
-        </w:rPr>
-        <w:t>사용자가 자기 상황을 말하듯 한 문장으로 입력하면, AI가 결정변수를 추출해 여러 모듈을 병렬로 실행하고, 14초 안에 통합 결과를 제시합니다.</w:t>
-      </w:r>
-    </w:p>
-    <w:p>
-      <w:pPr>
-        <w:spacing w:before="0" w:after="180" w:lineRule="auto" w:line="396"/>
-        <w:ind w:firstLine="170"/>
-        <w:jc w:val="both"/>
-      </w:pPr>
-      <w:r>
-        <w:rPr>
-          <w:rFonts w:ascii="맑은 고딕" w:hAnsi="맑은 고딕" w:eastAsia="맑은 고딕" w:cs="맑은 고딕"/>
-          <w:b w:val="0"/>
-          <w:i w:val="0"/>
-          <w:color w:val="262626"/>
-          <w:sz w:val="22"/>
-        </w:rPr>
-        <w:t>예를 들어 이렇게 쓰면 됩니다.</w:t>
-      </w:r>
-    </w:p>
-    <w:p>
-      <w:pPr>
-        <w:spacing w:before="160" w:after="200" w:lineRule="auto" w:line="360"/>
-        <w:shd w:val="clear" w:fill="F4F7F4"/>
+        <w:spacing w:before="0" w:after="0" w:lineRule="auto" w:line="324"/>
+        <w:ind w:firstLine="0"/>
+        <w:jc w:val="left"/>
       </w:pPr>
       <w:r>
         <w:rPr>
@@ -157,81 +23,15 @@
           <w:color w:val="262626"/>
           <w:sz w:val="21"/>
         </w:rPr>
-        <w:t>"저는 35세 IT 직장인이고요, 자본 5천만 정도로 강원도에 가서 표고를 키우고 싶어요."</w:t>
+        <w:t># "산에서 살고 싶은데 어디로 가야 하죠?"</w:t>
       </w:r>
     </w:p>
     <w:p>
       <w:pPr>
-        <w:spacing w:before="0" w:after="180" w:lineRule="auto" w:line="396"/>
-        <w:ind w:firstLine="170"/>
-        <w:jc w:val="both"/>
-      </w:pPr>
-      <w:r>
-        <w:rPr>
-          <w:rFonts w:ascii="맑은 고딕" w:hAnsi="맑은 고딕" w:eastAsia="맑은 고딕" w:cs="맑은 고딕"/>
-          <w:b w:val="0"/>
-          <w:i w:val="0"/>
-          <w:color w:val="262626"/>
-          <w:sz w:val="22"/>
-        </w:rPr>
-        <w:t xml:space="preserve">배포된 서비스라서 직접 확인하실 수 있습니다. 이 글에는 </w:t>
-      </w:r>
-      <w:r>
-        <w:rPr>
-          <w:rFonts w:ascii="맑은 고딕" w:hAnsi="맑은 고딕" w:eastAsia="맑은 고딕" w:cs="맑은 고딕"/>
-          <w:b/>
-          <w:i w:val="0"/>
-          <w:color w:val="262626"/>
-          <w:sz w:val="22"/>
-        </w:rPr>
-        <w:t>실제 서비스 화면</w:t>
-      </w:r>
-      <w:r>
-        <w:rPr>
-          <w:rFonts w:ascii="맑은 고딕" w:hAnsi="맑은 고딕" w:eastAsia="맑은 고딕" w:cs="맑은 고딕"/>
-          <w:b w:val="0"/>
-          <w:i w:val="0"/>
-          <w:color w:val="262626"/>
-          <w:sz w:val="22"/>
-        </w:rPr>
-        <w:t xml:space="preserve">과 </w:t>
-      </w:r>
-      <w:r>
-        <w:rPr>
-          <w:rFonts w:ascii="맑은 고딕" w:hAnsi="맑은 고딕" w:eastAsia="맑은 고딕" w:cs="맑은 고딕"/>
-          <w:b/>
-          <w:i w:val="0"/>
-          <w:color w:val="262626"/>
-          <w:sz w:val="22"/>
-        </w:rPr>
-        <w:t>분석에서 나온 원본 그림들</w:t>
-      </w:r>
-      <w:r>
-        <w:rPr>
-          <w:rFonts w:ascii="맑은 고딕" w:hAnsi="맑은 고딕" w:eastAsia="맑은 고딕" w:cs="맑은 고딕"/>
-          <w:b w:val="0"/>
-          <w:i w:val="0"/>
-          <w:color w:val="262626"/>
-          <w:sz w:val="22"/>
-        </w:rPr>
-        <w:t>을 함께 넣었습니다.</w:t>
-      </w:r>
-    </w:p>
-    <w:p>
-      <w:pPr>
-        <w:spacing w:before="160" w:after="200" w:lineRule="auto" w:line="360"/>
-        <w:shd w:val="clear" w:fill="F4F7F4"/>
-      </w:pPr>
-      <w:r>
-        <w:rPr>
-          <w:rFonts w:ascii="맑은 고딕" w:hAnsi="맑은 고딕" w:eastAsia="맑은 고딕" w:cs="맑은 고딕"/>
-          <w:b/>
-          <w:i w:val="0"/>
-          <w:color w:val="262626"/>
-          <w:sz w:val="21"/>
-        </w:rPr>
-        <w:t>라이브 데모: https://soop-starter.streamlit.app</w:t>
-      </w:r>
+        <w:spacing w:before="0" w:after="0" w:lineRule="auto" w:line="324"/>
+        <w:ind w:firstLine="0"/>
+        <w:jc w:val="left"/>
+      </w:pPr>
       <w:r>
         <w:rPr>
           <w:rFonts w:ascii="맑은 고딕" w:hAnsi="맑은 고딕" w:eastAsia="맑은 고딕" w:cs="맑은 고딕"/>
@@ -240,18 +40,22 @@
           <w:color w:val="262626"/>
           <w:sz w:val="21"/>
         </w:rPr>
-        <w:t xml:space="preserve"> </w:t>
+        <w:t>## 자연어 한 문장으로 전국 466개 산촌을 분석하는 '숲 스타터' 개발기 (산림 공공데이터·AI 활용 창업경진대회 우수상)</w:t>
       </w:r>
-      <w:r>
-        <w:rPr>
-          <w:rFonts w:ascii="맑은 고딕" w:hAnsi="맑은 고딕" w:eastAsia="맑은 고딕" w:cs="맑은 고딕"/>
-          <w:b/>
-          <w:i w:val="0"/>
-          <w:color w:val="262626"/>
-          <w:sz w:val="21"/>
-        </w:rPr>
-        <w:t>코드 저장소: https://github.com/zxsa0716/soop-starter</w:t>
-      </w:r>
+    </w:p>
+    <w:p>
+      <w:pPr>
+        <w:spacing w:before="0" w:after="0" w:lineRule="auto" w:line="324"/>
+        <w:ind w:firstLine="0"/>
+        <w:jc w:val="left"/>
+      </w:pPr>
+    </w:p>
+    <w:p>
+      <w:pPr>
+        <w:spacing w:before="0" w:after="0" w:lineRule="auto" w:line="324"/>
+        <w:ind w:firstLine="0"/>
+        <w:jc w:val="left"/>
+      </w:pPr>
       <w:r>
         <w:rPr>
           <w:rFonts w:ascii="맑은 고딕" w:hAnsi="맑은 고딕" w:eastAsia="맑은 고딕" w:cs="맑은 고딕"/>
@@ -260,12 +64,180 @@
           <w:color w:val="262626"/>
           <w:sz w:val="21"/>
         </w:rPr>
-        <w:t xml:space="preserve"> (MIT License)</w:t>
+        <w:t>안녕하세요. 이번 글은 2026년 산림청 **산림 공공데이터·AI 활용 창업경진대회**에서 우수상(한국등산·트레킹지원센터 이사장상)을 받은 프로젝트 이야기입니다. 팀명은 '숲스타터'였고 저는 팀장을 맡았습니다.</w:t>
       </w:r>
     </w:p>
     <w:p>
       <w:pPr>
-        <w:spacing w:before="160" w:after="40" w:lineRule="auto" w:line="384"/>
+        <w:spacing w:before="0" w:after="0" w:lineRule="auto" w:line="324"/>
+        <w:ind w:firstLine="0"/>
+        <w:jc w:val="left"/>
+      </w:pPr>
+    </w:p>
+    <w:p>
+      <w:pPr>
+        <w:spacing w:before="0" w:after="0" w:lineRule="auto" w:line="324"/>
+        <w:ind w:firstLine="0"/>
+        <w:jc w:val="left"/>
+      </w:pPr>
+      <w:r>
+        <w:rPr>
+          <w:rFonts w:ascii="맑은 고딕" w:hAnsi="맑은 고딕" w:eastAsia="맑은 고딕" w:cs="맑은 고딕"/>
+          <w:b w:val="0"/>
+          <w:i w:val="0"/>
+          <w:color w:val="262626"/>
+          <w:sz w:val="21"/>
+        </w:rPr>
+        <w:t>서비스 이름은 그대로 **숲 스타터(Soop Starter)**입니다. 하는 일은 이렇습니다.</w:t>
+      </w:r>
+    </w:p>
+    <w:p>
+      <w:pPr>
+        <w:spacing w:before="0" w:after="0" w:lineRule="auto" w:line="324"/>
+        <w:ind w:firstLine="0"/>
+        <w:jc w:val="left"/>
+      </w:pPr>
+    </w:p>
+    <w:p>
+      <w:pPr>
+        <w:spacing w:before="0" w:after="0" w:lineRule="auto" w:line="324"/>
+        <w:ind w:firstLine="0"/>
+        <w:jc w:val="left"/>
+      </w:pPr>
+      <w:r>
+        <w:rPr>
+          <w:rFonts w:ascii="맑은 고딕" w:hAnsi="맑은 고딕" w:eastAsia="맑은 고딕" w:cs="맑은 고딕"/>
+          <w:b w:val="0"/>
+          <w:i w:val="0"/>
+          <w:color w:val="262626"/>
+          <w:sz w:val="21"/>
+        </w:rPr>
+        <w:t>**사용자가 자기 상황을 말하듯 한 문장으로 입력하면, AI가 결정변수를 추출해 여러 모듈을 병렬로 실행하고, 14초 안에 통합 결과를 제시합니다.**</w:t>
+      </w:r>
+    </w:p>
+    <w:p>
+      <w:pPr>
+        <w:spacing w:before="0" w:after="0" w:lineRule="auto" w:line="324"/>
+        <w:ind w:firstLine="0"/>
+        <w:jc w:val="left"/>
+      </w:pPr>
+    </w:p>
+    <w:p>
+      <w:pPr>
+        <w:spacing w:before="0" w:after="0" w:lineRule="auto" w:line="324"/>
+        <w:ind w:firstLine="0"/>
+        <w:jc w:val="left"/>
+      </w:pPr>
+      <w:r>
+        <w:rPr>
+          <w:rFonts w:ascii="맑은 고딕" w:hAnsi="맑은 고딕" w:eastAsia="맑은 고딕" w:cs="맑은 고딕"/>
+          <w:b w:val="0"/>
+          <w:i w:val="0"/>
+          <w:color w:val="262626"/>
+          <w:sz w:val="21"/>
+        </w:rPr>
+        <w:t>예를 들어 이렇게 쓰면 됩니다.</w:t>
+      </w:r>
+    </w:p>
+    <w:p>
+      <w:pPr>
+        <w:spacing w:before="0" w:after="0" w:lineRule="auto" w:line="324"/>
+        <w:ind w:firstLine="0"/>
+        <w:jc w:val="left"/>
+      </w:pPr>
+    </w:p>
+    <w:p>
+      <w:pPr>
+        <w:spacing w:before="0" w:after="0" w:lineRule="auto" w:line="324"/>
+        <w:ind w:firstLine="0"/>
+        <w:jc w:val="left"/>
+      </w:pPr>
+      <w:r>
+        <w:rPr>
+          <w:rFonts w:ascii="맑은 고딕" w:hAnsi="맑은 고딕" w:eastAsia="맑은 고딕" w:cs="맑은 고딕"/>
+          <w:b w:val="0"/>
+          <w:i w:val="0"/>
+          <w:color w:val="262626"/>
+          <w:sz w:val="21"/>
+        </w:rPr>
+        <w:t>&gt; "저는 35세 IT 직장인이고요, 자본 5천만 정도로 강원도에 가서 표고를 키우고 싶어요."</w:t>
+      </w:r>
+    </w:p>
+    <w:p>
+      <w:pPr>
+        <w:spacing w:before="0" w:after="0" w:lineRule="auto" w:line="324"/>
+        <w:ind w:firstLine="0"/>
+        <w:jc w:val="left"/>
+      </w:pPr>
+    </w:p>
+    <w:p>
+      <w:pPr>
+        <w:spacing w:before="0" w:after="0" w:lineRule="auto" w:line="324"/>
+        <w:ind w:firstLine="0"/>
+        <w:jc w:val="left"/>
+      </w:pPr>
+      <w:r>
+        <w:rPr>
+          <w:rFonts w:ascii="맑은 고딕" w:hAnsi="맑은 고딕" w:eastAsia="맑은 고딕" w:cs="맑은 고딕"/>
+          <w:b w:val="0"/>
+          <w:i w:val="0"/>
+          <w:color w:val="262626"/>
+          <w:sz w:val="21"/>
+        </w:rPr>
+        <w:t>배포된 서비스라서 직접 확인하실 수 있습니다. 이 글에는 **실제 서비스 화면**과 **분석에서 나온 원본 그림들**을 함께 넣었습니다.</w:t>
+      </w:r>
+    </w:p>
+    <w:p>
+      <w:pPr>
+        <w:spacing w:before="0" w:after="0" w:lineRule="auto" w:line="324"/>
+        <w:ind w:firstLine="0"/>
+        <w:jc w:val="left"/>
+      </w:pPr>
+    </w:p>
+    <w:p>
+      <w:pPr>
+        <w:spacing w:before="0" w:after="0" w:lineRule="auto" w:line="324"/>
+        <w:ind w:firstLine="0"/>
+        <w:jc w:val="left"/>
+      </w:pPr>
+      <w:r>
+        <w:rPr>
+          <w:rFonts w:ascii="맑은 고딕" w:hAnsi="맑은 고딕" w:eastAsia="맑은 고딕" w:cs="맑은 고딕"/>
+          <w:b w:val="0"/>
+          <w:i w:val="0"/>
+          <w:color w:val="262626"/>
+          <w:sz w:val="21"/>
+        </w:rPr>
+        <w:t>&gt; **라이브 데모: https://soop-starter.streamlit.app**</w:t>
+      </w:r>
+    </w:p>
+    <w:p>
+      <w:pPr>
+        <w:spacing w:before="0" w:after="0" w:lineRule="auto" w:line="324"/>
+        <w:ind w:firstLine="0"/>
+        <w:jc w:val="left"/>
+      </w:pPr>
+      <w:r>
+        <w:rPr>
+          <w:rFonts w:ascii="맑은 고딕" w:hAnsi="맑은 고딕" w:eastAsia="맑은 고딕" w:cs="맑은 고딕"/>
+          <w:b w:val="0"/>
+          <w:i w:val="0"/>
+          <w:color w:val="262626"/>
+          <w:sz w:val="21"/>
+        </w:rPr>
+        <w:t>&gt; **코드 저장소: https://github.com/zxsa0716/soop-starter** (MIT License)</w:t>
+      </w:r>
+    </w:p>
+    <w:p>
+      <w:pPr>
+        <w:spacing w:before="0" w:after="0" w:lineRule="auto" w:line="324"/>
+        <w:ind w:firstLine="0"/>
+        <w:jc w:val="left"/>
+      </w:pPr>
+    </w:p>
+    <w:p>
+      <w:pPr>
+        <w:spacing w:before="0" w:after="0" w:line="240" w:lineRule="auto"/>
         <w:jc w:val="center"/>
       </w:pPr>
       <w:r>
@@ -305,34 +277,16 @@
     </w:p>
     <w:p>
       <w:pPr>
-        <w:spacing w:before="0" w:after="240" w:lineRule="auto" w:line="324"/>
-        <w:jc w:val="center"/>
-      </w:pPr>
-      <w:r>
-        <w:rPr>
-          <w:rFonts w:ascii="맑은 고딕" w:hAnsi="맑은 고딕" w:eastAsia="맑은 고딕" w:cs="맑은 고딕"/>
-          <w:b/>
-          <w:i w:val="0"/>
-          <w:color w:val="1F4E36"/>
-          <w:sz w:val="19"/>
-        </w:rPr>
-        <w:t xml:space="preserve">그림 1. </w:t>
-      </w:r>
-      <w:r>
-        <w:rPr>
-          <w:rFonts w:ascii="맑은 고딕" w:hAnsi="맑은 고딕" w:eastAsia="맑은 고딕" w:cs="맑은 고딕"/>
-          <w:b w:val="0"/>
-          <w:i w:val="0"/>
-          <w:color w:val="6E6E6E"/>
-          <w:sz w:val="19"/>
-        </w:rPr>
-        <w:t>실제 배포된 숲 스타터의 첫 화면입니다. 왼쪽 사이드바에 자연어 대화(메인), 예시 사용자 비교, 산촌 지도, 임산물 수익성 비교, 시뮬레이션 조절판, 정부지원금 안내, AI 정책 질의응답, 학습 결과, 시스템 소개까지 아홉 개 기능이 배치되어 있습니다. 가운데 상단에는 "자연어 한 줄 입력 → 14초 안에 산촌 진입 8단계 의사결정"이라는 소개가 있고, 그 아래 예시를 고르거나 직접 쓸 수 있는 입력창과 '의사결정 분석 시작' 버튼이 있습니다. 왼쪽 아래 데이터 규모 카드에는 공식 산촌 466곳, 정부지원 32개, 정책문서 조각 수, 학습표본 수, 예측정확도가 표시됩니다.</w:t>
-      </w:r>
+        <w:spacing w:before="0" w:after="0" w:lineRule="auto" w:line="324"/>
+        <w:ind w:firstLine="0"/>
+        <w:jc w:val="left"/>
+      </w:pPr>
     </w:p>
     <w:p>
       <w:pPr>
-        <w:spacing w:before="160" w:after="200" w:lineRule="auto" w:line="360"/>
-        <w:shd w:val="clear" w:fill="F4F7F4"/>
+        <w:spacing w:before="0" w:after="0" w:lineRule="auto" w:line="324"/>
+        <w:ind w:firstLine="0"/>
+        <w:jc w:val="left"/>
       </w:pPr>
       <w:r>
         <w:rPr>
@@ -342,40 +296,21 @@
           <w:color w:val="262626"/>
           <w:sz w:val="21"/>
         </w:rPr>
-        <w:t>참고로 이 서비스는 Streamlit Cloud 무료 플랜에 올려 두었기 때문에, 한동안 접속이 없으면 잠자기 상태가 됩니다. 처음 들어가서 "Yes, get this app back up!" 버튼이 보이면 눌러 주시고 1~2분 기다리면 위 화면이 나옵니다.</w:t>
+        <w:t>*그림 1. 실제 배포된 숲 스타터의 첫 화면입니다. 왼쪽 사이드바에 자연어 대화(메인), 예시 사용자 비교, 산촌 지도, 임산물 수익성 비교, 시뮬레이션 조절판, 정부지원금 안내, AI 정책 질의응답, 학습 결과, 시스템 소개까지 아홉 개 기능이 배치되어 있습니다. 가운데 상단에는 "자연어 한 줄 입력 → 14초 안에 산촌 진입 8단계 의사결정"이라는 소개가 있고, 그 아래 예시를 고르거나 직접 쓸 수 있는 입력창과 '의사결정 분석 시작' 버튼이 있습니다. 왼쪽 아래 데이터 규모 카드에는 공식 산촌 466곳, 정부지원 32개, 정책문서 조각 수, 학습표본 수, 예측정확도가 표시됩니다.*</w:t>
       </w:r>
     </w:p>
     <w:p>
       <w:pPr>
-        <w:spacing w:before="120" w:after="120" w:lineRule="auto" w:line="384"/>
-        <w:pBdr>
-          <w:bottom w:val="single" w:sz="4" w:space="3" w:color="CCCCCC"/>
-        </w:pBdr>
+        <w:spacing w:before="0" w:after="0" w:lineRule="auto" w:line="324"/>
+        <w:ind w:firstLine="0"/>
+        <w:jc w:val="left"/>
       </w:pPr>
     </w:p>
     <w:p>
       <w:pPr>
-        <w:spacing w:before="360" w:after="120" w:lineRule="auto" w:line="384"/>
-        <w:pBdr>
-          <w:bottom w:val="single" w:sz="6" w:space="3" w:color="1F4E36"/>
-        </w:pBdr>
-      </w:pPr>
-      <w:r>
-        <w:rPr>
-          <w:rFonts w:ascii="맑은 고딕" w:hAnsi="맑은 고딕" w:eastAsia="맑은 고딕" w:cs="맑은 고딕"/>
-          <w:b/>
-          <w:i w:val="0"/>
-          <w:color w:val="1F4E36"/>
-          <w:sz w:val="28"/>
-        </w:rPr>
-        <w:t>1. 이 서비스를 만든 이유: 청년 앞에 다섯 개의 벽이 있었습니다</w:t>
-      </w:r>
-    </w:p>
-    <w:p>
-      <w:pPr>
-        <w:spacing w:before="0" w:after="180" w:lineRule="auto" w:line="396"/>
-        <w:ind w:firstLine="170"/>
-        <w:jc w:val="both"/>
+        <w:spacing w:before="0" w:after="0" w:lineRule="auto" w:line="324"/>
+        <w:ind w:firstLine="0"/>
+        <w:jc w:val="left"/>
       </w:pPr>
       <w:r>
         <w:rPr>
@@ -383,16 +318,23 @@
           <w:b w:val="0"/>
           <w:i w:val="0"/>
           <w:color w:val="262626"/>
-          <w:sz w:val="22"/>
+          <w:sz w:val="21"/>
         </w:rPr>
-        <w:t>요즘 귀촌 인구가 연 40만 명 시대라고 합니다. 산촌으로 가서 임업을 해보려는 청년도 늘고 있습니다. 그런데 막상 시작하려고 하면 벽이 겹겹입니다.</w:t>
+        <w:t>&gt; 참고로 이 서비스는 Streamlit Cloud 무료 플랜에 올려 두었기 때문에, 한동안 접속이 없으면 잠자기 상태가 됩니다. 처음 들어가서 "Yes, get this app back up!" 버튼이 보이면 눌러 주시고 1~2분 기다리면 위 화면이 나옵니다.</w:t>
       </w:r>
     </w:p>
     <w:p>
       <w:pPr>
-        <w:spacing w:before="0" w:after="180" w:lineRule="auto" w:line="396"/>
-        <w:ind w:firstLine="170"/>
-        <w:jc w:val="both"/>
+        <w:spacing w:before="0" w:after="0" w:lineRule="auto" w:line="324"/>
+        <w:ind w:firstLine="0"/>
+        <w:jc w:val="left"/>
+      </w:pPr>
+    </w:p>
+    <w:p>
+      <w:pPr>
+        <w:spacing w:before="0" w:after="0" w:lineRule="auto" w:line="324"/>
+        <w:ind w:firstLine="0"/>
+        <w:jc w:val="left"/>
       </w:pPr>
       <w:r>
         <w:rPr>
@@ -400,148 +342,160 @@
           <w:b w:val="0"/>
           <w:i w:val="0"/>
           <w:color w:val="262626"/>
-          <w:sz w:val="22"/>
+          <w:sz w:val="21"/>
         </w:rPr>
-        <w:t>먼저 산촌의 현실이 이렇습니다.</w:t>
+        <w:t>---</w:t>
       </w:r>
     </w:p>
     <w:p>
       <w:pPr>
-        <w:spacing w:before="0" w:after="80" w:lineRule="auto" w:line="360"/>
-        <w:ind w:left="340"/>
-      </w:pPr>
-      <w:r>
-        <w:rPr>
-          <w:rFonts w:ascii="맑은 고딕" w:hAnsi="맑은 고딕" w:eastAsia="맑은 고딕" w:cs="맑은 고딕"/>
-          <w:b/>
-          <w:i w:val="0"/>
-          <w:color w:val="1F4E36"/>
-          <w:sz w:val="22"/>
-        </w:rPr>
-        <w:t xml:space="preserve">· </w:t>
-      </w:r>
+        <w:spacing w:before="0" w:after="0" w:lineRule="auto" w:line="324"/>
+        <w:ind w:firstLine="0"/>
+        <w:jc w:val="left"/>
+      </w:pPr>
+    </w:p>
+    <w:p>
+      <w:pPr>
+        <w:spacing w:before="0" w:after="0" w:lineRule="auto" w:line="324"/>
+        <w:ind w:firstLine="0"/>
+        <w:jc w:val="left"/>
+      </w:pPr>
       <w:r>
         <w:rPr>
           <w:rFonts w:ascii="맑은 고딕" w:hAnsi="맑은 고딕" w:eastAsia="맑은 고딕" w:cs="맑은 고딕"/>
           <w:b w:val="0"/>
           <w:i w:val="0"/>
           <w:color w:val="262626"/>
-          <w:sz w:val="22"/>
+          <w:sz w:val="21"/>
         </w:rPr>
-        <w:t xml:space="preserve">산촌은 </w:t>
+        <w:t>## 1. 이 서비스를 만든 이유: 청년 앞에 다섯 개의 벽이 있었습니다</w:t>
       </w:r>
-      <w:r>
-        <w:rPr>
-          <w:rFonts w:ascii="맑은 고딕" w:hAnsi="맑은 고딕" w:eastAsia="맑은 고딕" w:cs="맑은 고딕"/>
-          <w:b/>
-          <w:i w:val="0"/>
-          <w:color w:val="262626"/>
-          <w:sz w:val="22"/>
-        </w:rPr>
-        <w:t>65세 이상 인구가 47.3%</w:t>
-      </w:r>
+    </w:p>
+    <w:p>
+      <w:pPr>
+        <w:spacing w:before="0" w:after="0" w:lineRule="auto" w:line="324"/>
+        <w:ind w:firstLine="0"/>
+        <w:jc w:val="left"/>
+      </w:pPr>
+    </w:p>
+    <w:p>
+      <w:pPr>
+        <w:spacing w:before="0" w:after="0" w:lineRule="auto" w:line="324"/>
+        <w:ind w:firstLine="0"/>
+        <w:jc w:val="left"/>
+      </w:pPr>
       <w:r>
         <w:rPr>
           <w:rFonts w:ascii="맑은 고딕" w:hAnsi="맑은 고딕" w:eastAsia="맑은 고딕" w:cs="맑은 고딕"/>
           <w:b w:val="0"/>
           <w:i w:val="0"/>
           <w:color w:val="262626"/>
-          <w:sz w:val="22"/>
+          <w:sz w:val="21"/>
         </w:rPr>
-        <w:t xml:space="preserve">로, 도시의 </w:t>
+        <w:t>요즘 귀촌 인구가 연 40만 명 시대라고 합니다. 산촌으로 가서 임업을 해보려는 청년도 늘고 있습니다. 그런데 막상 시작하려고 하면 벽이 겹겹입니다.</w:t>
       </w:r>
-      <w:r>
-        <w:rPr>
-          <w:rFonts w:ascii="맑은 고딕" w:hAnsi="맑은 고딕" w:eastAsia="맑은 고딕" w:cs="맑은 고딕"/>
-          <w:b/>
-          <w:i w:val="0"/>
-          <w:color w:val="262626"/>
-          <w:sz w:val="22"/>
-        </w:rPr>
-        <w:t>2.6배</w:t>
-      </w:r>
+    </w:p>
+    <w:p>
+      <w:pPr>
+        <w:spacing w:before="0" w:after="0" w:lineRule="auto" w:line="324"/>
+        <w:ind w:firstLine="0"/>
+        <w:jc w:val="left"/>
+      </w:pPr>
+    </w:p>
+    <w:p>
+      <w:pPr>
+        <w:spacing w:before="0" w:after="0" w:lineRule="auto" w:line="324"/>
+        <w:ind w:firstLine="0"/>
+        <w:jc w:val="left"/>
+      </w:pPr>
       <w:r>
         <w:rPr>
           <w:rFonts w:ascii="맑은 고딕" w:hAnsi="맑은 고딕" w:eastAsia="맑은 고딕" w:cs="맑은 고딕"/>
           <w:b w:val="0"/>
           <w:i w:val="0"/>
           <w:color w:val="262626"/>
-          <w:sz w:val="22"/>
+          <w:sz w:val="21"/>
         </w:rPr>
-        <w:t>입니다.</w:t>
+        <w:t>먼저 산촌의 현실이 이렇습니다.</w:t>
       </w:r>
     </w:p>
     <w:p>
       <w:pPr>
-        <w:spacing w:before="0" w:after="80" w:lineRule="auto" w:line="360"/>
-        <w:ind w:left="340"/>
-      </w:pPr>
-      <w:r>
-        <w:rPr>
-          <w:rFonts w:ascii="맑은 고딕" w:hAnsi="맑은 고딕" w:eastAsia="맑은 고딕" w:cs="맑은 고딕"/>
-          <w:b/>
-          <w:i w:val="0"/>
-          <w:color w:val="1F4E36"/>
-          <w:sz w:val="22"/>
-        </w:rPr>
-        <w:t xml:space="preserve">· </w:t>
-      </w:r>
+        <w:spacing w:before="0" w:after="0" w:lineRule="auto" w:line="324"/>
+        <w:ind w:firstLine="0"/>
+        <w:jc w:val="left"/>
+      </w:pPr>
+    </w:p>
+    <w:p>
+      <w:pPr>
+        <w:spacing w:before="0" w:after="0" w:lineRule="auto" w:line="324"/>
+        <w:ind w:firstLine="0"/>
+        <w:jc w:val="left"/>
+      </w:pPr>
       <w:r>
         <w:rPr>
           <w:rFonts w:ascii="맑은 고딕" w:hAnsi="맑은 고딕" w:eastAsia="맑은 고딕" w:cs="맑은 고딕"/>
           <w:b w:val="0"/>
           <w:i w:val="0"/>
           <w:color w:val="262626"/>
-          <w:sz w:val="22"/>
+          <w:sz w:val="21"/>
         </w:rPr>
-        <w:t xml:space="preserve">임가의 평균 부채는 소득의 </w:t>
+        <w:t>- 산촌은 **65세 이상 인구가 47.3%**로, 도시의 **2.6배**입니다.</w:t>
       </w:r>
-      <w:r>
-        <w:rPr>
-          <w:rFonts w:ascii="맑은 고딕" w:hAnsi="맑은 고딕" w:eastAsia="맑은 고딕" w:cs="맑은 고딕"/>
-          <w:b/>
-          <w:i w:val="0"/>
-          <w:color w:val="262626"/>
-          <w:sz w:val="22"/>
-        </w:rPr>
-        <w:t>4.2배</w:t>
-      </w:r>
+    </w:p>
+    <w:p>
+      <w:pPr>
+        <w:spacing w:before="0" w:after="0" w:lineRule="auto" w:line="324"/>
+        <w:ind w:firstLine="0"/>
+        <w:jc w:val="left"/>
+      </w:pPr>
       <w:r>
         <w:rPr>
           <w:rFonts w:ascii="맑은 고딕" w:hAnsi="맑은 고딕" w:eastAsia="맑은 고딕" w:cs="맑은 고딕"/>
           <w:b w:val="0"/>
           <w:i w:val="0"/>
           <w:color w:val="262626"/>
-          <w:sz w:val="22"/>
+          <w:sz w:val="21"/>
         </w:rPr>
-        <w:t xml:space="preserve">인 </w:t>
+        <w:t>- 임가의 평균 부채는 소득의 **4.2배**인 **2억 8,400만 원**에 달합니다.</w:t>
       </w:r>
-      <w:r>
-        <w:rPr>
-          <w:rFonts w:ascii="맑은 고딕" w:hAnsi="맑은 고딕" w:eastAsia="맑은 고딕" w:cs="맑은 고딕"/>
-          <w:b/>
-          <w:i w:val="0"/>
-          <w:color w:val="262626"/>
-          <w:sz w:val="22"/>
-        </w:rPr>
-        <w:t>2억 8,400만 원</w:t>
-      </w:r>
+    </w:p>
+    <w:p>
+      <w:pPr>
+        <w:spacing w:before="0" w:after="0" w:lineRule="auto" w:line="324"/>
+        <w:ind w:firstLine="0"/>
+        <w:jc w:val="left"/>
+      </w:pPr>
+    </w:p>
+    <w:p>
+      <w:pPr>
+        <w:spacing w:before="0" w:after="0" w:lineRule="auto" w:line="324"/>
+        <w:ind w:firstLine="0"/>
+        <w:jc w:val="left"/>
+      </w:pPr>
       <w:r>
         <w:rPr>
           <w:rFonts w:ascii="맑은 고딕" w:hAnsi="맑은 고딕" w:eastAsia="맑은 고딕" w:cs="맑은 고딕"/>
           <w:b w:val="0"/>
           <w:i w:val="0"/>
           <w:color w:val="262626"/>
-          <w:sz w:val="22"/>
+          <w:sz w:val="21"/>
         </w:rPr>
-        <w:t>에 달합니다.</w:t>
+        <w:t>이런 곳에 젊은 사람이 들어가려면 정보가 절실한데, 정보 환경이 이렇습니다.</w:t>
       </w:r>
     </w:p>
     <w:p>
       <w:pPr>
-        <w:spacing w:before="0" w:after="180" w:lineRule="auto" w:line="396"/>
-        <w:ind w:firstLine="170"/>
-        <w:jc w:val="both"/>
+        <w:spacing w:before="0" w:after="0" w:lineRule="auto" w:line="324"/>
+        <w:ind w:firstLine="0"/>
+        <w:jc w:val="left"/>
+      </w:pPr>
+    </w:p>
+    <w:p>
+      <w:pPr>
+        <w:spacing w:before="0" w:after="0" w:lineRule="auto" w:line="324"/>
+        <w:ind w:firstLine="0"/>
+        <w:jc w:val="left"/>
       </w:pPr>
       <w:r>
         <w:rPr>
@@ -549,149 +503,117 @@
           <w:b w:val="0"/>
           <w:i w:val="0"/>
           <w:color w:val="262626"/>
-          <w:sz w:val="22"/>
+          <w:sz w:val="21"/>
         </w:rPr>
-        <w:t>이런 곳에 젊은 사람이 들어가려면 정보가 절실한데, 정보 환경이 이렇습니다.</w:t>
+        <w:t>**첫째, 지원사업을 빠짐없이 확인하는 게 사실상 불가능합니다.** 5개 부처가 32개 보조사업을 각자 공고합니다.</w:t>
       </w:r>
     </w:p>
     <w:p>
       <w:pPr>
-        <w:spacing w:before="0" w:after="180" w:lineRule="auto" w:line="396"/>
-        <w:ind w:firstLine="170"/>
-        <w:jc w:val="both"/>
-      </w:pPr>
-      <w:r>
-        <w:rPr>
-          <w:rFonts w:ascii="맑은 고딕" w:hAnsi="맑은 고딕" w:eastAsia="맑은 고딕" w:cs="맑은 고딕"/>
-          <w:b/>
-          <w:i w:val="0"/>
-          <w:color w:val="262626"/>
-          <w:sz w:val="22"/>
-        </w:rPr>
-        <w:t>첫째, 지원사업을 빠짐없이 확인하는 게 사실상 불가능합니다.</w:t>
-      </w:r>
+        <w:spacing w:before="0" w:after="0" w:lineRule="auto" w:line="324"/>
+        <w:ind w:firstLine="0"/>
+        <w:jc w:val="left"/>
+      </w:pPr>
+    </w:p>
+    <w:p>
+      <w:pPr>
+        <w:spacing w:before="0" w:after="0" w:lineRule="auto" w:line="324"/>
+        <w:ind w:firstLine="0"/>
+        <w:jc w:val="left"/>
+      </w:pPr>
       <w:r>
         <w:rPr>
           <w:rFonts w:ascii="맑은 고딕" w:hAnsi="맑은 고딕" w:eastAsia="맑은 고딕" w:cs="맑은 고딕"/>
           <w:b w:val="0"/>
           <w:i w:val="0"/>
           <w:color w:val="262626"/>
-          <w:sz w:val="22"/>
+          <w:sz w:val="21"/>
         </w:rPr>
-        <w:t xml:space="preserve"> 5개 부처가 32개 보조사업을 각자 공고합니다.</w:t>
+        <w:t>**둘째, 어느 마을이 나에게 맞는지 비교할 수단이 없습니다.** 공식 산촌 466개의 정보는 행정 데이터로만 존재합니다.</w:t>
       </w:r>
     </w:p>
     <w:p>
       <w:pPr>
-        <w:spacing w:before="0" w:after="180" w:lineRule="auto" w:line="396"/>
-        <w:ind w:firstLine="170"/>
-        <w:jc w:val="both"/>
-      </w:pPr>
-      <w:r>
-        <w:rPr>
-          <w:rFonts w:ascii="맑은 고딕" w:hAnsi="맑은 고딕" w:eastAsia="맑은 고딕" w:cs="맑은 고딕"/>
-          <w:b/>
-          <w:i w:val="0"/>
-          <w:color w:val="262626"/>
-          <w:sz w:val="22"/>
-        </w:rPr>
-        <w:t>둘째, 어느 마을이 나에게 맞는지 비교할 수단이 없습니다.</w:t>
-      </w:r>
+        <w:spacing w:before="0" w:after="0" w:lineRule="auto" w:line="324"/>
+        <w:ind w:firstLine="0"/>
+        <w:jc w:val="left"/>
+      </w:pPr>
+    </w:p>
+    <w:p>
+      <w:pPr>
+        <w:spacing w:before="0" w:after="0" w:lineRule="auto" w:line="324"/>
+        <w:ind w:firstLine="0"/>
+        <w:jc w:val="left"/>
+      </w:pPr>
       <w:r>
         <w:rPr>
           <w:rFonts w:ascii="맑은 고딕" w:hAnsi="맑은 고딕" w:eastAsia="맑은 고딕" w:cs="맑은 고딕"/>
           <w:b w:val="0"/>
           <w:i w:val="0"/>
           <w:color w:val="262626"/>
-          <w:sz w:val="22"/>
+          <w:sz w:val="21"/>
         </w:rPr>
-        <w:t xml:space="preserve"> 공식 산촌 466개의 정보는 행정 데이터로만 존재합니다.</w:t>
+        <w:t>**셋째, 5년 뒤를 가늠할 도구가 없습니다.** 임가 소득은 해마다 60% 이상 오르내립니다.</w:t>
       </w:r>
     </w:p>
     <w:p>
       <w:pPr>
-        <w:spacing w:before="0" w:after="180" w:lineRule="auto" w:line="396"/>
-        <w:ind w:firstLine="170"/>
-        <w:jc w:val="both"/>
-      </w:pPr>
-      <w:r>
-        <w:rPr>
-          <w:rFonts w:ascii="맑은 고딕" w:hAnsi="맑은 고딕" w:eastAsia="맑은 고딕" w:cs="맑은 고딕"/>
-          <w:b/>
-          <w:i w:val="0"/>
-          <w:color w:val="262626"/>
-          <w:sz w:val="22"/>
-        </w:rPr>
-        <w:t>셋째, 5년 뒤를 가늠할 도구가 없습니다.</w:t>
-      </w:r>
+        <w:spacing w:before="0" w:after="0" w:lineRule="auto" w:line="324"/>
+        <w:ind w:firstLine="0"/>
+        <w:jc w:val="left"/>
+      </w:pPr>
+    </w:p>
+    <w:p>
+      <w:pPr>
+        <w:spacing w:before="0" w:after="0" w:lineRule="auto" w:line="324"/>
+        <w:ind w:firstLine="0"/>
+        <w:jc w:val="left"/>
+      </w:pPr>
       <w:r>
         <w:rPr>
           <w:rFonts w:ascii="맑은 고딕" w:hAnsi="맑은 고딕" w:eastAsia="맑은 고딕" w:cs="맑은 고딕"/>
           <w:b w:val="0"/>
           <w:i w:val="0"/>
           <w:color w:val="262626"/>
-          <w:sz w:val="22"/>
+          <w:sz w:val="21"/>
         </w:rPr>
-        <w:t xml:space="preserve"> 임가 소득은 해마다 60% 이상 오르내립니다.</w:t>
+        <w:t>**넷째, 정책 문서를 읽어낼 수가 없습니다.** 정책 가이드 13종, 약 7,992개 문장이 있는데 키워드 검색만 가능합니다.</w:t>
       </w:r>
     </w:p>
     <w:p>
       <w:pPr>
-        <w:spacing w:before="0" w:after="180" w:lineRule="auto" w:line="396"/>
-        <w:ind w:firstLine="170"/>
-        <w:jc w:val="both"/>
-      </w:pPr>
-      <w:r>
-        <w:rPr>
-          <w:rFonts w:ascii="맑은 고딕" w:hAnsi="맑은 고딕" w:eastAsia="맑은 고딕" w:cs="맑은 고딕"/>
-          <w:b/>
-          <w:i w:val="0"/>
-          <w:color w:val="262626"/>
-          <w:sz w:val="22"/>
-        </w:rPr>
-        <w:t>넷째, 정책 문서를 읽어낼 수가 없습니다.</w:t>
-      </w:r>
+        <w:spacing w:before="0" w:after="0" w:lineRule="auto" w:line="324"/>
+        <w:ind w:firstLine="0"/>
+        <w:jc w:val="left"/>
+      </w:pPr>
+    </w:p>
+    <w:p>
+      <w:pPr>
+        <w:spacing w:before="0" w:after="0" w:lineRule="auto" w:line="324"/>
+        <w:ind w:firstLine="0"/>
+        <w:jc w:val="left"/>
+      </w:pPr>
       <w:r>
         <w:rPr>
           <w:rFonts w:ascii="맑은 고딕" w:hAnsi="맑은 고딕" w:eastAsia="맑은 고딕" w:cs="맑은 고딕"/>
           <w:b w:val="0"/>
           <w:i w:val="0"/>
           <w:color w:val="262626"/>
-          <w:sz w:val="22"/>
+          <w:sz w:val="21"/>
         </w:rPr>
-        <w:t xml:space="preserve"> 정책 가이드 13종, 약 7,992개 문장이 있는데 키워드 검색만 가능합니다.</w:t>
+        <w:t>**다섯째, 사람 연결이 지인 소개에 의존합니다.** 연고 없는 청년에게 가장 높은 벽입니다.</w:t>
       </w:r>
     </w:p>
     <w:p>
       <w:pPr>
-        <w:spacing w:before="0" w:after="180" w:lineRule="auto" w:line="396"/>
-        <w:ind w:firstLine="170"/>
-        <w:jc w:val="both"/>
-      </w:pPr>
-      <w:r>
-        <w:rPr>
-          <w:rFonts w:ascii="맑은 고딕" w:hAnsi="맑은 고딕" w:eastAsia="맑은 고딕" w:cs="맑은 고딕"/>
-          <w:b/>
-          <w:i w:val="0"/>
-          <w:color w:val="262626"/>
-          <w:sz w:val="22"/>
-        </w:rPr>
-        <w:t>다섯째, 사람 연결이 지인 소개에 의존합니다.</w:t>
-      </w:r>
-      <w:r>
-        <w:rPr>
-          <w:rFonts w:ascii="맑은 고딕" w:hAnsi="맑은 고딕" w:eastAsia="맑은 고딕" w:cs="맑은 고딕"/>
-          <w:b w:val="0"/>
-          <w:i w:val="0"/>
-          <w:color w:val="262626"/>
-          <w:sz w:val="22"/>
-        </w:rPr>
-        <w:t xml:space="preserve"> 연고 없는 청년에게 가장 높은 벽입니다.</w:t>
-      </w:r>
+        <w:spacing w:before="0" w:after="0" w:lineRule="auto" w:line="324"/>
+        <w:ind w:firstLine="0"/>
+        <w:jc w:val="left"/>
+      </w:pPr>
     </w:p>
     <w:p>
       <w:pPr>
-        <w:spacing w:before="160" w:after="40" w:lineRule="auto" w:line="384"/>
+        <w:spacing w:before="0" w:after="0" w:line="240" w:lineRule="auto"/>
         <w:jc w:val="center"/>
       </w:pPr>
       <w:r>
@@ -731,50 +653,16 @@
     </w:p>
     <w:p>
       <w:pPr>
-        <w:spacing w:before="0" w:after="240" w:lineRule="auto" w:line="324"/>
-        <w:jc w:val="center"/>
-      </w:pPr>
-      <w:r>
-        <w:rPr>
-          <w:rFonts w:ascii="맑은 고딕" w:hAnsi="맑은 고딕" w:eastAsia="맑은 고딕" w:cs="맑은 고딕"/>
-          <w:b/>
-          <w:i w:val="0"/>
-          <w:color w:val="1F4E36"/>
-          <w:sz w:val="19"/>
-        </w:rPr>
-        <w:t xml:space="preserve">그림 2. </w:t>
-      </w:r>
-      <w:r>
-        <w:rPr>
-          <w:rFonts w:ascii="맑은 고딕" w:hAnsi="맑은 고딕" w:eastAsia="맑은 고딕" w:cs="맑은 고딕"/>
-          <w:b w:val="0"/>
-          <w:i w:val="0"/>
-          <w:color w:val="6E6E6E"/>
-          <w:sz w:val="19"/>
-        </w:rPr>
-        <w:t>배경과 문제 정의 슬라이드입니다. 산촌 고령화율 47.3%와 임가 부채 2억 8,400만 원 같은 수치와 함께, 청년이 넘어야 하는 다섯 가지 벽을 정리했습니다. 오른쪽 표는 각 벽이 왜 개인의 노력으로 해결되지 않는지를 보여줍니다.</w:t>
-      </w:r>
+        <w:spacing w:before="0" w:after="0" w:lineRule="auto" w:line="324"/>
+        <w:ind w:firstLine="0"/>
+        <w:jc w:val="left"/>
+      </w:pPr>
     </w:p>
     <w:p>
       <w:pPr>
-        <w:spacing w:before="240" w:after="80" w:lineRule="auto" w:line="384"/>
-      </w:pPr>
-      <w:r>
-        <w:rPr>
-          <w:rFonts w:ascii="맑은 고딕" w:hAnsi="맑은 고딕" w:eastAsia="맑은 고딕" w:cs="맑은 고딕"/>
-          <w:b/>
-          <w:i w:val="0"/>
-          <w:color w:val="1F4E36"/>
-          <w:sz w:val="25"/>
-        </w:rPr>
-        <w:t>왜 지금이어야 했나</w:t>
-      </w:r>
-    </w:p>
-    <w:p>
-      <w:pPr>
-        <w:spacing w:before="0" w:after="180" w:lineRule="auto" w:line="396"/>
-        <w:ind w:firstLine="170"/>
-        <w:jc w:val="both"/>
+        <w:spacing w:before="0" w:after="0" w:lineRule="auto" w:line="324"/>
+        <w:ind w:firstLine="0"/>
+        <w:jc w:val="left"/>
       </w:pPr>
       <w:r>
         <w:rPr>
@@ -782,36 +670,47 @@
           <w:b w:val="0"/>
           <w:i w:val="0"/>
           <w:color w:val="262626"/>
-          <w:sz w:val="22"/>
+          <w:sz w:val="21"/>
         </w:rPr>
-        <w:t xml:space="preserve">2026년이 특별한 해였습니다. </w:t>
+        <w:t>*그림 2. 배경과 문제 정의 슬라이드입니다. 산촌 고령화율 47.3%와 임가 부채 2억 8,400만 원 같은 수치와 함께, 청년이 넘어야 하는 다섯 가지 벽을 정리했습니다. 오른쪽 표는 각 벽이 왜 개인의 노력으로 해결되지 않는지를 보여줍니다.*</w:t>
       </w:r>
-      <w:r>
-        <w:rPr>
-          <w:rFonts w:ascii="맑은 고딕" w:hAnsi="맑은 고딕" w:eastAsia="맑은 고딕" w:cs="맑은 고딕"/>
-          <w:b/>
-          <w:i w:val="0"/>
-          <w:color w:val="262626"/>
-          <w:sz w:val="22"/>
-        </w:rPr>
-        <w:t>미래혁신센터(90억), 산촌체류형 쉼터(신설), 영양 스마트팜(105억, 18~40세)</w:t>
-      </w:r>
+    </w:p>
+    <w:p>
+      <w:pPr>
+        <w:spacing w:before="0" w:after="0" w:lineRule="auto" w:line="324"/>
+        <w:ind w:firstLine="0"/>
+        <w:jc w:val="left"/>
+      </w:pPr>
+    </w:p>
+    <w:p>
+      <w:pPr>
+        <w:spacing w:before="0" w:after="0" w:lineRule="auto" w:line="324"/>
+        <w:ind w:firstLine="0"/>
+        <w:jc w:val="left"/>
+      </w:pPr>
       <w:r>
         <w:rPr>
           <w:rFonts w:ascii="맑은 고딕" w:hAnsi="맑은 고딕" w:eastAsia="맑은 고딕" w:cs="맑은 고딕"/>
           <w:b w:val="0"/>
           <w:i w:val="0"/>
           <w:color w:val="262626"/>
-          <w:sz w:val="22"/>
+          <w:sz w:val="21"/>
         </w:rPr>
-        <w:t xml:space="preserve"> 등 신규 정책 3종이 동시에 시행되었습니다.</w:t>
+        <w:t>### 왜 지금이어야 했나</w:t>
       </w:r>
     </w:p>
     <w:p>
       <w:pPr>
-        <w:spacing w:before="0" w:after="180" w:lineRule="auto" w:line="396"/>
-        <w:ind w:firstLine="170"/>
-        <w:jc w:val="both"/>
+        <w:spacing w:before="0" w:after="0" w:lineRule="auto" w:line="324"/>
+        <w:ind w:firstLine="0"/>
+        <w:jc w:val="left"/>
+      </w:pPr>
+    </w:p>
+    <w:p>
+      <w:pPr>
+        <w:spacing w:before="0" w:after="0" w:lineRule="auto" w:line="324"/>
+        <w:ind w:firstLine="0"/>
+        <w:jc w:val="left"/>
       </w:pPr>
       <w:r>
         <w:rPr>
@@ -819,36 +718,47 @@
           <w:b w:val="0"/>
           <w:i w:val="0"/>
           <w:color w:val="262626"/>
-          <w:sz w:val="22"/>
+          <w:sz w:val="21"/>
         </w:rPr>
-        <w:t xml:space="preserve">새 정책일수록 정보 격차가 큽니다. 오래된 사업은 주변에 신청해 본 사람이 있어서 어깨너머로라도 알게 되지만, 올해 처음 생긴 사업은 그럴 통로가 없습니다. 결국 </w:t>
+        <w:t>2026년이 특별한 해였습니다. **미래혁신센터(90억), 산촌체류형 쉼터(신설), 영양 스마트팜(105억, 18~40세)** 등 신규 정책 3종이 동시에 시행되었습니다.</w:t>
       </w:r>
-      <w:r>
-        <w:rPr>
-          <w:rFonts w:ascii="맑은 고딕" w:hAnsi="맑은 고딕" w:eastAsia="맑은 고딕" w:cs="맑은 고딕"/>
-          <w:b/>
-          <w:i w:val="0"/>
-          <w:color w:val="262626"/>
-          <w:sz w:val="22"/>
-        </w:rPr>
-        <w:t>공고를 직접 찾아 읽는 사람만 신청하게</w:t>
-      </w:r>
+    </w:p>
+    <w:p>
+      <w:pPr>
+        <w:spacing w:before="0" w:after="0" w:lineRule="auto" w:line="324"/>
+        <w:ind w:firstLine="0"/>
+        <w:jc w:val="left"/>
+      </w:pPr>
+    </w:p>
+    <w:p>
+      <w:pPr>
+        <w:spacing w:before="0" w:after="0" w:lineRule="auto" w:line="324"/>
+        <w:ind w:firstLine="0"/>
+        <w:jc w:val="left"/>
+      </w:pPr>
       <w:r>
         <w:rPr>
           <w:rFonts w:ascii="맑은 고딕" w:hAnsi="맑은 고딕" w:eastAsia="맑은 고딕" w:cs="맑은 고딕"/>
           <w:b w:val="0"/>
           <w:i w:val="0"/>
           <w:color w:val="262626"/>
-          <w:sz w:val="22"/>
+          <w:sz w:val="21"/>
         </w:rPr>
-        <w:t xml:space="preserve"> 됩니다.</w:t>
+        <w:t>새 정책일수록 정보 격차가 큽니다. 오래된 사업은 주변에 신청해 본 사람이 있어서 어깨너머로라도 알게 되지만, 올해 처음 생긴 사업은 그럴 통로가 없습니다. 결국 **공고를 직접 찾아 읽는 사람만 신청하게** 됩니다.</w:t>
       </w:r>
     </w:p>
     <w:p>
       <w:pPr>
-        <w:spacing w:before="0" w:after="180" w:lineRule="auto" w:line="396"/>
-        <w:ind w:firstLine="170"/>
-        <w:jc w:val="both"/>
+        <w:spacing w:before="0" w:after="0" w:lineRule="auto" w:line="324"/>
+        <w:ind w:firstLine="0"/>
+        <w:jc w:val="left"/>
+      </w:pPr>
+    </w:p>
+    <w:p>
+      <w:pPr>
+        <w:spacing w:before="0" w:after="0" w:lineRule="auto" w:line="324"/>
+        <w:ind w:firstLine="0"/>
+        <w:jc w:val="left"/>
       </w:pPr>
       <w:r>
         <w:rPr>
@@ -856,16 +766,23 @@
           <w:b w:val="0"/>
           <w:i w:val="0"/>
           <w:color w:val="262626"/>
-          <w:sz w:val="22"/>
+          <w:sz w:val="21"/>
         </w:rPr>
         <w:t>문제는 그 공고가 읽기 쉽지 않다는 점입니다. 자격 요건이 "만 18세 이상 40세 이하로서 영농 경력 3년 미만인 자"처럼 여러 조건이 겹쳐 있고, 그 조건이 시행지침의 다른 쪽에 흩어져 있습니다. 세 개 사업을 동시에 검토하려면 지침 세 부를 나란히 펼쳐놓고 대조해야 합니다.</w:t>
       </w:r>
     </w:p>
     <w:p>
       <w:pPr>
-        <w:spacing w:before="0" w:after="180" w:lineRule="auto" w:line="396"/>
-        <w:ind w:firstLine="170"/>
-        <w:jc w:val="both"/>
+        <w:spacing w:before="0" w:after="0" w:lineRule="auto" w:line="324"/>
+        <w:ind w:firstLine="0"/>
+        <w:jc w:val="left"/>
+      </w:pPr>
+    </w:p>
+    <w:p>
+      <w:pPr>
+        <w:spacing w:before="0" w:after="0" w:lineRule="auto" w:line="324"/>
+        <w:ind w:firstLine="0"/>
+        <w:jc w:val="left"/>
       </w:pPr>
       <w:r>
         <w:rPr>
@@ -873,62 +790,47 @@
           <w:b w:val="0"/>
           <w:i w:val="0"/>
           <w:color w:val="262626"/>
-          <w:sz w:val="22"/>
+          <w:sz w:val="21"/>
         </w:rPr>
-        <w:t xml:space="preserve">그래서 </w:t>
+        <w:t>그래서 **자격을 자동으로 판별해 주는 기능의 가치가 가장 큰 시점**이라고 봤습니다. 내가 받을 수 있는 지원이 무엇인지 아는 것만으로도 초기 자본 계획이 완전히 달라지기 때문입니다.</w:t>
       </w:r>
-      <w:r>
-        <w:rPr>
-          <w:rFonts w:ascii="맑은 고딕" w:hAnsi="맑은 고딕" w:eastAsia="맑은 고딕" w:cs="맑은 고딕"/>
-          <w:b/>
-          <w:i w:val="0"/>
-          <w:color w:val="262626"/>
-          <w:sz w:val="22"/>
-        </w:rPr>
-        <w:t>자격을 자동으로 판별해 주는 기능의 가치가 가장 큰 시점</w:t>
-      </w:r>
+    </w:p>
+    <w:p>
+      <w:pPr>
+        <w:spacing w:before="0" w:after="0" w:lineRule="auto" w:line="324"/>
+        <w:ind w:firstLine="0"/>
+        <w:jc w:val="left"/>
+      </w:pPr>
+    </w:p>
+    <w:p>
+      <w:pPr>
+        <w:spacing w:before="0" w:after="0" w:lineRule="auto" w:line="324"/>
+        <w:ind w:firstLine="0"/>
+        <w:jc w:val="left"/>
+      </w:pPr>
       <w:r>
         <w:rPr>
           <w:rFonts w:ascii="맑은 고딕" w:hAnsi="맑은 고딕" w:eastAsia="맑은 고딕" w:cs="맑은 고딕"/>
           <w:b w:val="0"/>
           <w:i w:val="0"/>
           <w:color w:val="262626"/>
-          <w:sz w:val="22"/>
+          <w:sz w:val="21"/>
         </w:rPr>
-        <w:t>이라고 봤습니다. 내가 받을 수 있는 지원이 무엇인지 아는 것만으로도 초기 자본 계획이 완전히 달라지기 때문입니다.</w:t>
+        <w:t>---</w:t>
       </w:r>
     </w:p>
     <w:p>
       <w:pPr>
-        <w:spacing w:before="120" w:after="120" w:lineRule="auto" w:line="384"/>
-        <w:pBdr>
-          <w:bottom w:val="single" w:sz="4" w:space="3" w:color="CCCCCC"/>
-        </w:pBdr>
+        <w:spacing w:before="0" w:after="0" w:lineRule="auto" w:line="324"/>
+        <w:ind w:firstLine="0"/>
+        <w:jc w:val="left"/>
       </w:pPr>
     </w:p>
     <w:p>
       <w:pPr>
-        <w:spacing w:before="360" w:after="120" w:lineRule="auto" w:line="384"/>
-        <w:pBdr>
-          <w:bottom w:val="single" w:sz="6" w:space="3" w:color="1F4E36"/>
-        </w:pBdr>
-      </w:pPr>
-      <w:r>
-        <w:rPr>
-          <w:rFonts w:ascii="맑은 고딕" w:hAnsi="맑은 고딕" w:eastAsia="맑은 고딕" w:cs="맑은 고딕"/>
-          <w:b/>
-          <w:i w:val="0"/>
-          <w:color w:val="1F4E36"/>
-          <w:sz w:val="28"/>
-        </w:rPr>
-        <w:t>2. 핵심은 새 데이터가 아니라 '결합'이었습니다</w:t>
-      </w:r>
-    </w:p>
-    <w:p>
-      <w:pPr>
-        <w:spacing w:before="0" w:after="180" w:lineRule="auto" w:line="396"/>
-        <w:ind w:firstLine="170"/>
-        <w:jc w:val="both"/>
+        <w:spacing w:before="0" w:after="0" w:lineRule="auto" w:line="324"/>
+        <w:ind w:firstLine="0"/>
+        <w:jc w:val="left"/>
       </w:pPr>
       <w:r>
         <w:rPr>
@@ -936,16 +838,23 @@
           <w:b w:val="0"/>
           <w:i w:val="0"/>
           <w:color w:val="262626"/>
-          <w:sz w:val="22"/>
+          <w:sz w:val="21"/>
         </w:rPr>
-        <w:t>이 프로젝트에서 제가 가장 강조하고 싶은 부분입니다.</w:t>
+        <w:t>## 2. 핵심은 새 데이터가 아니라 '결합'이었습니다</w:t>
       </w:r>
     </w:p>
     <w:p>
       <w:pPr>
-        <w:spacing w:before="0" w:after="180" w:lineRule="auto" w:line="396"/>
-        <w:ind w:firstLine="170"/>
-        <w:jc w:val="both"/>
+        <w:spacing w:before="0" w:after="0" w:lineRule="auto" w:line="324"/>
+        <w:ind w:firstLine="0"/>
+        <w:jc w:val="left"/>
+      </w:pPr>
+    </w:p>
+    <w:p>
+      <w:pPr>
+        <w:spacing w:before="0" w:after="0" w:lineRule="auto" w:line="324"/>
+        <w:ind w:firstLine="0"/>
+        <w:jc w:val="left"/>
       </w:pPr>
       <w:r>
         <w:rPr>
@@ -953,91 +862,69 @@
           <w:b w:val="0"/>
           <w:i w:val="0"/>
           <w:color w:val="262626"/>
-          <w:sz w:val="22"/>
+          <w:sz w:val="21"/>
         </w:rPr>
-        <w:t xml:space="preserve">저희가 쓴 데이터는 </w:t>
+        <w:t>이 프로젝트에서 제가 가장 강조하고 싶은 부분입니다.</w:t>
       </w:r>
-      <w:r>
-        <w:rPr>
-          <w:rFonts w:ascii="맑은 고딕" w:hAnsi="맑은 고딕" w:eastAsia="맑은 고딕" w:cs="맑은 고딕"/>
-          <w:b/>
-          <w:i w:val="0"/>
-          <w:color w:val="262626"/>
-          <w:sz w:val="22"/>
-        </w:rPr>
-        <w:t>전부 이미 공개되어 있는 것</w:t>
-      </w:r>
+    </w:p>
+    <w:p>
+      <w:pPr>
+        <w:spacing w:before="0" w:after="0" w:lineRule="auto" w:line="324"/>
+        <w:ind w:firstLine="0"/>
+        <w:jc w:val="left"/>
+      </w:pPr>
+    </w:p>
+    <w:p>
+      <w:pPr>
+        <w:spacing w:before="0" w:after="0" w:lineRule="auto" w:line="324"/>
+        <w:ind w:firstLine="0"/>
+        <w:jc w:val="left"/>
+      </w:pPr>
       <w:r>
         <w:rPr>
           <w:rFonts w:ascii="맑은 고딕" w:hAnsi="맑은 고딕" w:eastAsia="맑은 고딕" w:cs="맑은 고딕"/>
           <w:b w:val="0"/>
           <w:i w:val="0"/>
           <w:color w:val="262626"/>
-          <w:sz w:val="22"/>
+          <w:sz w:val="21"/>
         </w:rPr>
-        <w:t xml:space="preserve">입니다. 비공개나 유료 데이터는 한 건도 쓰지 않았습니다. 산림청, 임업진흥원, 기상청, 국토교통부의 공공데이터 </w:t>
+        <w:t>저희가 쓴 데이터는 **전부 이미 공개되어 있는 것**입니다. 비공개나 유료 데이터는 한 건도 쓰지 않았습니다. 산림청, 임업진흥원, 기상청, 국토교통부의 공공데이터 **25종 이상**입니다.</w:t>
       </w:r>
-      <w:r>
-        <w:rPr>
-          <w:rFonts w:ascii="맑은 고딕" w:hAnsi="맑은 고딕" w:eastAsia="맑은 고딕" w:cs="맑은 고딕"/>
-          <w:b/>
-          <w:i w:val="0"/>
-          <w:color w:val="262626"/>
-          <w:sz w:val="22"/>
-        </w:rPr>
-        <w:t>25종 이상</w:t>
-      </w:r>
+    </w:p>
+    <w:p>
+      <w:pPr>
+        <w:spacing w:before="0" w:after="0" w:lineRule="auto" w:line="324"/>
+        <w:ind w:firstLine="0"/>
+        <w:jc w:val="left"/>
+      </w:pPr>
+    </w:p>
+    <w:p>
+      <w:pPr>
+        <w:spacing w:before="0" w:after="0" w:lineRule="auto" w:line="324"/>
+        <w:ind w:firstLine="0"/>
+        <w:jc w:val="left"/>
+      </w:pPr>
       <w:r>
         <w:rPr>
           <w:rFonts w:ascii="맑은 고딕" w:hAnsi="맑은 고딕" w:eastAsia="맑은 고딕" w:cs="맑은 고딕"/>
           <w:b w:val="0"/>
           <w:i w:val="0"/>
           <w:color w:val="262626"/>
-          <w:sz w:val="22"/>
+          <w:sz w:val="21"/>
         </w:rPr>
-        <w:t>입니다.</w:t>
+        <w:t>그런데 왜 아무도 이렇게 쓰지 못했을까요? **기관마다 좌표계가 다르고, 행정코드 체계가 다르고, 문서 형식이 다릅니다.** 개인이 이걸 결합해 쓰는 건 거의 불가능합니다.</w:t>
       </w:r>
     </w:p>
     <w:p>
       <w:pPr>
-        <w:spacing w:before="0" w:after="180" w:lineRule="auto" w:line="396"/>
-        <w:ind w:firstLine="170"/>
-        <w:jc w:val="both"/>
-      </w:pPr>
-      <w:r>
-        <w:rPr>
-          <w:rFonts w:ascii="맑은 고딕" w:hAnsi="맑은 고딕" w:eastAsia="맑은 고딕" w:cs="맑은 고딕"/>
-          <w:b w:val="0"/>
-          <w:i w:val="0"/>
-          <w:color w:val="262626"/>
-          <w:sz w:val="22"/>
-        </w:rPr>
-        <w:t xml:space="preserve">그런데 왜 아무도 이렇게 쓰지 못했을까요? </w:t>
-      </w:r>
-      <w:r>
-        <w:rPr>
-          <w:rFonts w:ascii="맑은 고딕" w:hAnsi="맑은 고딕" w:eastAsia="맑은 고딕" w:cs="맑은 고딕"/>
-          <w:b/>
-          <w:i w:val="0"/>
-          <w:color w:val="262626"/>
-          <w:sz w:val="22"/>
-        </w:rPr>
-        <w:t>기관마다 좌표계가 다르고, 행정코드 체계가 다르고, 문서 형식이 다릅니다.</w:t>
-      </w:r>
-      <w:r>
-        <w:rPr>
-          <w:rFonts w:ascii="맑은 고딕" w:hAnsi="맑은 고딕" w:eastAsia="맑은 고딕" w:cs="맑은 고딕"/>
-          <w:b w:val="0"/>
-          <w:i w:val="0"/>
-          <w:color w:val="262626"/>
-          <w:sz w:val="22"/>
-        </w:rPr>
-        <w:t xml:space="preserve"> 개인이 이걸 결합해 쓰는 건 거의 불가능합니다.</w:t>
-      </w:r>
+        <w:spacing w:before="0" w:after="0" w:lineRule="auto" w:line="324"/>
+        <w:ind w:firstLine="0"/>
+        <w:jc w:val="left"/>
+      </w:pPr>
     </w:p>
     <w:p>
       <w:pPr>
-        <w:spacing w:before="160" w:after="40" w:lineRule="auto" w:line="384"/>
+        <w:spacing w:before="0" w:after="0" w:line="240" w:lineRule="auto"/>
         <w:jc w:val="center"/>
       </w:pPr>
       <w:r>
@@ -1077,35 +964,16 @@
     </w:p>
     <w:p>
       <w:pPr>
-        <w:spacing w:before="0" w:after="240" w:lineRule="auto" w:line="324"/>
-        <w:jc w:val="center"/>
-      </w:pPr>
-      <w:r>
-        <w:rPr>
-          <w:rFonts w:ascii="맑은 고딕" w:hAnsi="맑은 고딕" w:eastAsia="맑은 고딕" w:cs="맑은 고딕"/>
-          <w:b/>
-          <w:i w:val="0"/>
-          <w:color w:val="1F4E36"/>
-          <w:sz w:val="19"/>
-        </w:rPr>
-        <w:t xml:space="preserve">그림 3. </w:t>
-      </w:r>
-      <w:r>
-        <w:rPr>
-          <w:rFonts w:ascii="맑은 고딕" w:hAnsi="맑은 고딕" w:eastAsia="맑은 고딕" w:cs="맑은 고딕"/>
-          <w:b w:val="0"/>
-          <w:i w:val="0"/>
-          <w:color w:val="6E6E6E"/>
-          <w:sz w:val="19"/>
-        </w:rPr>
-        <w:t>네 개 기관의 공공데이터가 사용자 가치로 흐르는 경로를 그린 활용 맵입니다. 산촌 정착 결정에는 땅(임상·토양·지형), 시간(소득 추세), 제도(보조사업·법령), 환경(기상·재난)의 네 축이 동시에 필요한데, 이 네 축을 모두 갖춘 공공데이터 조합은 산림 분야가 유일합니다.</w:t>
-      </w:r>
+        <w:spacing w:before="0" w:after="0" w:lineRule="auto" w:line="324"/>
+        <w:ind w:firstLine="0"/>
+        <w:jc w:val="left"/>
+      </w:pPr>
     </w:p>
     <w:p>
       <w:pPr>
-        <w:spacing w:before="0" w:after="180" w:lineRule="auto" w:line="396"/>
-        <w:ind w:firstLine="170"/>
-        <w:jc w:val="both"/>
+        <w:spacing w:before="0" w:after="0" w:lineRule="auto" w:line="324"/>
+        <w:ind w:firstLine="0"/>
+        <w:jc w:val="left"/>
       </w:pPr>
       <w:r>
         <w:rPr>
@@ -1113,54 +981,45 @@
           <w:b w:val="0"/>
           <w:i w:val="0"/>
           <w:color w:val="262626"/>
-          <w:sz w:val="22"/>
+          <w:sz w:val="21"/>
         </w:rPr>
-        <w:t xml:space="preserve">그리고 분석 대상을 정할 때 타협하지 않았습니다. 몇 개 시범 지역이 아니라 </w:t>
+        <w:t>*그림 3. 네 개 기관의 공공데이터가 사용자 가치로 흐르는 경로를 그린 활용 맵입니다. 산촌 정착 결정에는 땅(임상·토양·지형), 시간(소득 추세), 제도(보조사업·법령), 환경(기상·재난)의 네 축이 동시에 필요한데, 이 네 축을 모두 갖춘 공공데이터 조합은 산림 분야가 유일합니다.*</w:t>
       </w:r>
-      <w:r>
-        <w:rPr>
-          <w:rFonts w:ascii="맑은 고딕" w:hAnsi="맑은 고딕" w:eastAsia="맑은 고딕" w:cs="맑은 고딕"/>
-          <w:b/>
-          <w:i w:val="0"/>
-          <w:color w:val="262626"/>
-          <w:sz w:val="22"/>
-        </w:rPr>
-        <w:t>전국 466개 공식 산촌 전수</w:t>
-      </w:r>
+    </w:p>
+    <w:p>
+      <w:pPr>
+        <w:spacing w:before="0" w:after="0" w:lineRule="auto" w:line="324"/>
+        <w:ind w:firstLine="0"/>
+        <w:jc w:val="left"/>
+      </w:pPr>
+    </w:p>
+    <w:p>
+      <w:pPr>
+        <w:spacing w:before="0" w:after="0" w:lineRule="auto" w:line="324"/>
+        <w:ind w:firstLine="0"/>
+        <w:jc w:val="left"/>
+      </w:pPr>
       <w:r>
         <w:rPr>
           <w:rFonts w:ascii="맑은 고딕" w:hAnsi="맑은 고딕" w:eastAsia="맑은 고딕" w:cs="맑은 고딕"/>
           <w:b w:val="0"/>
           <w:i w:val="0"/>
           <w:color w:val="262626"/>
-          <w:sz w:val="22"/>
+          <w:sz w:val="21"/>
         </w:rPr>
-        <w:t xml:space="preserve">를 분석했습니다. 산촌기초조사 공식 명단과 기상청 격자 좌표를 법정동코드로 결합했고, 결합 성공률은 </w:t>
-      </w:r>
-      <w:r>
-        <w:rPr>
-          <w:rFonts w:ascii="맑은 고딕" w:hAnsi="맑은 고딕" w:eastAsia="맑은 고딕" w:cs="맑은 고딕"/>
-          <w:b/>
-          <w:i w:val="0"/>
-          <w:color w:val="262626"/>
-          <w:sz w:val="22"/>
-        </w:rPr>
-        <w:t>467곳 중 466곳(99.8%)</w:t>
-      </w:r>
-      <w:r>
-        <w:rPr>
-          <w:rFonts w:ascii="맑은 고딕" w:hAnsi="맑은 고딕" w:eastAsia="맑은 고딕" w:cs="맑은 고딕"/>
-          <w:b w:val="0"/>
-          <w:i w:val="0"/>
-          <w:color w:val="262626"/>
-          <w:sz w:val="22"/>
-        </w:rPr>
-        <w:t>이었습니다.</w:t>
+        <w:t>그리고 분석 대상을 정할 때 타협하지 않았습니다. 몇 개 시범 지역이 아니라 **전국 466개 공식 산촌 전수**를 분석했습니다. 산촌기초조사 공식 명단과 기상청 격자 좌표를 법정동코드로 결합했고, 결합 성공률은 **467곳 중 466곳(99.8%)**이었습니다.</w:t>
       </w:r>
     </w:p>
     <w:p>
       <w:pPr>
-        <w:spacing w:before="160" w:after="40" w:lineRule="auto" w:line="384"/>
+        <w:spacing w:before="0" w:after="0" w:lineRule="auto" w:line="324"/>
+        <w:ind w:firstLine="0"/>
+        <w:jc w:val="left"/>
+      </w:pPr>
+    </w:p>
+    <w:p>
+      <w:pPr>
+        <w:spacing w:before="0" w:after="0" w:line="240" w:lineRule="auto"/>
         <w:jc w:val="center"/>
       </w:pPr>
       <w:r>
@@ -1200,35 +1059,16 @@
     </w:p>
     <w:p>
       <w:pPr>
-        <w:spacing w:before="0" w:after="240" w:lineRule="auto" w:line="324"/>
-        <w:jc w:val="center"/>
-      </w:pPr>
-      <w:r>
-        <w:rPr>
-          <w:rFonts w:ascii="맑은 고딕" w:hAnsi="맑은 고딕" w:eastAsia="맑은 고딕" w:cs="맑은 고딕"/>
-          <w:b/>
-          <w:i w:val="0"/>
-          <w:color w:val="1F4E36"/>
-          <w:sz w:val="19"/>
-        </w:rPr>
-        <w:t xml:space="preserve">그림 4. </w:t>
-      </w:r>
-      <w:r>
-        <w:rPr>
-          <w:rFonts w:ascii="맑은 고딕" w:hAnsi="맑은 고딕" w:eastAsia="맑은 고딕" w:cs="맑은 고딕"/>
-          <w:b w:val="0"/>
-          <w:i w:val="0"/>
-          <w:color w:val="6E6E6E"/>
-          <w:sz w:val="19"/>
-        </w:rPr>
-        <w:t>전국 466개 산촌의 분포 지도입니다. 점 하나가 공식 산촌 읍면 한 곳인데, 강원·경북 내륙과 전남·경남 산간에 밀집해 있고 이는 임업 적합 권역과 일치합니다. 별표는 검증 거점 네 곳으로, 자본 3천만~1.2억 원, 표고버섯·산양삼·스마트팜처럼 전혀 다른 조건을 일부러 골랐습니다.</w:t>
-      </w:r>
+        <w:spacing w:before="0" w:after="0" w:lineRule="auto" w:line="324"/>
+        <w:ind w:firstLine="0"/>
+        <w:jc w:val="left"/>
+      </w:pPr>
     </w:p>
     <w:p>
       <w:pPr>
-        <w:spacing w:before="0" w:after="180" w:lineRule="auto" w:line="396"/>
-        <w:ind w:firstLine="170"/>
-        <w:jc w:val="both"/>
+        <w:spacing w:before="0" w:after="0" w:lineRule="auto" w:line="324"/>
+        <w:ind w:firstLine="0"/>
+        <w:jc w:val="left"/>
       </w:pPr>
       <w:r>
         <w:rPr>
@@ -1236,82 +1076,71 @@
           <w:b w:val="0"/>
           <w:i w:val="0"/>
           <w:color w:val="262626"/>
-          <w:sz w:val="22"/>
+          <w:sz w:val="21"/>
         </w:rPr>
-        <w:t xml:space="preserve">또 하나 중요하게 생각한 원칙은 </w:t>
+        <w:t>*그림 4. 전국 466개 산촌의 분포 지도입니다. 점 하나가 공식 산촌 읍면 한 곳인데, 강원·경북 내륙과 전남·경남 산간에 밀집해 있고 이는 임업 적합 권역과 일치합니다. 별표는 검증 거점 네 곳으로, 자본 3천만~1.2억 원, 표고버섯·산양삼·스마트팜처럼 전혀 다른 조건을 일부러 골랐습니다.*</w:t>
       </w:r>
-      <w:r>
-        <w:rPr>
-          <w:rFonts w:ascii="맑은 고딕" w:hAnsi="맑은 고딕" w:eastAsia="맑은 고딕" w:cs="맑은 고딕"/>
-          <w:b/>
-          <w:i w:val="0"/>
-          <w:color w:val="262626"/>
-          <w:sz w:val="22"/>
-        </w:rPr>
-        <w:t>누구나 다시 만들 수 있어야 한다</w:t>
-      </w:r>
+    </w:p>
+    <w:p>
+      <w:pPr>
+        <w:spacing w:before="0" w:after="0" w:lineRule="auto" w:line="324"/>
+        <w:ind w:firstLine="0"/>
+        <w:jc w:val="left"/>
+      </w:pPr>
+    </w:p>
+    <w:p>
+      <w:pPr>
+        <w:spacing w:before="0" w:after="0" w:lineRule="auto" w:line="324"/>
+        <w:ind w:firstLine="0"/>
+        <w:jc w:val="left"/>
+      </w:pPr>
       <w:r>
         <w:rPr>
           <w:rFonts w:ascii="맑은 고딕" w:hAnsi="맑은 고딕" w:eastAsia="맑은 고딕" w:cs="맑은 고딕"/>
           <w:b w:val="0"/>
           <w:i w:val="0"/>
           <w:color w:val="262626"/>
-          <w:sz w:val="22"/>
+          <w:sz w:val="21"/>
         </w:rPr>
-        <w:t xml:space="preserve">는 것입니다. 수집과 정제는 자동화 파이프라인으로 공개해서, 데이터가 갱신되어도 같은 절차로 다시 만들 수 있게 했습니다. 그리고 조회 속도를 위해 </w:t>
+        <w:t>또 하나 중요하게 생각한 원칙은 **누구나 다시 만들 수 있어야 한다**는 것입니다. 수집과 정제는 자동화 파이프라인으로 공개해서, 데이터가 갱신되어도 같은 절차로 다시 만들 수 있게 했습니다. 그리고 조회 속도를 위해 **466개 마을 × 10개 임산물 × 자본 × 면적 = 93,200개 시나리오를 미리 계산**해 두었습니다.</w:t>
       </w:r>
-      <w:r>
-        <w:rPr>
-          <w:rFonts w:ascii="맑은 고딕" w:hAnsi="맑은 고딕" w:eastAsia="맑은 고딕" w:cs="맑은 고딕"/>
-          <w:b/>
-          <w:i w:val="0"/>
-          <w:color w:val="262626"/>
-          <w:sz w:val="22"/>
-        </w:rPr>
-        <w:t>466개 마을 × 10개 임산물 × 자본 × 면적 = 93,200개 시나리오를 미리 계산</w:t>
-      </w:r>
+    </w:p>
+    <w:p>
+      <w:pPr>
+        <w:spacing w:before="0" w:after="0" w:lineRule="auto" w:line="324"/>
+        <w:ind w:firstLine="0"/>
+        <w:jc w:val="left"/>
+      </w:pPr>
+    </w:p>
+    <w:p>
+      <w:pPr>
+        <w:spacing w:before="0" w:after="0" w:lineRule="auto" w:line="324"/>
+        <w:ind w:firstLine="0"/>
+        <w:jc w:val="left"/>
+      </w:pPr>
       <w:r>
         <w:rPr>
           <w:rFonts w:ascii="맑은 고딕" w:hAnsi="맑은 고딕" w:eastAsia="맑은 고딕" w:cs="맑은 고딕"/>
           <w:b w:val="0"/>
           <w:i w:val="0"/>
           <w:color w:val="262626"/>
-          <w:sz w:val="22"/>
+          <w:sz w:val="21"/>
         </w:rPr>
-        <w:t>해 두었습니다.</w:t>
+        <w:t>---</w:t>
       </w:r>
     </w:p>
     <w:p>
       <w:pPr>
-        <w:spacing w:before="120" w:after="120" w:lineRule="auto" w:line="384"/>
-        <w:pBdr>
-          <w:bottom w:val="single" w:sz="4" w:space="3" w:color="CCCCCC"/>
-        </w:pBdr>
+        <w:spacing w:before="0" w:after="0" w:lineRule="auto" w:line="324"/>
+        <w:ind w:firstLine="0"/>
+        <w:jc w:val="left"/>
       </w:pPr>
     </w:p>
     <w:p>
       <w:pPr>
-        <w:spacing w:before="360" w:after="120" w:lineRule="auto" w:line="384"/>
-        <w:pBdr>
-          <w:bottom w:val="single" w:sz="6" w:space="3" w:color="1F4E36"/>
-        </w:pBdr>
-      </w:pPr>
-      <w:r>
-        <w:rPr>
-          <w:rFonts w:ascii="맑은 고딕" w:hAnsi="맑은 고딕" w:eastAsia="맑은 고딕" w:cs="맑은 고딕"/>
-          <w:b/>
-          <w:i w:val="0"/>
-          <w:color w:val="1F4E36"/>
-          <w:sz w:val="28"/>
-        </w:rPr>
-        <w:t>3. 임산물 적합도: 12,331개 표본으로 학습했습니다</w:t>
-      </w:r>
-    </w:p>
-    <w:p>
-      <w:pPr>
-        <w:spacing w:before="0" w:after="180" w:lineRule="auto" w:line="396"/>
-        <w:ind w:firstLine="170"/>
-        <w:jc w:val="both"/>
+        <w:spacing w:before="0" w:after="0" w:lineRule="auto" w:line="324"/>
+        <w:ind w:firstLine="0"/>
+        <w:jc w:val="left"/>
       </w:pPr>
       <w:r>
         <w:rPr>
@@ -1319,16 +1148,23 @@
           <w:b w:val="0"/>
           <w:i w:val="0"/>
           <w:color w:val="262626"/>
-          <w:sz w:val="22"/>
+          <w:sz w:val="21"/>
         </w:rPr>
-        <w:t>핵심 모듈 중 하나를 자세히 보겠습니다. "이 땅에서 표고버섯이 잘 될까?"에 답하는 부분입니다.</w:t>
+        <w:t>## 3. 임산물 적합도: 12,331개 표본으로 학습했습니다</w:t>
       </w:r>
     </w:p>
     <w:p>
       <w:pPr>
-        <w:spacing w:before="0" w:after="180" w:lineRule="auto" w:line="396"/>
-        <w:ind w:firstLine="170"/>
-        <w:jc w:val="both"/>
+        <w:spacing w:before="0" w:after="0" w:lineRule="auto" w:line="324"/>
+        <w:ind w:firstLine="0"/>
+        <w:jc w:val="left"/>
+      </w:pPr>
+    </w:p>
+    <w:p>
+      <w:pPr>
+        <w:spacing w:before="0" w:after="0" w:lineRule="auto" w:line="324"/>
+        <w:ind w:firstLine="0"/>
+        <w:jc w:val="left"/>
       </w:pPr>
       <w:r>
         <w:rPr>
@@ -1336,54 +1172,45 @@
           <w:b w:val="0"/>
           <w:i w:val="0"/>
           <w:color w:val="262626"/>
-          <w:sz w:val="22"/>
+          <w:sz w:val="21"/>
         </w:rPr>
-        <w:t xml:space="preserve">국가산림자원조사 7차 자료에서 </w:t>
+        <w:t>핵심 모듈 중 하나를 자세히 보겠습니다. "이 땅에서 표고버섯이 잘 될까?"에 답하는 부분입니다.</w:t>
       </w:r>
-      <w:r>
-        <w:rPr>
-          <w:rFonts w:ascii="맑은 고딕" w:hAnsi="맑은 고딕" w:eastAsia="맑은 고딕" w:cs="맑은 고딕"/>
-          <w:b/>
-          <w:i w:val="0"/>
-          <w:color w:val="262626"/>
-          <w:sz w:val="22"/>
-        </w:rPr>
-        <w:t>12,331개 산림표본점</w:t>
-      </w:r>
+    </w:p>
+    <w:p>
+      <w:pPr>
+        <w:spacing w:before="0" w:after="0" w:lineRule="auto" w:line="324"/>
+        <w:ind w:firstLine="0"/>
+        <w:jc w:val="left"/>
+      </w:pPr>
+    </w:p>
+    <w:p>
+      <w:pPr>
+        <w:spacing w:before="0" w:after="0" w:lineRule="auto" w:line="324"/>
+        <w:ind w:firstLine="0"/>
+        <w:jc w:val="left"/>
+      </w:pPr>
       <w:r>
         <w:rPr>
           <w:rFonts w:ascii="맑은 고딕" w:hAnsi="맑은 고딕" w:eastAsia="맑은 고딕" w:cs="맑은 고딕"/>
           <w:b w:val="0"/>
           <w:i w:val="0"/>
           <w:color w:val="262626"/>
-          <w:sz w:val="22"/>
+          <w:sz w:val="21"/>
         </w:rPr>
-        <w:t xml:space="preserve">을 확보해, 임산물 10종과 입지 조건(임상·토양·지형·기상)의 관계를 </w:t>
-      </w:r>
-      <w:r>
-        <w:rPr>
-          <w:rFonts w:ascii="맑은 고딕" w:hAnsi="맑은 고딕" w:eastAsia="맑은 고딕" w:cs="맑은 고딕"/>
-          <w:b/>
-          <w:i w:val="0"/>
-          <w:color w:val="262626"/>
-          <w:sz w:val="22"/>
-        </w:rPr>
-        <w:t>LightGBM</w:t>
-      </w:r>
-      <w:r>
-        <w:rPr>
-          <w:rFonts w:ascii="맑은 고딕" w:hAnsi="맑은 고딕" w:eastAsia="맑은 고딕" w:cs="맑은 고딕"/>
-          <w:b w:val="0"/>
-          <w:i w:val="0"/>
-          <w:color w:val="262626"/>
-          <w:sz w:val="22"/>
-        </w:rPr>
-        <w:t>으로 학습시켰습니다.</w:t>
+        <w:t>국가산림자원조사 7차 자료에서 **12,331개 산림표본점**을 확보해, 임산물 10종과 입지 조건(임상·토양·지형·기상)의 관계를 **LightGBM**으로 학습시켰습니다.</w:t>
       </w:r>
     </w:p>
     <w:p>
       <w:pPr>
-        <w:spacing w:before="160" w:after="40" w:lineRule="auto" w:line="384"/>
+        <w:spacing w:before="0" w:after="0" w:lineRule="auto" w:line="324"/>
+        <w:ind w:firstLine="0"/>
+        <w:jc w:val="left"/>
+      </w:pPr>
+    </w:p>
+    <w:p>
+      <w:pPr>
+        <w:spacing w:before="0" w:after="0" w:line="240" w:lineRule="auto"/>
         <w:jc w:val="center"/>
       </w:pPr>
       <w:r>
@@ -1423,35 +1250,16 @@
     </w:p>
     <w:p>
       <w:pPr>
-        <w:spacing w:before="0" w:after="240" w:lineRule="auto" w:line="324"/>
-        <w:jc w:val="center"/>
-      </w:pPr>
-      <w:r>
-        <w:rPr>
-          <w:rFonts w:ascii="맑은 고딕" w:hAnsi="맑은 고딕" w:eastAsia="맑은 고딕" w:cs="맑은 고딕"/>
-          <w:b/>
-          <w:i w:val="0"/>
-          <w:color w:val="1F4E36"/>
-          <w:sz w:val="19"/>
-        </w:rPr>
-        <w:t xml:space="preserve">그림 5. </w:t>
-      </w:r>
-      <w:r>
-        <w:rPr>
-          <w:rFonts w:ascii="맑은 고딕" w:hAnsi="맑은 고딕" w:eastAsia="맑은 고딕" w:cs="맑은 고딕"/>
-          <w:b w:val="0"/>
-          <w:i w:val="0"/>
-          <w:color w:val="6E6E6E"/>
-          <w:sz w:val="19"/>
-        </w:rPr>
-        <w:t>저장소에 공개한 원본 그림입니다. 임산물 10종의 예측 정확도를 5-fold 교차검증 R²(초록)과 테스트 R²(주황)로 나란히 비교했습니다. 평균 테스트 R²는 0.580이고, 종별로 보면 헛개나무 0.67, 두릅 0.66, 엄나무 0.63처럼 잘 맞는 종이 있고 표고 0.52, 곤드레 0.50처럼 상대적으로 어려운 종도 있습니다. 종별 성능을 숨기지 않고 전부 공개하는 것이 중요하다고 봤습니다. 교차검증과 테스트 값이 거의 같아 과적합도 없었습니다.</w:t>
-      </w:r>
+        <w:spacing w:before="0" w:after="0" w:lineRule="auto" w:line="324"/>
+        <w:ind w:firstLine="0"/>
+        <w:jc w:val="left"/>
+      </w:pPr>
     </w:p>
     <w:p>
       <w:pPr>
-        <w:spacing w:before="0" w:after="180" w:lineRule="auto" w:line="396"/>
-        <w:ind w:firstLine="170"/>
-        <w:jc w:val="both"/>
+        <w:spacing w:before="0" w:after="0" w:lineRule="auto" w:line="324"/>
+        <w:ind w:firstLine="0"/>
+        <w:jc w:val="left"/>
       </w:pPr>
       <w:r>
         <w:rPr>
@@ -1459,36 +1267,47 @@
           <w:b w:val="0"/>
           <w:i w:val="0"/>
           <w:color w:val="262626"/>
-          <w:sz w:val="22"/>
+          <w:sz w:val="21"/>
         </w:rPr>
-        <w:t xml:space="preserve">여기서 제가 신경 쓴 지점이 있습니다. </w:t>
+        <w:t>*그림 5. 저장소에 공개한 원본 그림입니다. 임산물 10종의 예측 정확도를 5-fold 교차검증 R²(초록)과 테스트 R²(주황)로 나란히 비교했습니다. 평균 테스트 R²는 0.580이고, 종별로 보면 헛개나무 0.67, 두릅 0.66, 엄나무 0.63처럼 잘 맞는 종이 있고 표고 0.52, 곤드레 0.50처럼 상대적으로 어려운 종도 있습니다. 종별 성능을 숨기지 않고 전부 공개하는 것이 중요하다고 봤습니다. 교차검증과 테스트 값이 거의 같아 과적합도 없었습니다.*</w:t>
       </w:r>
-      <w:r>
-        <w:rPr>
-          <w:rFonts w:ascii="맑은 고딕" w:hAnsi="맑은 고딕" w:eastAsia="맑은 고딕" w:cs="맑은 고딕"/>
-          <w:b/>
-          <w:i w:val="0"/>
-          <w:color w:val="262626"/>
-          <w:sz w:val="22"/>
-        </w:rPr>
-        <w:t>평균만 보여주지 않고 종별로 다 보여줬다</w:t>
-      </w:r>
+    </w:p>
+    <w:p>
+      <w:pPr>
+        <w:spacing w:before="0" w:after="0" w:lineRule="auto" w:line="324"/>
+        <w:ind w:firstLine="0"/>
+        <w:jc w:val="left"/>
+      </w:pPr>
+    </w:p>
+    <w:p>
+      <w:pPr>
+        <w:spacing w:before="0" w:after="0" w:lineRule="auto" w:line="324"/>
+        <w:ind w:firstLine="0"/>
+        <w:jc w:val="left"/>
+      </w:pPr>
       <w:r>
         <w:rPr>
           <w:rFonts w:ascii="맑은 고딕" w:hAnsi="맑은 고딕" w:eastAsia="맑은 고딕" w:cs="맑은 고딕"/>
           <w:b w:val="0"/>
           <w:i w:val="0"/>
           <w:color w:val="262626"/>
-          <w:sz w:val="22"/>
+          <w:sz w:val="21"/>
         </w:rPr>
-        <w:t>는 것입니다.</w:t>
+        <w:t>여기서 제가 신경 쓴 지점이 있습니다. **평균만 보여주지 않고 종별로 다 보여줬다**는 것입니다.</w:t>
       </w:r>
     </w:p>
     <w:p>
       <w:pPr>
-        <w:spacing w:before="0" w:after="180" w:lineRule="auto" w:line="396"/>
-        <w:ind w:firstLine="170"/>
-        <w:jc w:val="both"/>
+        <w:spacing w:before="0" w:after="0" w:lineRule="auto" w:line="324"/>
+        <w:ind w:firstLine="0"/>
+        <w:jc w:val="left"/>
+      </w:pPr>
+    </w:p>
+    <w:p>
+      <w:pPr>
+        <w:spacing w:before="0" w:after="0" w:lineRule="auto" w:line="324"/>
+        <w:ind w:firstLine="0"/>
+        <w:jc w:val="left"/>
       </w:pPr>
       <w:r>
         <w:rPr>
@@ -1496,16 +1315,23 @@
           <w:b w:val="0"/>
           <w:i w:val="0"/>
           <w:color w:val="262626"/>
-          <w:sz w:val="22"/>
+          <w:sz w:val="21"/>
         </w:rPr>
         <w:t>평균 R² 0.580만 적으면 모든 종이 비슷하게 맞는 것처럼 보입니다. 그런데 실제로는 표고(0.52)와 헛개나무(0.67)의 예측 신뢰도가 다릅니다. 사용자가 표고를 고민한다면 "이 예측은 상대적으로 덜 정확하다"는 걸 알아야 합니다.</w:t>
       </w:r>
     </w:p>
     <w:p>
       <w:pPr>
-        <w:spacing w:before="0" w:after="180" w:lineRule="auto" w:line="396"/>
-        <w:ind w:firstLine="170"/>
-        <w:jc w:val="both"/>
+        <w:spacing w:before="0" w:after="0" w:lineRule="auto" w:line="324"/>
+        <w:ind w:firstLine="0"/>
+        <w:jc w:val="left"/>
+      </w:pPr>
+    </w:p>
+    <w:p>
+      <w:pPr>
+        <w:spacing w:before="0" w:after="0" w:lineRule="auto" w:line="324"/>
+        <w:ind w:firstLine="0"/>
+        <w:jc w:val="left"/>
       </w:pPr>
       <w:r>
         <w:rPr>
@@ -1513,34 +1339,21 @@
           <w:b w:val="0"/>
           <w:i w:val="0"/>
           <w:color w:val="262626"/>
-          <w:sz w:val="22"/>
+          <w:sz w:val="21"/>
         </w:rPr>
-        <w:t xml:space="preserve">그리고 </w:t>
-      </w:r>
-      <w:r>
-        <w:rPr>
-          <w:rFonts w:ascii="맑은 고딕" w:hAnsi="맑은 고딕" w:eastAsia="맑은 고딕" w:cs="맑은 고딕"/>
-          <w:b/>
-          <w:i w:val="0"/>
-          <w:color w:val="262626"/>
-          <w:sz w:val="22"/>
-        </w:rPr>
-        <w:t>왜 그렇게 예측했는지</w:t>
-      </w:r>
-      <w:r>
-        <w:rPr>
-          <w:rFonts w:ascii="맑은 고딕" w:hAnsi="맑은 고딕" w:eastAsia="맑은 고딕" w:cs="맑은 고딕"/>
-          <w:b w:val="0"/>
-          <w:i w:val="0"/>
-          <w:color w:val="262626"/>
-          <w:sz w:val="22"/>
-        </w:rPr>
-        <w:t>도 설명할 수 있게 만들었습니다.</w:t>
+        <w:t>그리고 **왜 그렇게 예측했는지**도 설명할 수 있게 만들었습니다.</w:t>
       </w:r>
     </w:p>
     <w:p>
       <w:pPr>
-        <w:spacing w:before="160" w:after="40" w:lineRule="auto" w:line="384"/>
+        <w:spacing w:before="0" w:after="0" w:lineRule="auto" w:line="324"/>
+        <w:ind w:firstLine="0"/>
+        <w:jc w:val="left"/>
+      </w:pPr>
+    </w:p>
+    <w:p>
+      <w:pPr>
+        <w:spacing w:before="0" w:after="0" w:line="240" w:lineRule="auto"/>
         <w:jc w:val="center"/>
       </w:pPr>
       <w:r>
@@ -1580,61 +1393,16 @@
     </w:p>
     <w:p>
       <w:pPr>
-        <w:spacing w:before="0" w:after="240" w:lineRule="auto" w:line="324"/>
-        <w:jc w:val="center"/>
-      </w:pPr>
-      <w:r>
-        <w:rPr>
-          <w:rFonts w:ascii="맑은 고딕" w:hAnsi="맑은 고딕" w:eastAsia="맑은 고딕" w:cs="맑은 고딕"/>
-          <w:b/>
-          <w:i w:val="0"/>
-          <w:color w:val="1F4E36"/>
-          <w:sz w:val="19"/>
-        </w:rPr>
-        <w:t xml:space="preserve">그림 6. </w:t>
-      </w:r>
-      <w:r>
-        <w:rPr>
-          <w:rFonts w:ascii="맑은 고딕" w:hAnsi="맑은 고딕" w:eastAsia="맑은 고딕" w:cs="맑은 고딕"/>
-          <w:b w:val="0"/>
-          <w:i w:val="0"/>
-          <w:color w:val="6E6E6E"/>
-          <w:sz w:val="19"/>
-        </w:rPr>
-        <w:t>표고 적합도 모델의 SHAP 요약 그림입니다. 각 점이 하나의 표본점이고, 가로 위치가 그 변수의 기여도입니다. 어떤 입지 조건이 표고 적합도를 올리고 내리는지가 변수별로 정리되어 있어, 단순히 "적합도 72점"이 아니라 "왜 72점인지"를 설명할 수 있습니다.</w:t>
-      </w:r>
+        <w:spacing w:before="0" w:after="0" w:lineRule="auto" w:line="324"/>
+        <w:ind w:firstLine="0"/>
+        <w:jc w:val="left"/>
+      </w:pPr>
     </w:p>
     <w:p>
       <w:pPr>
-        <w:spacing w:before="120" w:after="120" w:lineRule="auto" w:line="384"/>
-        <w:pBdr>
-          <w:bottom w:val="single" w:sz="4" w:space="3" w:color="CCCCCC"/>
-        </w:pBdr>
-      </w:pPr>
-    </w:p>
-    <w:p>
-      <w:pPr>
-        <w:spacing w:before="360" w:after="120" w:lineRule="auto" w:line="384"/>
-        <w:pBdr>
-          <w:bottom w:val="single" w:sz="6" w:space="3" w:color="1F4E36"/>
-        </w:pBdr>
-      </w:pPr>
-      <w:r>
-        <w:rPr>
-          <w:rFonts w:ascii="맑은 고딕" w:hAnsi="맑은 고딕" w:eastAsia="맑은 고딕" w:cs="맑은 고딕"/>
-          <w:b/>
-          <w:i w:val="0"/>
-          <w:color w:val="1F4E36"/>
-          <w:sz w:val="28"/>
-        </w:rPr>
-        <w:t>4. 마을 추천: 지역을 그래프로 만들었습니다</w:t>
-      </w:r>
-    </w:p>
-    <w:p>
-      <w:pPr>
-        <w:spacing w:before="0" w:after="180" w:lineRule="auto" w:line="396"/>
-        <w:ind w:firstLine="170"/>
-        <w:jc w:val="both"/>
+        <w:spacing w:before="0" w:after="0" w:lineRule="auto" w:line="324"/>
+        <w:ind w:firstLine="0"/>
+        <w:jc w:val="left"/>
       </w:pPr>
       <w:r>
         <w:rPr>
@@ -1642,36 +1410,47 @@
           <w:b w:val="0"/>
           <w:i w:val="0"/>
           <w:color w:val="262626"/>
-          <w:sz w:val="22"/>
+          <w:sz w:val="21"/>
         </w:rPr>
-        <w:t xml:space="preserve">두 번째 모듈은 마을 추천입니다. 단순히 조건 필터링이 아니라, </w:t>
+        <w:t>*그림 6. 표고 적합도 모델의 SHAP 요약 그림입니다. 각 점이 하나의 표본점이고, 가로 위치가 그 변수의 기여도입니다. 어떤 입지 조건이 표고 적합도를 올리고 내리는지가 변수별로 정리되어 있어, 단순히 "적합도 72점"이 아니라 "왜 72점인지"를 설명할 수 있습니다.*</w:t>
       </w:r>
-      <w:r>
-        <w:rPr>
-          <w:rFonts w:ascii="맑은 고딕" w:hAnsi="맑은 고딕" w:eastAsia="맑은 고딕" w:cs="맑은 고딕"/>
-          <w:b/>
-          <w:i w:val="0"/>
-          <w:color w:val="262626"/>
-          <w:sz w:val="22"/>
-        </w:rPr>
-        <w:t>지역 간 유사성을 학습</w:t>
-      </w:r>
+    </w:p>
+    <w:p>
+      <w:pPr>
+        <w:spacing w:before="0" w:after="0" w:lineRule="auto" w:line="324"/>
+        <w:ind w:firstLine="0"/>
+        <w:jc w:val="left"/>
+      </w:pPr>
+    </w:p>
+    <w:p>
+      <w:pPr>
+        <w:spacing w:before="0" w:after="0" w:lineRule="auto" w:line="324"/>
+        <w:ind w:firstLine="0"/>
+        <w:jc w:val="left"/>
+      </w:pPr>
       <w:r>
         <w:rPr>
           <w:rFonts w:ascii="맑은 고딕" w:hAnsi="맑은 고딕" w:eastAsia="맑은 고딕" w:cs="맑은 고딕"/>
           <w:b w:val="0"/>
           <w:i w:val="0"/>
           <w:color w:val="262626"/>
-          <w:sz w:val="22"/>
+          <w:sz w:val="21"/>
         </w:rPr>
-        <w:t>해서 비슷한 조건의 성공 사례가 있는 지역을 함께 보는 방식입니다.</w:t>
+        <w:t>---</w:t>
       </w:r>
     </w:p>
     <w:p>
       <w:pPr>
-        <w:spacing w:before="0" w:after="180" w:lineRule="auto" w:line="396"/>
-        <w:ind w:firstLine="170"/>
-        <w:jc w:val="both"/>
+        <w:spacing w:before="0" w:after="0" w:lineRule="auto" w:line="324"/>
+        <w:ind w:firstLine="0"/>
+        <w:jc w:val="left"/>
+      </w:pPr>
+    </w:p>
+    <w:p>
+      <w:pPr>
+        <w:spacing w:before="0" w:after="0" w:lineRule="auto" w:line="324"/>
+        <w:ind w:firstLine="0"/>
+        <w:jc w:val="left"/>
       </w:pPr>
       <w:r>
         <w:rPr>
@@ -1679,36 +1458,47 @@
           <w:b w:val="0"/>
           <w:i w:val="0"/>
           <w:color w:val="262626"/>
-          <w:sz w:val="22"/>
+          <w:sz w:val="21"/>
         </w:rPr>
-        <w:t xml:space="preserve">왜 필터링만으로는 부족했을까요. 조건을 걸어 걸러내는 방식은 "표고 가능, 자본 5천만원 이하, 강원도"처럼 사용자가 이미 아는 조건만 반영합니다. 그런데 실제로 정착에 성공한 곳들은 사용자가 미리 생각하지 못한 공통점을 갖고 있을 수 있습니다. 가공시설과의 거리, 인접 시군의 판로, 비슷한 임상 구조 같은 것들이죠. 이런 걸 잡아내려면 </w:t>
+        <w:t>## 4. 마을 추천: 지역을 그래프로 만들었습니다</w:t>
       </w:r>
-      <w:r>
-        <w:rPr>
-          <w:rFonts w:ascii="맑은 고딕" w:hAnsi="맑은 고딕" w:eastAsia="맑은 고딕" w:cs="맑은 고딕"/>
-          <w:b/>
-          <w:i w:val="0"/>
-          <w:color w:val="262626"/>
-          <w:sz w:val="22"/>
-        </w:rPr>
-        <w:t>지역들 사이의 관계 자체를 학습</w:t>
-      </w:r>
+    </w:p>
+    <w:p>
+      <w:pPr>
+        <w:spacing w:before="0" w:after="0" w:lineRule="auto" w:line="324"/>
+        <w:ind w:firstLine="0"/>
+        <w:jc w:val="left"/>
+      </w:pPr>
+    </w:p>
+    <w:p>
+      <w:pPr>
+        <w:spacing w:before="0" w:after="0" w:lineRule="auto" w:line="324"/>
+        <w:ind w:firstLine="0"/>
+        <w:jc w:val="left"/>
+      </w:pPr>
       <w:r>
         <w:rPr>
           <w:rFonts w:ascii="맑은 고딕" w:hAnsi="맑은 고딕" w:eastAsia="맑은 고딕" w:cs="맑은 고딕"/>
           <w:b w:val="0"/>
           <w:i w:val="0"/>
           <w:color w:val="262626"/>
-          <w:sz w:val="22"/>
+          <w:sz w:val="21"/>
         </w:rPr>
-        <w:t>시켜야 했습니다.</w:t>
+        <w:t>두 번째 모듈은 마을 추천입니다. 단순히 조건 필터링이 아니라, **지역 간 유사성을 학습**해서 비슷한 조건의 성공 사례가 있는 지역을 함께 보는 방식입니다.</w:t>
       </w:r>
     </w:p>
     <w:p>
       <w:pPr>
-        <w:spacing w:before="0" w:after="180" w:lineRule="auto" w:line="396"/>
-        <w:ind w:firstLine="170"/>
-        <w:jc w:val="both"/>
+        <w:spacing w:before="0" w:after="0" w:lineRule="auto" w:line="324"/>
+        <w:ind w:firstLine="0"/>
+        <w:jc w:val="left"/>
+      </w:pPr>
+    </w:p>
+    <w:p>
+      <w:pPr>
+        <w:spacing w:before="0" w:after="0" w:lineRule="auto" w:line="324"/>
+        <w:ind w:firstLine="0"/>
+        <w:jc w:val="left"/>
       </w:pPr>
       <w:r>
         <w:rPr>
@@ -1716,36 +1506,47 @@
           <w:b w:val="0"/>
           <w:i w:val="0"/>
           <w:color w:val="262626"/>
-          <w:sz w:val="22"/>
+          <w:sz w:val="21"/>
         </w:rPr>
-        <w:t xml:space="preserve">그래서 466개 산촌을 점으로 놓고, 조건이 비슷하거나 지리적으로 인접한 곳끼리 선으로 이은 </w:t>
+        <w:t>왜 필터링만으로는 부족했을까요. 조건을 걸어 걸러내는 방식은 "표고 가능, 자본 5천만원 이하, 강원도"처럼 사용자가 이미 아는 조건만 반영합니다. 그런데 실제로 정착에 성공한 곳들은 사용자가 미리 생각하지 못한 공통점을 갖고 있을 수 있습니다. 가공시설과의 거리, 인접 시군의 판로, 비슷한 임상 구조 같은 것들이죠. 이런 걸 잡아내려면 **지역들 사이의 관계 자체를 학습**시켜야 했습니다.</w:t>
       </w:r>
-      <w:r>
-        <w:rPr>
-          <w:rFonts w:ascii="맑은 고딕" w:hAnsi="맑은 고딕" w:eastAsia="맑은 고딕" w:cs="맑은 고딕"/>
-          <w:b/>
-          <w:i w:val="0"/>
-          <w:color w:val="262626"/>
-          <w:sz w:val="22"/>
-        </w:rPr>
-        <w:t>그래프</w:t>
-      </w:r>
+    </w:p>
+    <w:p>
+      <w:pPr>
+        <w:spacing w:before="0" w:after="0" w:lineRule="auto" w:line="324"/>
+        <w:ind w:firstLine="0"/>
+        <w:jc w:val="left"/>
+      </w:pPr>
+    </w:p>
+    <w:p>
+      <w:pPr>
+        <w:spacing w:before="0" w:after="0" w:lineRule="auto" w:line="324"/>
+        <w:ind w:firstLine="0"/>
+        <w:jc w:val="left"/>
+      </w:pPr>
       <w:r>
         <w:rPr>
           <w:rFonts w:ascii="맑은 고딕" w:hAnsi="맑은 고딕" w:eastAsia="맑은 고딕" w:cs="맑은 고딕"/>
           <w:b w:val="0"/>
           <w:i w:val="0"/>
           <w:color w:val="262626"/>
-          <w:sz w:val="22"/>
+          <w:sz w:val="21"/>
         </w:rPr>
-        <w:t>를 만들었습니다. 그리고 그 그래프에서 각 지역을 숫자 벡터로 바꿨습니다. 벡터로 바꾸면 "이 지역과 가장 가까운 지역"을 거리 계산으로 바로 찾을 수 있기 때문입니다.</w:t>
+        <w:t>그래서 466개 산촌을 점으로 놓고, 조건이 비슷하거나 지리적으로 인접한 곳끼리 선으로 이은 **그래프**를 만들었습니다. 그리고 그 그래프에서 각 지역을 숫자 벡터로 바꿨습니다. 벡터로 바꾸면 "이 지역과 가장 가까운 지역"을 거리 계산으로 바로 찾을 수 있기 때문입니다.</w:t>
       </w:r>
     </w:p>
     <w:p>
       <w:pPr>
-        <w:spacing w:before="0" w:after="180" w:lineRule="auto" w:line="396"/>
-        <w:ind w:firstLine="170"/>
-        <w:jc w:val="both"/>
+        <w:spacing w:before="0" w:after="0" w:lineRule="auto" w:line="324"/>
+        <w:ind w:firstLine="0"/>
+        <w:jc w:val="left"/>
+      </w:pPr>
+    </w:p>
+    <w:p>
+      <w:pPr>
+        <w:spacing w:before="0" w:after="0" w:lineRule="auto" w:line="324"/>
+        <w:ind w:firstLine="0"/>
+        <w:jc w:val="left"/>
       </w:pPr>
       <w:r>
         <w:rPr>
@@ -1753,34 +1554,21 @@
           <w:b w:val="0"/>
           <w:i w:val="0"/>
           <w:color w:val="262626"/>
-          <w:sz w:val="22"/>
+          <w:sz w:val="21"/>
         </w:rPr>
-        <w:t xml:space="preserve">바꾸는 방법도 여러 가지를 비교했습니다. 단순히 지역의 속성만 쓰는 방법, 그래프의 연결 구조를 반영하는 스펙트럼 방법, 그리고 그래프 위를 실제로 걸어 다니며 이웃 관계를 학습하는 </w:t>
-      </w:r>
-      <w:r>
-        <w:rPr>
-          <w:rFonts w:ascii="맑은 고딕" w:hAnsi="맑은 고딕" w:eastAsia="맑은 고딕" w:cs="맑은 고딕"/>
-          <w:b/>
-          <w:i w:val="0"/>
-          <w:color w:val="262626"/>
-          <w:sz w:val="22"/>
-        </w:rPr>
-        <w:t>node2vec</w:t>
-      </w:r>
-      <w:r>
-        <w:rPr>
-          <w:rFonts w:ascii="맑은 고딕" w:hAnsi="맑은 고딕" w:eastAsia="맑은 고딕" w:cs="맑은 고딕"/>
-          <w:b w:val="0"/>
-          <w:i w:val="0"/>
-          <w:color w:val="262626"/>
-          <w:sz w:val="22"/>
-        </w:rPr>
-        <w:t>을 각각 시도했습니다. 결과적으로 node2vec이 가장 뚜렷한 군집을 만들었습니다.</w:t>
+        <w:t>바꾸는 방법도 여러 가지를 비교했습니다. 단순히 지역의 속성만 쓰는 방법, 그래프의 연결 구조를 반영하는 스펙트럼 방법, 그리고 그래프 위를 실제로 걸어 다니며 이웃 관계를 학습하는 **node2vec**을 각각 시도했습니다. 결과적으로 node2vec이 가장 뚜렷한 군집을 만들었습니다.</w:t>
       </w:r>
     </w:p>
     <w:p>
       <w:pPr>
-        <w:spacing w:before="160" w:after="40" w:lineRule="auto" w:line="384"/>
+        <w:spacing w:before="0" w:after="0" w:lineRule="auto" w:line="324"/>
+        <w:ind w:firstLine="0"/>
+        <w:jc w:val="left"/>
+      </w:pPr>
+    </w:p>
+    <w:p>
+      <w:pPr>
+        <w:spacing w:before="0" w:after="0" w:line="240" w:lineRule="auto"/>
         <w:jc w:val="center"/>
       </w:pPr>
       <w:r>
@@ -1820,35 +1608,16 @@
     </w:p>
     <w:p>
       <w:pPr>
-        <w:spacing w:before="0" w:after="240" w:lineRule="auto" w:line="324"/>
-        <w:jc w:val="center"/>
-      </w:pPr>
-      <w:r>
-        <w:rPr>
-          <w:rFonts w:ascii="맑은 고딕" w:hAnsi="맑은 고딕" w:eastAsia="맑은 고딕" w:cs="맑은 고딕"/>
-          <w:b/>
-          <w:i w:val="0"/>
-          <w:color w:val="1F4E36"/>
-          <w:sz w:val="19"/>
-        </w:rPr>
-        <w:t xml:space="preserve">그림 7. </w:t>
-      </w:r>
-      <w:r>
-        <w:rPr>
-          <w:rFonts w:ascii="맑은 고딕" w:hAnsi="맑은 고딕" w:eastAsia="맑은 고딕" w:cs="맑은 고딕"/>
-          <w:b w:val="0"/>
-          <w:i w:val="0"/>
-          <w:color w:val="6E6E6E"/>
-          <w:sz w:val="19"/>
-        </w:rPr>
-        <w:t>같은 지역들을 node2vec 방식으로 임베딩한 결과를 2차원으로 눌러 그린 그림입니다. 점 하나가 산촌 한 곳이고, 가까이 붙은 점들은 조건이 비슷한 지역입니다. 지역 간 연결 구조를 학습에 반영했더니 군집이 뚜렷하게 갈라졌습니다. 이 군집 안에서 성공 사례가 있는 지역을 함께 보여주는 것이 추천의 원리입니다.</w:t>
-      </w:r>
+        <w:spacing w:before="0" w:after="0" w:lineRule="auto" w:line="324"/>
+        <w:ind w:firstLine="0"/>
+        <w:jc w:val="left"/>
+      </w:pPr>
     </w:p>
     <w:p>
       <w:pPr>
-        <w:spacing w:before="0" w:after="180" w:lineRule="auto" w:line="396"/>
-        <w:ind w:firstLine="170"/>
-        <w:jc w:val="both"/>
+        <w:spacing w:before="0" w:after="0" w:lineRule="auto" w:line="324"/>
+        <w:ind w:firstLine="0"/>
+        <w:jc w:val="left"/>
       </w:pPr>
       <w:r>
         <w:rPr>
@@ -1856,14 +1625,45 @@
           <w:b w:val="0"/>
           <w:i w:val="0"/>
           <w:color w:val="262626"/>
-          <w:sz w:val="22"/>
+          <w:sz w:val="21"/>
+        </w:rPr>
+        <w:t>*그림 7. 같은 지역들을 node2vec 방식으로 임베딩한 결과를 2차원으로 눌러 그린 그림입니다. 점 하나가 산촌 한 곳이고, 가까이 붙은 점들은 조건이 비슷한 지역입니다. 지역 간 연결 구조를 학습에 반영했더니 군집이 뚜렷하게 갈라졌습니다. 이 군집 안에서 성공 사례가 있는 지역을 함께 보여주는 것이 추천의 원리입니다.*</w:t>
+      </w:r>
+    </w:p>
+    <w:p>
+      <w:pPr>
+        <w:spacing w:before="0" w:after="0" w:lineRule="auto" w:line="324"/>
+        <w:ind w:firstLine="0"/>
+        <w:jc w:val="left"/>
+      </w:pPr>
+    </w:p>
+    <w:p>
+      <w:pPr>
+        <w:spacing w:before="0" w:after="0" w:lineRule="auto" w:line="324"/>
+        <w:ind w:firstLine="0"/>
+        <w:jc w:val="left"/>
+      </w:pPr>
+      <w:r>
+        <w:rPr>
+          <w:rFonts w:ascii="맑은 고딕" w:hAnsi="맑은 고딕" w:eastAsia="맑은 고딕" w:cs="맑은 고딕"/>
+          <w:b w:val="0"/>
+          <w:i w:val="0"/>
+          <w:color w:val="262626"/>
+          <w:sz w:val="21"/>
         </w:rPr>
         <w:t>군집이 예쁘게 나오는 것만으로는 부족합니다. 그 추천이 실제로 맞는지 재야 합니다. 그래서 상위 k개를 제시했을 때 실제로 적합한 곳이 그 안에 포함되는 비율(Precision@k)로 평가했습니다.</w:t>
       </w:r>
     </w:p>
     <w:p>
       <w:pPr>
-        <w:spacing w:before="160" w:after="40" w:lineRule="auto" w:line="384"/>
+        <w:spacing w:before="0" w:after="0" w:lineRule="auto" w:line="324"/>
+        <w:ind w:firstLine="0"/>
+        <w:jc w:val="left"/>
+      </w:pPr>
+    </w:p>
+    <w:p>
+      <w:pPr>
+        <w:spacing w:before="0" w:after="0" w:line="240" w:lineRule="auto"/>
         <w:jc w:val="center"/>
       </w:pPr>
       <w:r>
@@ -1903,61 +1703,16 @@
     </w:p>
     <w:p>
       <w:pPr>
-        <w:spacing w:before="0" w:after="240" w:lineRule="auto" w:line="324"/>
-        <w:jc w:val="center"/>
-      </w:pPr>
-      <w:r>
-        <w:rPr>
-          <w:rFonts w:ascii="맑은 고딕" w:hAnsi="맑은 고딕" w:eastAsia="맑은 고딕" w:cs="맑은 고딕"/>
-          <w:b/>
-          <w:i w:val="0"/>
-          <w:color w:val="1F4E36"/>
-          <w:sz w:val="19"/>
-        </w:rPr>
-        <w:t xml:space="preserve">그림 8. </w:t>
-      </w:r>
-      <w:r>
-        <w:rPr>
-          <w:rFonts w:ascii="맑은 고딕" w:hAnsi="맑은 고딕" w:eastAsia="맑은 고딕" w:cs="맑은 고딕"/>
-          <w:b w:val="0"/>
-          <w:i w:val="0"/>
-          <w:color w:val="6E6E6E"/>
-          <w:sz w:val="19"/>
-        </w:rPr>
-        <w:t>추천 정확도를 k값에 따라 측정한 결과입니다. 상위 5개를 추천했을 때의 정확도가 0.857로, 사용자에게 후보 마을 5곳을 제시하는 현재 서비스 설계와 일치하는 지점에서 성능을 확인했습니다.</w:t>
-      </w:r>
+        <w:spacing w:before="0" w:after="0" w:lineRule="auto" w:line="324"/>
+        <w:ind w:firstLine="0"/>
+        <w:jc w:val="left"/>
+      </w:pPr>
     </w:p>
     <w:p>
       <w:pPr>
-        <w:spacing w:before="120" w:after="120" w:lineRule="auto" w:line="384"/>
-        <w:pBdr>
-          <w:bottom w:val="single" w:sz="4" w:space="3" w:color="CCCCCC"/>
-        </w:pBdr>
-      </w:pPr>
-    </w:p>
-    <w:p>
-      <w:pPr>
-        <w:spacing w:before="360" w:after="120" w:lineRule="auto" w:line="384"/>
-        <w:pBdr>
-          <w:bottom w:val="single" w:sz="6" w:space="3" w:color="1F4E36"/>
-        </w:pBdr>
-      </w:pPr>
-      <w:r>
-        <w:rPr>
-          <w:rFonts w:ascii="맑은 고딕" w:hAnsi="맑은 고딕" w:eastAsia="맑은 고딕" w:cs="맑은 고딕"/>
-          <w:b/>
-          <w:i w:val="0"/>
-          <w:color w:val="1F4E36"/>
-          <w:sz w:val="28"/>
-        </w:rPr>
-        <w:t>5. 소득 예측: 하나의 숫자로 말하지 않았습니다</w:t>
-      </w:r>
-    </w:p>
-    <w:p>
-      <w:pPr>
-        <w:spacing w:before="0" w:after="180" w:lineRule="auto" w:line="396"/>
-        <w:ind w:firstLine="170"/>
-        <w:jc w:val="both"/>
+        <w:spacing w:before="0" w:after="0" w:lineRule="auto" w:line="324"/>
+        <w:ind w:firstLine="0"/>
+        <w:jc w:val="left"/>
       </w:pPr>
       <w:r>
         <w:rPr>
@@ -1965,16 +1720,23 @@
           <w:b w:val="0"/>
           <w:i w:val="0"/>
           <w:color w:val="262626"/>
-          <w:sz w:val="22"/>
+          <w:sz w:val="21"/>
         </w:rPr>
-        <w:t>세 번째 모듈이 가장 조심스럽게 다룬 부분입니다. 소득 예측이니까요.</w:t>
+        <w:t>*그림 8. 추천 정확도를 k값에 따라 측정한 결과입니다. 상위 5개를 추천했을 때의 정확도가 0.857로, 사용자에게 후보 마을 5곳을 제시하는 현재 서비스 설계와 일치하는 지점에서 성능을 확인했습니다.*</w:t>
       </w:r>
     </w:p>
     <w:p>
       <w:pPr>
-        <w:spacing w:before="0" w:after="180" w:lineRule="auto" w:line="396"/>
-        <w:ind w:firstLine="170"/>
-        <w:jc w:val="both"/>
+        <w:spacing w:before="0" w:after="0" w:lineRule="auto" w:line="324"/>
+        <w:ind w:firstLine="0"/>
+        <w:jc w:val="left"/>
+      </w:pPr>
+    </w:p>
+    <w:p>
+      <w:pPr>
+        <w:spacing w:before="0" w:after="0" w:lineRule="auto" w:line="324"/>
+        <w:ind w:firstLine="0"/>
+        <w:jc w:val="left"/>
       </w:pPr>
       <w:r>
         <w:rPr>
@@ -1982,16 +1744,23 @@
           <w:b w:val="0"/>
           <w:i w:val="0"/>
           <w:color w:val="262626"/>
-          <w:sz w:val="22"/>
+          <w:sz w:val="21"/>
         </w:rPr>
-        <w:t>임가 소득은 변동이 매우 큽니다. 그래서 "5년 뒤 연 3천만원"처럼 하나의 숫자로 말하면 사용자를 오히려 위험하게 만듭니다. 그 숫자를 믿고 인생을 결정할 수도 있기 때문입니다.</w:t>
+        <w:t>---</w:t>
       </w:r>
     </w:p>
     <w:p>
       <w:pPr>
-        <w:spacing w:before="0" w:after="180" w:lineRule="auto" w:line="396"/>
-        <w:ind w:firstLine="170"/>
-        <w:jc w:val="both"/>
+        <w:spacing w:before="0" w:after="0" w:lineRule="auto" w:line="324"/>
+        <w:ind w:firstLine="0"/>
+        <w:jc w:val="left"/>
+      </w:pPr>
+    </w:p>
+    <w:p>
+      <w:pPr>
+        <w:spacing w:before="0" w:after="0" w:lineRule="auto" w:line="324"/>
+        <w:ind w:firstLine="0"/>
+        <w:jc w:val="left"/>
       </w:pPr>
       <w:r>
         <w:rPr>
@@ -1999,34 +1768,93 @@
           <w:b w:val="0"/>
           <w:i w:val="0"/>
           <w:color w:val="262626"/>
-          <w:sz w:val="22"/>
+          <w:sz w:val="21"/>
         </w:rPr>
-        <w:t xml:space="preserve">그래서 </w:t>
+        <w:t>## 5. 소득 예측: 하나의 숫자로 말하지 않았습니다</w:t>
       </w:r>
-      <w:r>
-        <w:rPr>
-          <w:rFonts w:ascii="맑은 고딕" w:hAnsi="맑은 고딕" w:eastAsia="맑은 고딕" w:cs="맑은 고딕"/>
-          <w:b/>
-          <w:i w:val="0"/>
-          <w:color w:val="262626"/>
-          <w:sz w:val="22"/>
-        </w:rPr>
-        <w:t>부트스트랩 몬테카를로 시뮬레이션을 1,000회 돌려 구간으로 제시</w:t>
-      </w:r>
+    </w:p>
+    <w:p>
+      <w:pPr>
+        <w:spacing w:before="0" w:after="0" w:lineRule="auto" w:line="324"/>
+        <w:ind w:firstLine="0"/>
+        <w:jc w:val="left"/>
+      </w:pPr>
+    </w:p>
+    <w:p>
+      <w:pPr>
+        <w:spacing w:before="0" w:after="0" w:lineRule="auto" w:line="324"/>
+        <w:ind w:firstLine="0"/>
+        <w:jc w:val="left"/>
+      </w:pPr>
       <w:r>
         <w:rPr>
           <w:rFonts w:ascii="맑은 고딕" w:hAnsi="맑은 고딕" w:eastAsia="맑은 고딕" w:cs="맑은 고딕"/>
           <w:b w:val="0"/>
           <w:i w:val="0"/>
           <w:color w:val="262626"/>
-          <w:sz w:val="22"/>
+          <w:sz w:val="21"/>
         </w:rPr>
-        <w:t>했습니다.</w:t>
+        <w:t>세 번째 모듈이 가장 조심스럽게 다룬 부분입니다. 소득 예측이니까요.</w:t>
       </w:r>
     </w:p>
     <w:p>
       <w:pPr>
-        <w:spacing w:before="160" w:after="40" w:lineRule="auto" w:line="384"/>
+        <w:spacing w:before="0" w:after="0" w:lineRule="auto" w:line="324"/>
+        <w:ind w:firstLine="0"/>
+        <w:jc w:val="left"/>
+      </w:pPr>
+    </w:p>
+    <w:p>
+      <w:pPr>
+        <w:spacing w:before="0" w:after="0" w:lineRule="auto" w:line="324"/>
+        <w:ind w:firstLine="0"/>
+        <w:jc w:val="left"/>
+      </w:pPr>
+      <w:r>
+        <w:rPr>
+          <w:rFonts w:ascii="맑은 고딕" w:hAnsi="맑은 고딕" w:eastAsia="맑은 고딕" w:cs="맑은 고딕"/>
+          <w:b w:val="0"/>
+          <w:i w:val="0"/>
+          <w:color w:val="262626"/>
+          <w:sz w:val="21"/>
+        </w:rPr>
+        <w:t>임가 소득은 변동이 매우 큽니다. 그래서 "5년 뒤 연 3천만원"처럼 하나의 숫자로 말하면 사용자를 오히려 위험하게 만듭니다. 그 숫자를 믿고 인생을 결정할 수도 있기 때문입니다.</w:t>
+      </w:r>
+    </w:p>
+    <w:p>
+      <w:pPr>
+        <w:spacing w:before="0" w:after="0" w:lineRule="auto" w:line="324"/>
+        <w:ind w:firstLine="0"/>
+        <w:jc w:val="left"/>
+      </w:pPr>
+    </w:p>
+    <w:p>
+      <w:pPr>
+        <w:spacing w:before="0" w:after="0" w:lineRule="auto" w:line="324"/>
+        <w:ind w:firstLine="0"/>
+        <w:jc w:val="left"/>
+      </w:pPr>
+      <w:r>
+        <w:rPr>
+          <w:rFonts w:ascii="맑은 고딕" w:hAnsi="맑은 고딕" w:eastAsia="맑은 고딕" w:cs="맑은 고딕"/>
+          <w:b w:val="0"/>
+          <w:i w:val="0"/>
+          <w:color w:val="262626"/>
+          <w:sz w:val="21"/>
+        </w:rPr>
+        <w:t>그래서 **부트스트랩 몬테카를로 시뮬레이션을 1,000회 돌려 구간으로 제시**했습니다.</w:t>
+      </w:r>
+    </w:p>
+    <w:p>
+      <w:pPr>
+        <w:spacing w:before="0" w:after="0" w:lineRule="auto" w:line="324"/>
+        <w:ind w:firstLine="0"/>
+        <w:jc w:val="left"/>
+      </w:pPr>
+    </w:p>
+    <w:p>
+      <w:pPr>
+        <w:spacing w:before="0" w:after="0" w:line="240" w:lineRule="auto"/>
         <w:jc w:val="center"/>
       </w:pPr>
       <w:r>
@@ -2066,35 +1894,16 @@
     </w:p>
     <w:p>
       <w:pPr>
-        <w:spacing w:before="0" w:after="240" w:lineRule="auto" w:line="324"/>
-        <w:jc w:val="center"/>
-      </w:pPr>
-      <w:r>
-        <w:rPr>
-          <w:rFonts w:ascii="맑은 고딕" w:hAnsi="맑은 고딕" w:eastAsia="맑은 고딕" w:cs="맑은 고딕"/>
-          <w:b/>
-          <w:i w:val="0"/>
-          <w:color w:val="1F4E36"/>
-          <w:sz w:val="19"/>
-        </w:rPr>
-        <w:t xml:space="preserve">그림 9. </w:t>
-      </w:r>
-      <w:r>
-        <w:rPr>
-          <w:rFonts w:ascii="맑은 고딕" w:hAnsi="맑은 고딕" w:eastAsia="맑은 고딕" w:cs="맑은 고딕"/>
-          <w:b w:val="0"/>
-          <w:i w:val="0"/>
-          <w:color w:val="6E6E6E"/>
-          <w:sz w:val="19"/>
-        </w:rPr>
-        <w:t>저장소 원본 그림입니다. 페르소나 P-01(평창에서 표고를 하려는 김도현, 자본 5천만원)의 5년 누적 소득 시뮬레이션입니다. 굵은 초록 선이 예상 중위값(P50)이고, 위아래 연한 영역이 비관(P10)부터 낙관(P90)까지의 범위입니다. 검은 점선은 전국 임가 평균입니다. 5년차 중위값은 약 1억 1,800만원인데 비관 시나리오는 6천만원, 낙관은 2억 1천만원까지 벌어집니다. 이 폭을 그대로 보여주는 것이 정직하다고 생각했습니다.</w:t>
-      </w:r>
+        <w:spacing w:before="0" w:after="0" w:lineRule="auto" w:line="324"/>
+        <w:ind w:firstLine="0"/>
+        <w:jc w:val="left"/>
+      </w:pPr>
     </w:p>
     <w:p>
       <w:pPr>
-        <w:spacing w:before="0" w:after="180" w:lineRule="auto" w:line="396"/>
-        <w:ind w:firstLine="170"/>
-        <w:jc w:val="both"/>
+        <w:spacing w:before="0" w:after="0" w:lineRule="auto" w:line="324"/>
+        <w:ind w:firstLine="0"/>
+        <w:jc w:val="left"/>
       </w:pPr>
       <w:r>
         <w:rPr>
@@ -2102,36 +1911,47 @@
           <w:b w:val="0"/>
           <w:i w:val="0"/>
           <w:color w:val="262626"/>
-          <w:sz w:val="22"/>
+          <w:sz w:val="21"/>
         </w:rPr>
-        <w:t xml:space="preserve">이 그림을 보시면 왜 구간으로 제시해야 하는지 바로 이해되실 겁니다. 1년차에는 비관 시나리오가 </w:t>
+        <w:t>*그림 9. 저장소 원본 그림입니다. 페르소나 P-01(평창에서 표고를 하려는 김도현, 자본 5천만원)의 5년 누적 소득 시뮬레이션입니다. 굵은 초록 선이 예상 중위값(P50)이고, 위아래 연한 영역이 비관(P10)부터 낙관(P90)까지의 범위입니다. 검은 점선은 전국 임가 평균입니다. 5년차 중위값은 약 1억 1,800만원인데 비관 시나리오는 6천만원, 낙관은 2억 1천만원까지 벌어집니다. 이 폭을 그대로 보여주는 것이 정직하다고 생각했습니다.*</w:t>
       </w:r>
-      <w:r>
-        <w:rPr>
-          <w:rFonts w:ascii="맑은 고딕" w:hAnsi="맑은 고딕" w:eastAsia="맑은 고딕" w:cs="맑은 고딕"/>
-          <w:b/>
-          <w:i w:val="0"/>
-          <w:color w:val="262626"/>
-          <w:sz w:val="22"/>
-        </w:rPr>
-        <w:t>마이너스</w:t>
-      </w:r>
+    </w:p>
+    <w:p>
+      <w:pPr>
+        <w:spacing w:before="0" w:after="0" w:lineRule="auto" w:line="324"/>
+        <w:ind w:firstLine="0"/>
+        <w:jc w:val="left"/>
+      </w:pPr>
+    </w:p>
+    <w:p>
+      <w:pPr>
+        <w:spacing w:before="0" w:after="0" w:lineRule="auto" w:line="324"/>
+        <w:ind w:firstLine="0"/>
+        <w:jc w:val="left"/>
+      </w:pPr>
       <w:r>
         <w:rPr>
           <w:rFonts w:ascii="맑은 고딕" w:hAnsi="맑은 고딕" w:eastAsia="맑은 고딕" w:cs="맑은 고딕"/>
           <w:b w:val="0"/>
           <w:i w:val="0"/>
           <w:color w:val="262626"/>
-          <w:sz w:val="22"/>
+          <w:sz w:val="21"/>
         </w:rPr>
-        <w:t>입니다. 초기 투자 때문입니다. 이걸 숨기면 안 됩니다.</w:t>
+        <w:t>이 그림을 보시면 왜 구간으로 제시해야 하는지 바로 이해되실 겁니다. 1년차에는 비관 시나리오가 **마이너스**입니다. 초기 투자 때문입니다. 이걸 숨기면 안 됩니다.</w:t>
       </w:r>
     </w:p>
     <w:p>
       <w:pPr>
-        <w:spacing w:before="0" w:after="180" w:lineRule="auto" w:line="396"/>
-        <w:ind w:firstLine="170"/>
-        <w:jc w:val="both"/>
+        <w:spacing w:before="0" w:after="0" w:lineRule="auto" w:line="324"/>
+        <w:ind w:firstLine="0"/>
+        <w:jc w:val="left"/>
+      </w:pPr>
+    </w:p>
+    <w:p>
+      <w:pPr>
+        <w:spacing w:before="0" w:after="0" w:lineRule="auto" w:line="324"/>
+        <w:ind w:firstLine="0"/>
+        <w:jc w:val="left"/>
       </w:pPr>
       <w:r>
         <w:rPr>
@@ -2139,16 +1959,23 @@
           <w:b w:val="0"/>
           <w:i w:val="0"/>
           <w:color w:val="262626"/>
-          <w:sz w:val="22"/>
+          <w:sz w:val="21"/>
         </w:rPr>
         <w:t>조건이 다른 사용자는 결과도 완전히 달라집니다.</w:t>
       </w:r>
     </w:p>
     <w:p>
       <w:pPr>
-        <w:spacing w:before="0" w:after="180" w:lineRule="auto" w:line="396"/>
-        <w:ind w:firstLine="170"/>
-        <w:jc w:val="both"/>
+        <w:spacing w:before="0" w:after="0" w:lineRule="auto" w:line="324"/>
+        <w:ind w:firstLine="0"/>
+        <w:jc w:val="left"/>
+      </w:pPr>
+    </w:p>
+    <w:p>
+      <w:pPr>
+        <w:spacing w:before="0" w:after="0" w:lineRule="auto" w:line="324"/>
+        <w:ind w:firstLine="0"/>
+        <w:jc w:val="left"/>
       </w:pPr>
       <w:r>
         <w:rPr>
@@ -2156,14 +1983,21 @@
           <w:b w:val="0"/>
           <w:i w:val="0"/>
           <w:color w:val="262626"/>
-          <w:sz w:val="22"/>
+          <w:sz w:val="21"/>
         </w:rPr>
         <w:t>예측이 실제와 얼마나 맞는지도 따로 검증했습니다.</w:t>
       </w:r>
     </w:p>
     <w:p>
       <w:pPr>
-        <w:spacing w:before="160" w:after="40" w:lineRule="auto" w:line="384"/>
+        <w:spacing w:before="0" w:after="0" w:lineRule="auto" w:line="324"/>
+        <w:ind w:firstLine="0"/>
+        <w:jc w:val="left"/>
+      </w:pPr>
+    </w:p>
+    <w:p>
+      <w:pPr>
+        <w:spacing w:before="0" w:after="0" w:line="240" w:lineRule="auto"/>
         <w:jc w:val="center"/>
       </w:pPr>
       <w:r>
@@ -2203,61 +2037,16 @@
     </w:p>
     <w:p>
       <w:pPr>
-        <w:spacing w:before="0" w:after="240" w:lineRule="auto" w:line="324"/>
-        <w:jc w:val="center"/>
-      </w:pPr>
-      <w:r>
-        <w:rPr>
-          <w:rFonts w:ascii="맑은 고딕" w:hAnsi="맑은 고딕" w:eastAsia="맑은 고딕" w:cs="맑은 고딕"/>
-          <w:b/>
-          <w:i w:val="0"/>
-          <w:color w:val="1F4E36"/>
-          <w:sz w:val="19"/>
-        </w:rPr>
-        <w:t xml:space="preserve">그림 10. </w:t>
-      </w:r>
-      <w:r>
-        <w:rPr>
-          <w:rFonts w:ascii="맑은 고딕" w:hAnsi="맑은 고딕" w:eastAsia="맑은 고딕" w:cs="맑은 고딕"/>
-          <w:b w:val="0"/>
-          <w:i w:val="0"/>
-          <w:color w:val="6E6E6E"/>
-          <w:sz w:val="19"/>
-        </w:rPr>
-        <w:t>소득 예측의 보정 상태와 오차(MAPE)를 검증한 그림입니다. 예측 구간이 실제 값을 적절히 포함하는지, 그리고 오차가 어느 수준인지를 확인했습니다. 기존 방식과 비교해 오차를 22.3%p 줄였습니다.</w:t>
-      </w:r>
+        <w:spacing w:before="0" w:after="0" w:lineRule="auto" w:line="324"/>
+        <w:ind w:firstLine="0"/>
+        <w:jc w:val="left"/>
+      </w:pPr>
     </w:p>
     <w:p>
       <w:pPr>
-        <w:spacing w:before="120" w:after="120" w:lineRule="auto" w:line="384"/>
-        <w:pBdr>
-          <w:bottom w:val="single" w:sz="4" w:space="3" w:color="CCCCCC"/>
-        </w:pBdr>
-      </w:pPr>
-    </w:p>
-    <w:p>
-      <w:pPr>
-        <w:spacing w:before="360" w:after="120" w:lineRule="auto" w:line="384"/>
-        <w:pBdr>
-          <w:bottom w:val="single" w:sz="6" w:space="3" w:color="1F4E36"/>
-        </w:pBdr>
-      </w:pPr>
-      <w:r>
-        <w:rPr>
-          <w:rFonts w:ascii="맑은 고딕" w:hAnsi="맑은 고딕" w:eastAsia="맑은 고딕" w:cs="맑은 고딕"/>
-          <w:b/>
-          <w:i w:val="0"/>
-          <w:color w:val="1F4E36"/>
-          <w:sz w:val="28"/>
-        </w:rPr>
-        <w:t>6. 정책 답변에서 절대 양보하지 않은 것: 출처</w:t>
-      </w:r>
-    </w:p>
-    <w:p>
-      <w:pPr>
-        <w:spacing w:before="0" w:after="180" w:lineRule="auto" w:line="396"/>
-        <w:ind w:firstLine="170"/>
-        <w:jc w:val="both"/>
+        <w:spacing w:before="0" w:after="0" w:lineRule="auto" w:line="324"/>
+        <w:ind w:firstLine="0"/>
+        <w:jc w:val="left"/>
       </w:pPr>
       <w:r>
         <w:rPr>
@@ -2265,16 +2054,23 @@
           <w:b w:val="0"/>
           <w:i w:val="0"/>
           <w:color w:val="262626"/>
-          <w:sz w:val="22"/>
+          <w:sz w:val="21"/>
         </w:rPr>
-        <w:t>이 서비스에서 제가 가장 신경 쓴 부분입니다.</w:t>
+        <w:t>*그림 10. 소득 예측의 보정 상태와 오차(MAPE)를 검증한 그림입니다. 예측 구간이 실제 값을 적절히 포함하는지, 그리고 오차가 어느 수준인지를 확인했습니다. 기존 방식과 비교해 오차를 22.3%p 줄였습니다.*</w:t>
       </w:r>
     </w:p>
     <w:p>
       <w:pPr>
-        <w:spacing w:before="0" w:after="180" w:lineRule="auto" w:line="396"/>
-        <w:ind w:firstLine="170"/>
-        <w:jc w:val="both"/>
+        <w:spacing w:before="0" w:after="0" w:lineRule="auto" w:line="324"/>
+        <w:ind w:firstLine="0"/>
+        <w:jc w:val="left"/>
+      </w:pPr>
+    </w:p>
+    <w:p>
+      <w:pPr>
+        <w:spacing w:before="0" w:after="0" w:lineRule="auto" w:line="324"/>
+        <w:ind w:firstLine="0"/>
+        <w:jc w:val="left"/>
       </w:pPr>
       <w:r>
         <w:rPr>
@@ -2282,26 +2078,23 @@
           <w:b w:val="0"/>
           <w:i w:val="0"/>
           <w:color w:val="262626"/>
-          <w:sz w:val="22"/>
+          <w:sz w:val="21"/>
         </w:rPr>
-        <w:t xml:space="preserve">보조사업 자격을 판별하고 정책 질문에 답하려면 LLM을 써야 합니다. 그런데 LLM은 그럴듯한 거짓말을 합니다. </w:t>
-      </w:r>
-      <w:r>
-        <w:rPr>
-          <w:rFonts w:ascii="맑은 고딕" w:hAnsi="맑은 고딕" w:eastAsia="맑은 고딕" w:cs="맑은 고딕"/>
-          <w:b/>
-          <w:i w:val="0"/>
-          <w:color w:val="262626"/>
-          <w:sz w:val="22"/>
-        </w:rPr>
-        <w:t>"이 사업 받으실 수 있어요"라고 잘못 말하면 사용자의 시간과 돈이 날아갑니다.</w:t>
+        <w:t>---</w:t>
       </w:r>
     </w:p>
     <w:p>
       <w:pPr>
-        <w:spacing w:before="0" w:after="180" w:lineRule="auto" w:line="396"/>
-        <w:ind w:firstLine="170"/>
-        <w:jc w:val="both"/>
+        <w:spacing w:before="0" w:after="0" w:lineRule="auto" w:line="324"/>
+        <w:ind w:firstLine="0"/>
+        <w:jc w:val="left"/>
+      </w:pPr>
+    </w:p>
+    <w:p>
+      <w:pPr>
+        <w:spacing w:before="0" w:after="0" w:lineRule="auto" w:line="324"/>
+        <w:ind w:firstLine="0"/>
+        <w:jc w:val="left"/>
       </w:pPr>
       <w:r>
         <w:rPr>
@@ -2309,15 +2102,23 @@
           <w:b w:val="0"/>
           <w:i w:val="0"/>
           <w:color w:val="262626"/>
-          <w:sz w:val="22"/>
+          <w:sz w:val="21"/>
         </w:rPr>
-        <w:t>그래서 이렇게 설계했습니다.</w:t>
+        <w:t>## 6. 정책 답변에서 절대 양보하지 않은 것: 출처</w:t>
       </w:r>
     </w:p>
     <w:p>
       <w:pPr>
-        <w:spacing w:before="0" w:after="80" w:lineRule="auto" w:line="360"/>
-        <w:ind w:left="340"/>
+        <w:spacing w:before="0" w:after="0" w:lineRule="auto" w:line="324"/>
+        <w:ind w:firstLine="0"/>
+        <w:jc w:val="left"/>
+      </w:pPr>
+    </w:p>
+    <w:p>
+      <w:pPr>
+        <w:spacing w:before="0" w:after="0" w:lineRule="auto" w:line="324"/>
+        <w:ind w:firstLine="0"/>
+        <w:jc w:val="left"/>
       </w:pPr>
       <w:r>
         <w:rPr>
@@ -2325,35 +2126,47 @@
           <w:b w:val="0"/>
           <w:i w:val="0"/>
           <w:color w:val="262626"/>
-          <w:sz w:val="22"/>
+          <w:sz w:val="21"/>
         </w:rPr>
-        <w:t xml:space="preserve">1. 산림청·임업진흥원 </w:t>
+        <w:t>이 서비스에서 제가 가장 신경 쓴 부분입니다.</w:t>
       </w:r>
-      <w:r>
-        <w:rPr>
-          <w:rFonts w:ascii="맑은 고딕" w:hAnsi="맑은 고딕" w:eastAsia="맑은 고딕" w:cs="맑은 고딕"/>
-          <w:b/>
-          <w:i w:val="0"/>
-          <w:color w:val="262626"/>
-          <w:sz w:val="22"/>
-        </w:rPr>
-        <w:t>공식 문서 13종</w:t>
-      </w:r>
+    </w:p>
+    <w:p>
+      <w:pPr>
+        <w:spacing w:before="0" w:after="0" w:lineRule="auto" w:line="324"/>
+        <w:ind w:firstLine="0"/>
+        <w:jc w:val="left"/>
+      </w:pPr>
+    </w:p>
+    <w:p>
+      <w:pPr>
+        <w:spacing w:before="0" w:after="0" w:lineRule="auto" w:line="324"/>
+        <w:ind w:firstLine="0"/>
+        <w:jc w:val="left"/>
+      </w:pPr>
       <w:r>
         <w:rPr>
           <w:rFonts w:ascii="맑은 고딕" w:hAnsi="맑은 고딕" w:eastAsia="맑은 고딕" w:cs="맑은 고딕"/>
           <w:b w:val="0"/>
           <w:i w:val="0"/>
           <w:color w:val="262626"/>
-          <w:sz w:val="22"/>
+          <w:sz w:val="21"/>
         </w:rPr>
-        <w:t>에서 본문을 추출합니다. 출처가 불분명한 웹 문서는 한 건도 쓰지 않았습니다.</w:t>
+        <w:t>보조사업 자격을 판별하고 정책 질문에 답하려면 LLM을 써야 합니다. 그런데 LLM은 그럴듯한 거짓말을 합니다. **"이 사업 받으실 수 있어요"라고 잘못 말하면 사용자의 시간과 돈이 날아갑니다.**</w:t>
       </w:r>
     </w:p>
     <w:p>
       <w:pPr>
-        <w:spacing w:before="0" w:after="80" w:lineRule="auto" w:line="360"/>
-        <w:ind w:left="340"/>
+        <w:spacing w:before="0" w:after="0" w:lineRule="auto" w:line="324"/>
+        <w:ind w:firstLine="0"/>
+        <w:jc w:val="left"/>
+      </w:pPr>
+    </w:p>
+    <w:p>
+      <w:pPr>
+        <w:spacing w:before="0" w:after="0" w:lineRule="auto" w:line="324"/>
+        <w:ind w:firstLine="0"/>
+        <w:jc w:val="left"/>
       </w:pPr>
       <w:r>
         <w:rPr>
@@ -2361,35 +2174,40 @@
           <w:b w:val="0"/>
           <w:i w:val="0"/>
           <w:color w:val="262626"/>
-          <w:sz w:val="22"/>
+          <w:sz w:val="21"/>
         </w:rPr>
-        <w:t xml:space="preserve">2. 원문 페이지 번호를 보존한 채 </w:t>
+        <w:t>그래서 이렇게 설계했습니다.</w:t>
       </w:r>
-      <w:r>
-        <w:rPr>
-          <w:rFonts w:ascii="맑은 고딕" w:hAnsi="맑은 고딕" w:eastAsia="맑은 고딕" w:cs="맑은 고딕"/>
-          <w:b/>
-          <w:i w:val="0"/>
-          <w:color w:val="262626"/>
-          <w:sz w:val="22"/>
-        </w:rPr>
-        <w:t>400자 단위로 7,992개 조각</w:t>
-      </w:r>
+    </w:p>
+    <w:p>
+      <w:pPr>
+        <w:spacing w:before="0" w:after="0" w:lineRule="auto" w:line="324"/>
+        <w:ind w:firstLine="0"/>
+        <w:jc w:val="left"/>
+      </w:pPr>
+    </w:p>
+    <w:p>
+      <w:pPr>
+        <w:spacing w:before="0" w:after="0" w:lineRule="auto" w:line="324"/>
+        <w:ind w:firstLine="0"/>
+        <w:jc w:val="left"/>
+      </w:pPr>
       <w:r>
         <w:rPr>
           <w:rFonts w:ascii="맑은 고딕" w:hAnsi="맑은 고딕" w:eastAsia="맑은 고딕" w:cs="맑은 고딕"/>
           <w:b w:val="0"/>
           <w:i w:val="0"/>
           <w:color w:val="262626"/>
-          <w:sz w:val="22"/>
+          <w:sz w:val="21"/>
         </w:rPr>
-        <w:t>으로 나눕니다.</w:t>
+        <w:t>1. 산림청·임업진흥원 **공식 문서 13종**에서 본문을 추출합니다. 출처가 불분명한 웹 문서는 한 건도 쓰지 않았습니다.</w:t>
       </w:r>
     </w:p>
     <w:p>
       <w:pPr>
-        <w:spacing w:before="0" w:after="80" w:lineRule="auto" w:line="360"/>
-        <w:ind w:left="340"/>
+        <w:spacing w:before="0" w:after="0" w:lineRule="auto" w:line="324"/>
+        <w:ind w:firstLine="0"/>
+        <w:jc w:val="left"/>
       </w:pPr>
       <w:r>
         <w:rPr>
@@ -2397,35 +2215,33 @@
           <w:b w:val="0"/>
           <w:i w:val="0"/>
           <w:color w:val="262626"/>
-          <w:sz w:val="22"/>
+          <w:sz w:val="21"/>
         </w:rPr>
-        <w:t xml:space="preserve">3. 질문이 오면 </w:t>
+        <w:t>2. 원문 페이지 번호를 보존한 채 **400자 단위로 7,992개 조각**으로 나눕니다.</w:t>
       </w:r>
-      <w:r>
-        <w:rPr>
-          <w:rFonts w:ascii="맑은 고딕" w:hAnsi="맑은 고딕" w:eastAsia="맑은 고딕" w:cs="맑은 고딕"/>
-          <w:b/>
-          <w:i w:val="0"/>
-          <w:color w:val="262626"/>
-          <w:sz w:val="22"/>
-        </w:rPr>
-        <w:t>의미 검색과 키워드 검색을 함께</w:t>
-      </w:r>
+    </w:p>
+    <w:p>
+      <w:pPr>
+        <w:spacing w:before="0" w:after="0" w:lineRule="auto" w:line="324"/>
+        <w:ind w:firstLine="0"/>
+        <w:jc w:val="left"/>
+      </w:pPr>
       <w:r>
         <w:rPr>
           <w:rFonts w:ascii="맑은 고딕" w:hAnsi="맑은 고딕" w:eastAsia="맑은 고딕" w:cs="맑은 고딕"/>
           <w:b w:val="0"/>
           <w:i w:val="0"/>
           <w:color w:val="262626"/>
-          <w:sz w:val="22"/>
+          <w:sz w:val="21"/>
         </w:rPr>
-        <w:t xml:space="preserve"> 수행합니다.</w:t>
+        <w:t>3. 질문이 오면 **의미 검색과 키워드 검색을 함께** 수행합니다.</w:t>
       </w:r>
     </w:p>
     <w:p>
       <w:pPr>
-        <w:spacing w:before="0" w:after="80" w:lineRule="auto" w:line="360"/>
-        <w:ind w:left="340"/>
+        <w:spacing w:before="0" w:after="0" w:lineRule="auto" w:line="324"/>
+        <w:ind w:firstLine="0"/>
+        <w:jc w:val="left"/>
       </w:pPr>
       <w:r>
         <w:rPr>
@@ -2433,26 +2249,23 @@
           <w:b w:val="0"/>
           <w:i w:val="0"/>
           <w:color w:val="262626"/>
-          <w:sz w:val="22"/>
+          <w:sz w:val="21"/>
         </w:rPr>
-        <w:t xml:space="preserve">4. </w:t>
-      </w:r>
-      <w:r>
-        <w:rPr>
-          <w:rFonts w:ascii="맑은 고딕" w:hAnsi="맑은 고딕" w:eastAsia="맑은 고딕" w:cs="맑은 고딕"/>
-          <w:b/>
-          <w:i w:val="0"/>
-          <w:color w:val="262626"/>
-          <w:sz w:val="22"/>
-        </w:rPr>
-        <w:t>답변 끝에 원문 출처 인용을 강제합니다. 인용이 빠지면 답변을 다시 생성하게 만들었습니다.</w:t>
+        <w:t>4. **답변 끝에 원문 출처 인용을 강제합니다. 인용이 빠지면 답변을 다시 생성하게 만들었습니다.**</w:t>
       </w:r>
     </w:p>
     <w:p>
       <w:pPr>
-        <w:spacing w:before="0" w:after="180" w:lineRule="auto" w:line="396"/>
-        <w:ind w:firstLine="170"/>
-        <w:jc w:val="both"/>
+        <w:spacing w:before="0" w:after="0" w:lineRule="auto" w:line="324"/>
+        <w:ind w:firstLine="0"/>
+        <w:jc w:val="left"/>
+      </w:pPr>
+    </w:p>
+    <w:p>
+      <w:pPr>
+        <w:spacing w:before="0" w:after="0" w:lineRule="auto" w:line="324"/>
+        <w:ind w:firstLine="0"/>
+        <w:jc w:val="left"/>
       </w:pPr>
       <w:r>
         <w:rPr>
@@ -2460,34 +2273,21 @@
           <w:b w:val="0"/>
           <w:i w:val="0"/>
           <w:color w:val="262626"/>
-          <w:sz w:val="22"/>
+          <w:sz w:val="21"/>
         </w:rPr>
-        <w:t xml:space="preserve">검증은 사용자가 실제로 묻는 핵심 질문 5건으로 했습니다. "2026년 임업직불금 자격 요건은?", "산촌체류형 쉼터는 어떤 조건이면 지을 수 있나?" 같은 것들입니다. 결과는 </w:t>
-      </w:r>
-      <w:r>
-        <w:rPr>
-          <w:rFonts w:ascii="맑은 고딕" w:hAnsi="맑은 고딕" w:eastAsia="맑은 고딕" w:cs="맑은 고딕"/>
-          <w:b/>
-          <w:i w:val="0"/>
-          <w:color w:val="262626"/>
-          <w:sz w:val="22"/>
-        </w:rPr>
-        <w:t>5건 전부에서 기대한 공식 문서가 검색되었습니다(5/5).</w:t>
-      </w:r>
-      <w:r>
-        <w:rPr>
-          <w:rFonts w:ascii="맑은 고딕" w:hAnsi="맑은 고딕" w:eastAsia="맑은 고딕" w:cs="맑은 고딕"/>
-          <w:b w:val="0"/>
-          <w:i w:val="0"/>
-          <w:color w:val="262626"/>
-          <w:sz w:val="22"/>
-        </w:rPr>
-        <w:t xml:space="preserve"> 출처 일치율 100%, 환각 0%입니다.</w:t>
+        <w:t>검증은 사용자가 실제로 묻는 핵심 질문 5건으로 했습니다. "2026년 임업직불금 자격 요건은?", "산촌체류형 쉼터는 어떤 조건이면 지을 수 있나?" 같은 것들입니다. 결과는 **5건 전부에서 기대한 공식 문서가 검색되었습니다(5/5).** 출처 일치율 100%, 환각 0%입니다.</w:t>
       </w:r>
     </w:p>
     <w:p>
       <w:pPr>
-        <w:spacing w:before="160" w:after="40" w:lineRule="auto" w:line="384"/>
+        <w:spacing w:before="0" w:after="0" w:lineRule="auto" w:line="324"/>
+        <w:ind w:firstLine="0"/>
+        <w:jc w:val="left"/>
+      </w:pPr>
+    </w:p>
+    <w:p>
+      <w:pPr>
+        <w:spacing w:before="0" w:after="0" w:line="240" w:lineRule="auto"/>
         <w:jc w:val="center"/>
       </w:pPr>
       <w:r>
@@ -2527,61 +2327,16 @@
     </w:p>
     <w:p>
       <w:pPr>
-        <w:spacing w:before="0" w:after="240" w:lineRule="auto" w:line="324"/>
-        <w:jc w:val="center"/>
-      </w:pPr>
-      <w:r>
-        <w:rPr>
-          <w:rFonts w:ascii="맑은 고딕" w:hAnsi="맑은 고딕" w:eastAsia="맑은 고딕" w:cs="맑은 고딕"/>
-          <w:b/>
-          <w:i w:val="0"/>
-          <w:color w:val="1F4E36"/>
-          <w:sz w:val="19"/>
-        </w:rPr>
-        <w:t xml:space="preserve">그림 11. </w:t>
-      </w:r>
-      <w:r>
-        <w:rPr>
-          <w:rFonts w:ascii="맑은 고딕" w:hAnsi="맑은 고딕" w:eastAsia="맑은 고딕" w:cs="맑은 고딕"/>
-          <w:b w:val="0"/>
-          <w:i w:val="0"/>
-          <w:color w:val="6E6E6E"/>
-          <w:sz w:val="19"/>
-        </w:rPr>
-        <w:t>정책 지식 기반의 구조와 검증 결과입니다. 왼쪽은 네 가지 형식의 문서에서 본문을 추출해 페이지 번호를 보존한 채 조각으로 나누는 과정이고, 오른쪽 표는 실제 검증에 쓴 다섯 개 질문과 기대 근거 문서, 검색 결과입니다. 황토색 막대가 보조사업의 자격·금액·기한이 실린 시행지침으로, 정책 판별의 법적 근거가 되는 문서입니다.</w:t>
-      </w:r>
+        <w:spacing w:before="0" w:after="0" w:lineRule="auto" w:line="324"/>
+        <w:ind w:firstLine="0"/>
+        <w:jc w:val="left"/>
+      </w:pPr>
     </w:p>
     <w:p>
       <w:pPr>
-        <w:spacing w:before="120" w:after="120" w:lineRule="auto" w:line="384"/>
-        <w:pBdr>
-          <w:bottom w:val="single" w:sz="4" w:space="3" w:color="CCCCCC"/>
-        </w:pBdr>
-      </w:pPr>
-    </w:p>
-    <w:p>
-      <w:pPr>
-        <w:spacing w:before="360" w:after="120" w:lineRule="auto" w:line="384"/>
-        <w:pBdr>
-          <w:bottom w:val="single" w:sz="6" w:space="3" w:color="1F4E36"/>
-        </w:pBdr>
-      </w:pPr>
-      <w:r>
-        <w:rPr>
-          <w:rFonts w:ascii="맑은 고딕" w:hAnsi="맑은 고딕" w:eastAsia="맑은 고딕" w:cs="맑은 고딕"/>
-          <w:b/>
-          <w:i w:val="0"/>
-          <w:color w:val="1F4E36"/>
-          <w:sz w:val="28"/>
-        </w:rPr>
-        <w:t>7. 속도도 성능입니다</w:t>
-      </w:r>
-    </w:p>
-    <w:p>
-      <w:pPr>
-        <w:spacing w:before="0" w:after="180" w:lineRule="auto" w:line="396"/>
-        <w:ind w:firstLine="170"/>
-        <w:jc w:val="both"/>
+        <w:spacing w:before="0" w:after="0" w:lineRule="auto" w:line="324"/>
+        <w:ind w:firstLine="0"/>
+        <w:jc w:val="left"/>
       </w:pPr>
       <w:r>
         <w:rPr>
@@ -2589,16 +2344,23 @@
           <w:b w:val="0"/>
           <w:i w:val="0"/>
           <w:color w:val="262626"/>
-          <w:sz w:val="22"/>
+          <w:sz w:val="21"/>
         </w:rPr>
-        <w:t>마지막으로 응답 속도입니다. 사실 이건 개발 막바지에 가장 골치 아팠던 문제였습니다.</w:t>
+        <w:t>*그림 11. 정책 지식 기반의 구조와 검증 결과입니다. 왼쪽은 네 가지 형식의 문서에서 본문을 추출해 페이지 번호를 보존한 채 조각으로 나누는 과정이고, 오른쪽 표는 실제 검증에 쓴 다섯 개 질문과 기대 근거 문서, 검색 결과입니다. 황토색 막대가 보조사업의 자격·금액·기한이 실린 시행지침으로, 정책 판별의 법적 근거가 되는 문서입니다.*</w:t>
       </w:r>
     </w:p>
     <w:p>
       <w:pPr>
-        <w:spacing w:before="0" w:after="180" w:lineRule="auto" w:line="396"/>
-        <w:ind w:firstLine="170"/>
-        <w:jc w:val="both"/>
+        <w:spacing w:before="0" w:after="0" w:lineRule="auto" w:line="324"/>
+        <w:ind w:firstLine="0"/>
+        <w:jc w:val="left"/>
+      </w:pPr>
+    </w:p>
+    <w:p>
+      <w:pPr>
+        <w:spacing w:before="0" w:after="0" w:lineRule="auto" w:line="324"/>
+        <w:ind w:firstLine="0"/>
+        <w:jc w:val="left"/>
       </w:pPr>
       <w:r>
         <w:rPr>
@@ -2606,26 +2368,23 @@
           <w:b w:val="0"/>
           <w:i w:val="0"/>
           <w:color w:val="262626"/>
-          <w:sz w:val="22"/>
+          <w:sz w:val="21"/>
         </w:rPr>
-        <w:t xml:space="preserve">앞에서 설명한 모듈들을 하나씩 순서대로 돌리면 어떻게 될까요. 임산물 10종의 적합도를 계산하고, 466개 산촌을 임베딩해서 추천을 뽑고, 소득 시뮬레이션을 1,000회 돌리고, 정책 문서에서 근거를 검색하고, 그 결과를 언어모델이 정리합니다. 순차로 처리하면 </w:t>
-      </w:r>
-      <w:r>
-        <w:rPr>
-          <w:rFonts w:ascii="맑은 고딕" w:hAnsi="맑은 고딕" w:eastAsia="맑은 고딕" w:cs="맑은 고딕"/>
-          <w:b/>
-          <w:i w:val="0"/>
-          <w:color w:val="262626"/>
-          <w:sz w:val="22"/>
-        </w:rPr>
-        <w:t>몇 분이 걸립니다.</w:t>
+        <w:t>---</w:t>
       </w:r>
     </w:p>
     <w:p>
       <w:pPr>
-        <w:spacing w:before="0" w:after="180" w:lineRule="auto" w:line="396"/>
-        <w:ind w:firstLine="170"/>
-        <w:jc w:val="both"/>
+        <w:spacing w:before="0" w:after="0" w:lineRule="auto" w:line="324"/>
+        <w:ind w:firstLine="0"/>
+        <w:jc w:val="left"/>
+      </w:pPr>
+    </w:p>
+    <w:p>
+      <w:pPr>
+        <w:spacing w:before="0" w:after="0" w:lineRule="auto" w:line="324"/>
+        <w:ind w:firstLine="0"/>
+        <w:jc w:val="left"/>
       </w:pPr>
       <w:r>
         <w:rPr>
@@ -2633,16 +2392,23 @@
           <w:b w:val="0"/>
           <w:i w:val="0"/>
           <w:color w:val="262626"/>
-          <w:sz w:val="22"/>
+          <w:sz w:val="21"/>
         </w:rPr>
-        <w:t>몇 분이라고 하면 별것 아닌 것 같지만, 웹 서비스에서는 치명적입니다. 화면이 멈춰 있는 30초를 견디는 사용자는 거의 없습니다.</w:t>
+        <w:t>## 7. 속도도 성능입니다</w:t>
       </w:r>
     </w:p>
     <w:p>
       <w:pPr>
-        <w:spacing w:before="0" w:after="180" w:lineRule="auto" w:line="396"/>
-        <w:ind w:firstLine="170"/>
-        <w:jc w:val="both"/>
+        <w:spacing w:before="0" w:after="0" w:lineRule="auto" w:line="324"/>
+        <w:ind w:firstLine="0"/>
+        <w:jc w:val="left"/>
+      </w:pPr>
+    </w:p>
+    <w:p>
+      <w:pPr>
+        <w:spacing w:before="0" w:after="0" w:lineRule="auto" w:line="324"/>
+        <w:ind w:firstLine="0"/>
+        <w:jc w:val="left"/>
       </w:pPr>
       <w:r>
         <w:rPr>
@@ -2650,54 +2416,93 @@
           <w:b w:val="0"/>
           <w:i w:val="0"/>
           <w:color w:val="262626"/>
-          <w:sz w:val="22"/>
+          <w:sz w:val="21"/>
         </w:rPr>
-        <w:t xml:space="preserve">그래서 두 가지로 접근했습니다. </w:t>
+        <w:t>마지막으로 응답 속도입니다. 사실 이건 개발 막바지에 가장 골치 아팠던 문제였습니다.</w:t>
       </w:r>
-      <w:r>
-        <w:rPr>
-          <w:rFonts w:ascii="맑은 고딕" w:hAnsi="맑은 고딕" w:eastAsia="맑은 고딕" w:cs="맑은 고딕"/>
-          <w:b/>
-          <w:i w:val="0"/>
-          <w:color w:val="262626"/>
-          <w:sz w:val="22"/>
-        </w:rPr>
-        <w:t>첫째, 서로 의존하지 않는 계산은 동시에 돌렸습니다.</w:t>
-      </w:r>
+    </w:p>
+    <w:p>
+      <w:pPr>
+        <w:spacing w:before="0" w:after="0" w:lineRule="auto" w:line="324"/>
+        <w:ind w:firstLine="0"/>
+        <w:jc w:val="left"/>
+      </w:pPr>
+    </w:p>
+    <w:p>
+      <w:pPr>
+        <w:spacing w:before="0" w:after="0" w:lineRule="auto" w:line="324"/>
+        <w:ind w:firstLine="0"/>
+        <w:jc w:val="left"/>
+      </w:pPr>
       <w:r>
         <w:rPr>
           <w:rFonts w:ascii="맑은 고딕" w:hAnsi="맑은 고딕" w:eastAsia="맑은 고딕" w:cs="맑은 고딕"/>
           <w:b w:val="0"/>
           <w:i w:val="0"/>
           <w:color w:val="262626"/>
-          <w:sz w:val="22"/>
+          <w:sz w:val="21"/>
         </w:rPr>
-        <w:t xml:space="preserve"> 적합도 계산과 마을 추천은 서로의 결과를 기다릴 필요가 없으니 병렬로 처리했습니다. </w:t>
+        <w:t>앞에서 설명한 모듈들을 하나씩 순서대로 돌리면 어떻게 될까요. 임산물 10종의 적합도를 계산하고, 466개 산촌을 임베딩해서 추천을 뽑고, 소득 시뮬레이션을 1,000회 돌리고, 정책 문서에서 근거를 검색하고, 그 결과를 언어모델이 정리합니다. 순차로 처리하면 **몇 분이 걸립니다.**</w:t>
       </w:r>
-      <w:r>
-        <w:rPr>
-          <w:rFonts w:ascii="맑은 고딕" w:hAnsi="맑은 고딕" w:eastAsia="맑은 고딕" w:cs="맑은 고딕"/>
-          <w:b/>
-          <w:i w:val="0"/>
-          <w:color w:val="262626"/>
-          <w:sz w:val="22"/>
-        </w:rPr>
-        <w:t>둘째, 미리 계산해 둘 수 있는 것은 전부 미리 계산했습니다.</w:t>
-      </w:r>
+    </w:p>
+    <w:p>
+      <w:pPr>
+        <w:spacing w:before="0" w:after="0" w:lineRule="auto" w:line="324"/>
+        <w:ind w:firstLine="0"/>
+        <w:jc w:val="left"/>
+      </w:pPr>
+    </w:p>
+    <w:p>
+      <w:pPr>
+        <w:spacing w:before="0" w:after="0" w:lineRule="auto" w:line="324"/>
+        <w:ind w:firstLine="0"/>
+        <w:jc w:val="left"/>
+      </w:pPr>
       <w:r>
         <w:rPr>
           <w:rFonts w:ascii="맑은 고딕" w:hAnsi="맑은 고딕" w:eastAsia="맑은 고딕" w:cs="맑은 고딕"/>
           <w:b w:val="0"/>
           <w:i w:val="0"/>
           <w:color w:val="262626"/>
-          <w:sz w:val="22"/>
+          <w:sz w:val="21"/>
         </w:rPr>
-        <w:t xml:space="preserve"> 466개 산촌의 임베딩은 사용자가 누구든 똑같으므로, 요청이 올 때마다 다시 만들 이유가 없습니다.</w:t>
+        <w:t>몇 분이라고 하면 별것 아닌 것 같지만, 웹 서비스에서는 치명적입니다. 화면이 멈춰 있는 30초를 견디는 사용자는 거의 없습니다.</w:t>
       </w:r>
     </w:p>
     <w:p>
       <w:pPr>
-        <w:spacing w:before="160" w:after="40" w:lineRule="auto" w:line="384"/>
+        <w:spacing w:before="0" w:after="0" w:lineRule="auto" w:line="324"/>
+        <w:ind w:firstLine="0"/>
+        <w:jc w:val="left"/>
+      </w:pPr>
+    </w:p>
+    <w:p>
+      <w:pPr>
+        <w:spacing w:before="0" w:after="0" w:lineRule="auto" w:line="324"/>
+        <w:ind w:firstLine="0"/>
+        <w:jc w:val="left"/>
+      </w:pPr>
+      <w:r>
+        <w:rPr>
+          <w:rFonts w:ascii="맑은 고딕" w:hAnsi="맑은 고딕" w:eastAsia="맑은 고딕" w:cs="맑은 고딕"/>
+          <w:b w:val="0"/>
+          <w:i w:val="0"/>
+          <w:color w:val="262626"/>
+          <w:sz w:val="21"/>
+        </w:rPr>
+        <w:t>그래서 두 가지로 접근했습니다. **첫째, 서로 의존하지 않는 계산은 동시에 돌렸습니다.** 적합도 계산과 마을 추천은 서로의 결과를 기다릴 필요가 없으니 병렬로 처리했습니다. **둘째, 미리 계산해 둘 수 있는 것은 전부 미리 계산했습니다.** 466개 산촌의 임베딩은 사용자가 누구든 똑같으므로, 요청이 올 때마다 다시 만들 이유가 없습니다.</w:t>
+      </w:r>
+    </w:p>
+    <w:p>
+      <w:pPr>
+        <w:spacing w:before="0" w:after="0" w:lineRule="auto" w:line="324"/>
+        <w:ind w:firstLine="0"/>
+        <w:jc w:val="left"/>
+      </w:pPr>
+    </w:p>
+    <w:p>
+      <w:pPr>
+        <w:spacing w:before="0" w:after="0" w:line="240" w:lineRule="auto"/>
         <w:jc w:val="center"/>
       </w:pPr>
       <w:r>
@@ -2737,35 +2542,16 @@
     </w:p>
     <w:p>
       <w:pPr>
-        <w:spacing w:before="0" w:after="240" w:lineRule="auto" w:line="324"/>
-        <w:jc w:val="center"/>
-      </w:pPr>
-      <w:r>
-        <w:rPr>
-          <w:rFonts w:ascii="맑은 고딕" w:hAnsi="맑은 고딕" w:eastAsia="맑은 고딕" w:cs="맑은 고딕"/>
-          <w:b/>
-          <w:i w:val="0"/>
-          <w:color w:val="1F4E36"/>
-          <w:sz w:val="19"/>
-        </w:rPr>
-        <w:t xml:space="preserve">그림 12. </w:t>
-      </w:r>
-      <w:r>
-        <w:rPr>
-          <w:rFonts w:ascii="맑은 고딕" w:hAnsi="맑은 고딕" w:eastAsia="맑은 고딕" w:cs="맑은 고딕"/>
-          <w:b w:val="0"/>
-          <w:i w:val="0"/>
-          <w:color w:val="6E6E6E"/>
-          <w:sz w:val="19"/>
-        </w:rPr>
-        <w:t>응답 지연을 측정한 그림입니다. 여러 차례 호출한 결과의 분포를 보여주는데, 병렬 처리와 사전 계산으로 10초대 응답을 확보했습니다. 모듈을 순차로 돌리면 몇 분이 걸리는 작업입니다.</w:t>
-      </w:r>
+        <w:spacing w:before="0" w:after="0" w:lineRule="auto" w:line="324"/>
+        <w:ind w:firstLine="0"/>
+        <w:jc w:val="left"/>
+      </w:pPr>
     </w:p>
     <w:p>
       <w:pPr>
-        <w:spacing w:before="0" w:after="180" w:lineRule="auto" w:line="396"/>
-        <w:ind w:firstLine="170"/>
-        <w:jc w:val="both"/>
+        <w:spacing w:before="0" w:after="0" w:lineRule="auto" w:line="324"/>
+        <w:ind w:firstLine="0"/>
+        <w:jc w:val="left"/>
       </w:pPr>
       <w:r>
         <w:rPr>
@@ -2773,62 +2559,47 @@
           <w:b w:val="0"/>
           <w:i w:val="0"/>
           <w:color w:val="262626"/>
-          <w:sz w:val="22"/>
+          <w:sz w:val="21"/>
         </w:rPr>
-        <w:t xml:space="preserve">속도가 왜 성능인지 짚고 싶습니다. 몇 주 걸리는 조사는 사실상 "하지 마라"는 말과 같습니다. 14초로 줄이면 일단 시도해 볼 수 있게 됩니다. </w:t>
+        <w:t>*그림 12. 응답 지연을 측정한 그림입니다. 여러 차례 호출한 결과의 분포를 보여주는데, 병렬 처리와 사전 계산으로 10초대 응답을 확보했습니다. 모듈을 순차로 돌리면 몇 분이 걸리는 작업입니다.*</w:t>
       </w:r>
-      <w:r>
-        <w:rPr>
-          <w:rFonts w:ascii="맑은 고딕" w:hAnsi="맑은 고딕" w:eastAsia="맑은 고딕" w:cs="맑은 고딕"/>
-          <w:b/>
-          <w:i w:val="0"/>
-          <w:color w:val="262626"/>
-          <w:sz w:val="22"/>
-        </w:rPr>
-        <w:t>접근성 자체가 달라지는 것</w:t>
-      </w:r>
+    </w:p>
+    <w:p>
+      <w:pPr>
+        <w:spacing w:before="0" w:after="0" w:lineRule="auto" w:line="324"/>
+        <w:ind w:firstLine="0"/>
+        <w:jc w:val="left"/>
+      </w:pPr>
+    </w:p>
+    <w:p>
+      <w:pPr>
+        <w:spacing w:before="0" w:after="0" w:lineRule="auto" w:line="324"/>
+        <w:ind w:firstLine="0"/>
+        <w:jc w:val="left"/>
+      </w:pPr>
       <w:r>
         <w:rPr>
           <w:rFonts w:ascii="맑은 고딕" w:hAnsi="맑은 고딕" w:eastAsia="맑은 고딕" w:cs="맑은 고딕"/>
           <w:b w:val="0"/>
           <w:i w:val="0"/>
           <w:color w:val="262626"/>
-          <w:sz w:val="22"/>
+          <w:sz w:val="21"/>
         </w:rPr>
-        <w:t>입니다.</w:t>
+        <w:t>속도가 왜 성능인지 짚고 싶습니다. 몇 주 걸리는 조사는 사실상 "하지 마라"는 말과 같습니다. 14초로 줄이면 일단 시도해 볼 수 있게 됩니다. **접근성 자체가 달라지는 것**입니다.</w:t>
       </w:r>
     </w:p>
     <w:p>
       <w:pPr>
-        <w:spacing w:before="120" w:after="120" w:lineRule="auto" w:line="384"/>
-        <w:pBdr>
-          <w:bottom w:val="single" w:sz="4" w:space="3" w:color="CCCCCC"/>
-        </w:pBdr>
+        <w:spacing w:before="0" w:after="0" w:lineRule="auto" w:line="324"/>
+        <w:ind w:firstLine="0"/>
+        <w:jc w:val="left"/>
       </w:pPr>
     </w:p>
     <w:p>
       <w:pPr>
-        <w:spacing w:before="360" w:after="120" w:lineRule="auto" w:line="384"/>
-        <w:pBdr>
-          <w:bottom w:val="single" w:sz="6" w:space="3" w:color="1F4E36"/>
-        </w:pBdr>
-      </w:pPr>
-      <w:r>
-        <w:rPr>
-          <w:rFonts w:ascii="맑은 고딕" w:hAnsi="맑은 고딕" w:eastAsia="맑은 고딕" w:cs="맑은 고딕"/>
-          <w:b/>
-          <w:i w:val="0"/>
-          <w:color w:val="1F4E36"/>
-          <w:sz w:val="28"/>
-        </w:rPr>
-        <w:t>8. 기존 방식과 무엇이 다른가</w:t>
-      </w:r>
-    </w:p>
-    <w:p>
-      <w:pPr>
-        <w:spacing w:before="0" w:after="180" w:lineRule="auto" w:line="396"/>
-        <w:ind w:firstLine="170"/>
-        <w:jc w:val="both"/>
+        <w:spacing w:before="0" w:after="0" w:lineRule="auto" w:line="324"/>
+        <w:ind w:firstLine="0"/>
+        <w:jc w:val="left"/>
       </w:pPr>
       <w:r>
         <w:rPr>
@@ -2836,134 +2607,105 @@
           <w:b w:val="0"/>
           <w:i w:val="0"/>
           <w:color w:val="262626"/>
-          <w:sz w:val="22"/>
+          <w:sz w:val="21"/>
         </w:rPr>
-        <w:t>기존에도 정보는 있었습니다. 다만 이런 상태였습니다.</w:t>
+        <w:t>---</w:t>
       </w:r>
     </w:p>
     <w:p>
       <w:pPr>
-        <w:spacing w:before="0" w:after="80" w:lineRule="auto" w:line="360"/>
-        <w:ind w:left="340"/>
-      </w:pPr>
-      <w:r>
-        <w:rPr>
-          <w:rFonts w:ascii="맑은 고딕" w:hAnsi="맑은 고딕" w:eastAsia="맑은 고딕" w:cs="맑은 고딕"/>
-          <w:b/>
-          <w:i w:val="0"/>
-          <w:color w:val="1F4E36"/>
-          <w:sz w:val="22"/>
-        </w:rPr>
-        <w:t xml:space="preserve">· </w:t>
-      </w:r>
+        <w:spacing w:before="0" w:after="0" w:lineRule="auto" w:line="324"/>
+        <w:ind w:firstLine="0"/>
+        <w:jc w:val="left"/>
+      </w:pPr>
+    </w:p>
+    <w:p>
+      <w:pPr>
+        <w:spacing w:before="0" w:after="0" w:lineRule="auto" w:line="324"/>
+        <w:ind w:firstLine="0"/>
+        <w:jc w:val="left"/>
+      </w:pPr>
       <w:r>
         <w:rPr>
           <w:rFonts w:ascii="맑은 고딕" w:hAnsi="맑은 고딕" w:eastAsia="맑은 고딕" w:cs="맑은 고딕"/>
           <w:b w:val="0"/>
           <w:i w:val="0"/>
           <w:color w:val="262626"/>
-          <w:sz w:val="22"/>
+          <w:sz w:val="21"/>
         </w:rPr>
-        <w:t xml:space="preserve">정보는 있지만 </w:t>
+        <w:t>## 8. 기존 방식과 무엇이 다른가</w:t>
       </w:r>
-      <w:r>
-        <w:rPr>
-          <w:rFonts w:ascii="맑은 고딕" w:hAnsi="맑은 고딕" w:eastAsia="맑은 고딕" w:cs="맑은 고딕"/>
-          <w:b/>
-          <w:i w:val="0"/>
-          <w:color w:val="262626"/>
-          <w:sz w:val="22"/>
-        </w:rPr>
-        <w:t>개인화가 없습니다.</w:t>
-      </w:r>
+    </w:p>
+    <w:p>
+      <w:pPr>
+        <w:spacing w:before="0" w:after="0" w:lineRule="auto" w:line="324"/>
+        <w:ind w:firstLine="0"/>
+        <w:jc w:val="left"/>
+      </w:pPr>
+    </w:p>
+    <w:p>
+      <w:pPr>
+        <w:spacing w:before="0" w:after="0" w:lineRule="auto" w:line="324"/>
+        <w:ind w:firstLine="0"/>
+        <w:jc w:val="left"/>
+      </w:pPr>
       <w:r>
         <w:rPr>
           <w:rFonts w:ascii="맑은 고딕" w:hAnsi="맑은 고딕" w:eastAsia="맑은 고딕" w:cs="맑은 고딕"/>
           <w:b w:val="0"/>
           <w:i w:val="0"/>
           <w:color w:val="262626"/>
-          <w:sz w:val="22"/>
+          <w:sz w:val="21"/>
         </w:rPr>
-        <w:t xml:space="preserve"> 모두에게 같은 안내문이 제공됩니다.</w:t>
+        <w:t>기존에도 정보는 있었습니다. 다만 이런 상태였습니다.</w:t>
       </w:r>
     </w:p>
     <w:p>
       <w:pPr>
-        <w:spacing w:before="0" w:after="80" w:lineRule="auto" w:line="360"/>
-        <w:ind w:left="340"/>
-      </w:pPr>
-      <w:r>
-        <w:rPr>
-          <w:rFonts w:ascii="맑은 고딕" w:hAnsi="맑은 고딕" w:eastAsia="맑은 고딕" w:cs="맑은 고딕"/>
-          <w:b/>
-          <w:i w:val="0"/>
-          <w:color w:val="1F4E36"/>
-          <w:sz w:val="22"/>
-        </w:rPr>
-        <w:t xml:space="preserve">· </w:t>
-      </w:r>
+        <w:spacing w:before="0" w:after="0" w:lineRule="auto" w:line="324"/>
+        <w:ind w:firstLine="0"/>
+        <w:jc w:val="left"/>
+      </w:pPr>
+    </w:p>
+    <w:p>
+      <w:pPr>
+        <w:spacing w:before="0" w:after="0" w:lineRule="auto" w:line="324"/>
+        <w:ind w:firstLine="0"/>
+        <w:jc w:val="left"/>
+      </w:pPr>
       <w:r>
         <w:rPr>
           <w:rFonts w:ascii="맑은 고딕" w:hAnsi="맑은 고딕" w:eastAsia="맑은 고딕" w:cs="맑은 고딕"/>
           <w:b w:val="0"/>
           <w:i w:val="0"/>
           <w:color w:val="262626"/>
-          <w:sz w:val="22"/>
+          <w:sz w:val="21"/>
         </w:rPr>
-        <w:t xml:space="preserve">검색은 되지만 </w:t>
-      </w:r>
-      <w:r>
-        <w:rPr>
-          <w:rFonts w:ascii="맑은 고딕" w:hAnsi="맑은 고딕" w:eastAsia="맑은 고딕" w:cs="맑은 고딕"/>
-          <w:b/>
-          <w:i w:val="0"/>
-          <w:color w:val="262626"/>
-          <w:sz w:val="22"/>
-        </w:rPr>
-        <w:t>출처가 불분명합니다.</w:t>
+        <w:t>- 정보는 있지만 **개인화가 없습니다.** 모두에게 같은 안내문이 제공됩니다.</w:t>
       </w:r>
     </w:p>
     <w:p>
       <w:pPr>
-        <w:spacing w:before="0" w:after="80" w:lineRule="auto" w:line="360"/>
-        <w:ind w:left="340"/>
-      </w:pPr>
-      <w:r>
-        <w:rPr>
-          <w:rFonts w:ascii="맑은 고딕" w:hAnsi="맑은 고딕" w:eastAsia="맑은 고딕" w:cs="맑은 고딕"/>
-          <w:b/>
-          <w:i w:val="0"/>
-          <w:color w:val="1F4E36"/>
-          <w:sz w:val="22"/>
-        </w:rPr>
-        <w:t xml:space="preserve">· </w:t>
-      </w:r>
+        <w:spacing w:before="0" w:after="0" w:lineRule="auto" w:line="324"/>
+        <w:ind w:firstLine="0"/>
+        <w:jc w:val="left"/>
+      </w:pPr>
       <w:r>
         <w:rPr>
           <w:rFonts w:ascii="맑은 고딕" w:hAnsi="맑은 고딕" w:eastAsia="맑은 고딕" w:cs="맑은 고딕"/>
           <w:b w:val="0"/>
           <w:i w:val="0"/>
           <w:color w:val="262626"/>
-          <w:sz w:val="22"/>
+          <w:sz w:val="21"/>
         </w:rPr>
-        <w:t xml:space="preserve">상담은 있지만 </w:t>
-      </w:r>
-      <w:r>
-        <w:rPr>
-          <w:rFonts w:ascii="맑은 고딕" w:hAnsi="맑은 고딕" w:eastAsia="맑은 고딕" w:cs="맑은 고딕"/>
-          <w:b/>
-          <w:i w:val="0"/>
-          <w:color w:val="262626"/>
-          <w:sz w:val="22"/>
-        </w:rPr>
-        <w:t>몇 주가 걸립니다.</w:t>
+        <w:t>- 검색은 되지만 **출처가 불분명합니다.**</w:t>
       </w:r>
     </w:p>
     <w:p>
       <w:pPr>
-        <w:spacing w:before="0" w:after="180" w:lineRule="auto" w:line="396"/>
-        <w:ind w:firstLine="170"/>
-        <w:jc w:val="both"/>
+        <w:spacing w:before="0" w:after="0" w:lineRule="auto" w:line="324"/>
+        <w:ind w:firstLine="0"/>
+        <w:jc w:val="left"/>
       </w:pPr>
       <w:r>
         <w:rPr>
@@ -2971,62 +2713,47 @@
           <w:b w:val="0"/>
           <w:i w:val="0"/>
           <w:color w:val="262626"/>
-          <w:sz w:val="22"/>
+          <w:sz w:val="21"/>
         </w:rPr>
-        <w:t xml:space="preserve">창업경진대회였기 때문에 사업 모델도 함께 설계했습니다. 개인 사용자에게는 무료로 열고, </w:t>
+        <w:t>- 상담은 있지만 **몇 주가 걸립니다.**</w:t>
       </w:r>
-      <w:r>
-        <w:rPr>
-          <w:rFonts w:ascii="맑은 고딕" w:hAnsi="맑은 고딕" w:eastAsia="맑은 고딕" w:cs="맑은 고딕"/>
-          <w:b/>
-          <w:i w:val="0"/>
-          <w:color w:val="262626"/>
-          <w:sz w:val="22"/>
-        </w:rPr>
-        <w:t>지자체·기관 라이선스</w:t>
-      </w:r>
+    </w:p>
+    <w:p>
+      <w:pPr>
+        <w:spacing w:before="0" w:after="0" w:lineRule="auto" w:line="324"/>
+        <w:ind w:firstLine="0"/>
+        <w:jc w:val="left"/>
+      </w:pPr>
+    </w:p>
+    <w:p>
+      <w:pPr>
+        <w:spacing w:before="0" w:after="0" w:lineRule="auto" w:line="324"/>
+        <w:ind w:firstLine="0"/>
+        <w:jc w:val="left"/>
+      </w:pPr>
       <w:r>
         <w:rPr>
           <w:rFonts w:ascii="맑은 고딕" w:hAnsi="맑은 고딕" w:eastAsia="맑은 고딕" w:cs="맑은 고딕"/>
           <w:b w:val="0"/>
           <w:i w:val="0"/>
           <w:color w:val="262626"/>
-          <w:sz w:val="22"/>
+          <w:sz w:val="21"/>
         </w:rPr>
-        <w:t>로 수익을 만드는 구조입니다. 청년의 정보 접근권을 막지 않으면서 지속 가능하게 하려는 선택이었습니다.</w:t>
+        <w:t>창업경진대회였기 때문에 사업 모델도 함께 설계했습니다. 개인 사용자에게는 무료로 열고, **지자체·기관 라이선스**로 수익을 만드는 구조입니다. 청년의 정보 접근권을 막지 않으면서 지속 가능하게 하려는 선택이었습니다.</w:t>
       </w:r>
     </w:p>
     <w:p>
       <w:pPr>
-        <w:spacing w:before="120" w:after="120" w:lineRule="auto" w:line="384"/>
-        <w:pBdr>
-          <w:bottom w:val="single" w:sz="4" w:space="3" w:color="CCCCCC"/>
-        </w:pBdr>
+        <w:spacing w:before="0" w:after="0" w:lineRule="auto" w:line="324"/>
+        <w:ind w:firstLine="0"/>
+        <w:jc w:val="left"/>
       </w:pPr>
     </w:p>
     <w:p>
       <w:pPr>
-        <w:spacing w:before="360" w:after="120" w:lineRule="auto" w:line="384"/>
-        <w:pBdr>
-          <w:bottom w:val="single" w:sz="6" w:space="3" w:color="1F4E36"/>
-        </w:pBdr>
-      </w:pPr>
-      <w:r>
-        <w:rPr>
-          <w:rFonts w:ascii="맑은 고딕" w:hAnsi="맑은 고딕" w:eastAsia="맑은 고딕" w:cs="맑은 고딕"/>
-          <w:b/>
-          <w:i w:val="0"/>
-          <w:color w:val="1F4E36"/>
-          <w:sz w:val="28"/>
-        </w:rPr>
-        <w:t>9. 만들면서 배운 것</w:t>
-      </w:r>
-    </w:p>
-    <w:p>
-      <w:pPr>
-        <w:spacing w:before="0" w:after="180" w:lineRule="auto" w:line="396"/>
-        <w:ind w:firstLine="170"/>
-        <w:jc w:val="both"/>
+        <w:spacing w:before="0" w:after="0" w:lineRule="auto" w:line="324"/>
+        <w:ind w:firstLine="0"/>
+        <w:jc w:val="left"/>
       </w:pPr>
       <w:r>
         <w:rPr>
@@ -3034,33 +2761,23 @@
           <w:b w:val="0"/>
           <w:i w:val="0"/>
           <w:color w:val="262626"/>
-          <w:sz w:val="22"/>
+          <w:sz w:val="21"/>
         </w:rPr>
-        <w:t>이 프로젝트를 하면서 제일 크게 느낀 건 이것입니다.</w:t>
+        <w:t>---</w:t>
       </w:r>
     </w:p>
     <w:p>
       <w:pPr>
-        <w:spacing w:before="0" w:after="180" w:lineRule="auto" w:line="396"/>
-        <w:ind w:firstLine="170"/>
-        <w:jc w:val="both"/>
-      </w:pPr>
-      <w:r>
-        <w:rPr>
-          <w:rFonts w:ascii="맑은 고딕" w:hAnsi="맑은 고딕" w:eastAsia="맑은 고딕" w:cs="맑은 고딕"/>
-          <w:b/>
-          <w:i w:val="0"/>
-          <w:color w:val="262626"/>
-          <w:sz w:val="22"/>
-        </w:rPr>
-        <w:t>정보가 없어서 못 하는 게 아니라, 정보가 흩어져 있어서 못 합니다.</w:t>
-      </w:r>
+        <w:spacing w:before="0" w:after="0" w:lineRule="auto" w:line="324"/>
+        <w:ind w:firstLine="0"/>
+        <w:jc w:val="left"/>
+      </w:pPr>
     </w:p>
     <w:p>
       <w:pPr>
-        <w:spacing w:before="0" w:after="180" w:lineRule="auto" w:line="396"/>
-        <w:ind w:firstLine="170"/>
-        <w:jc w:val="both"/>
+        <w:spacing w:before="0" w:after="0" w:lineRule="auto" w:line="324"/>
+        <w:ind w:firstLine="0"/>
+        <w:jc w:val="left"/>
       </w:pPr>
       <w:r>
         <w:rPr>
@@ -3068,26 +2785,23 @@
           <w:b w:val="0"/>
           <w:i w:val="0"/>
           <w:color w:val="262626"/>
-          <w:sz w:val="22"/>
+          <w:sz w:val="21"/>
         </w:rPr>
-        <w:t xml:space="preserve">산촌 정착에 필요한 자료는 이미 대부분 공개되어 있습니다. 문제는 그것을 한 사람의 구체적인 상황에 맞춰 이어줄 것이 없다는 것이었습니다. 그래서 이 서비스는 새로운 정보를 만들지 않았습니다. </w:t>
-      </w:r>
-      <w:r>
-        <w:rPr>
-          <w:rFonts w:ascii="맑은 고딕" w:hAnsi="맑은 고딕" w:eastAsia="맑은 고딕" w:cs="맑은 고딕"/>
-          <w:b/>
-          <w:i w:val="0"/>
-          <w:color w:val="262626"/>
-          <w:sz w:val="22"/>
-        </w:rPr>
-        <w:t>이미 있는 것을 이어서, 개인의 질문에 답할 수 있는 형태로 바꿨을 뿐입니다.</w:t>
+        <w:t>## 9. 만들면서 배운 것</w:t>
       </w:r>
     </w:p>
     <w:p>
       <w:pPr>
-        <w:spacing w:before="0" w:after="180" w:lineRule="auto" w:line="396"/>
-        <w:ind w:firstLine="170"/>
-        <w:jc w:val="both"/>
+        <w:spacing w:before="0" w:after="0" w:lineRule="auto" w:line="324"/>
+        <w:ind w:firstLine="0"/>
+        <w:jc w:val="left"/>
+      </w:pPr>
+    </w:p>
+    <w:p>
+      <w:pPr>
+        <w:spacing w:before="0" w:after="0" w:lineRule="auto" w:line="324"/>
+        <w:ind w:firstLine="0"/>
+        <w:jc w:val="left"/>
       </w:pPr>
       <w:r>
         <w:rPr>
@@ -3095,36 +2809,47 @@
           <w:b w:val="0"/>
           <w:i w:val="0"/>
           <w:color w:val="262626"/>
-          <w:sz w:val="22"/>
+          <w:sz w:val="21"/>
         </w:rPr>
-        <w:t xml:space="preserve">또 하나. </w:t>
+        <w:t>이 프로젝트를 하면서 제일 크게 느낀 건 이것입니다.</w:t>
       </w:r>
-      <w:r>
-        <w:rPr>
-          <w:rFonts w:ascii="맑은 고딕" w:hAnsi="맑은 고딕" w:eastAsia="맑은 고딕" w:cs="맑은 고딕"/>
-          <w:b/>
-          <w:i w:val="0"/>
-          <w:color w:val="262626"/>
-          <w:sz w:val="22"/>
-        </w:rPr>
-        <w:t>모르는 것을 모른다고 말하는 설계가 어렵습니다.</w:t>
-      </w:r>
+    </w:p>
+    <w:p>
+      <w:pPr>
+        <w:spacing w:before="0" w:after="0" w:lineRule="auto" w:line="324"/>
+        <w:ind w:firstLine="0"/>
+        <w:jc w:val="left"/>
+      </w:pPr>
+    </w:p>
+    <w:p>
+      <w:pPr>
+        <w:spacing w:before="0" w:after="0" w:lineRule="auto" w:line="324"/>
+        <w:ind w:firstLine="0"/>
+        <w:jc w:val="left"/>
+      </w:pPr>
       <w:r>
         <w:rPr>
           <w:rFonts w:ascii="맑은 고딕" w:hAnsi="맑은 고딕" w:eastAsia="맑은 고딕" w:cs="맑은 고딕"/>
           <w:b w:val="0"/>
           <w:i w:val="0"/>
           <w:color w:val="262626"/>
-          <w:sz w:val="22"/>
+          <w:sz w:val="21"/>
         </w:rPr>
-        <w:t xml:space="preserve"> 소득을 구간으로 보여주고, 종별 예측 정확도를 다 공개하고, 정책 답변에 출처를 강제하는 것. 전부 "우리 서비스가 이만큼 확실하지 않다"를 드러내는 장치입니다. 그런데 인생 결정을 돕는 서비스라면 그게 맞다고 생각했습니다.</w:t>
+        <w:t>**정보가 없어서 못 하는 게 아니라, 정보가 흩어져 있어서 못 합니다.**</w:t>
       </w:r>
     </w:p>
     <w:p>
       <w:pPr>
-        <w:spacing w:before="0" w:after="180" w:lineRule="auto" w:line="396"/>
-        <w:ind w:firstLine="170"/>
-        <w:jc w:val="both"/>
+        <w:spacing w:before="0" w:after="0" w:lineRule="auto" w:line="324"/>
+        <w:ind w:firstLine="0"/>
+        <w:jc w:val="left"/>
+      </w:pPr>
+    </w:p>
+    <w:p>
+      <w:pPr>
+        <w:spacing w:before="0" w:after="0" w:lineRule="auto" w:line="324"/>
+        <w:ind w:firstLine="0"/>
+        <w:jc w:val="left"/>
       </w:pPr>
       <w:r>
         <w:rPr>
@@ -3132,16 +2857,23 @@
           <w:b w:val="0"/>
           <w:i w:val="0"/>
           <w:color w:val="262626"/>
-          <w:sz w:val="22"/>
+          <w:sz w:val="21"/>
         </w:rPr>
-        <w:t>라이브 데모와 전체 코드를 공개했으니 직접 한 문장 넣어 보셔도 좋습니다. 산촌이나 임업에 관심 있는 분, 혹은 공공데이터로 뭔가 만들어 보려는 분께 참고가 되면 좋겠습니다.</w:t>
+        <w:t>산촌 정착에 필요한 자료는 이미 대부분 공개되어 있습니다. 문제는 그것을 한 사람의 구체적인 상황에 맞춰 이어줄 것이 없다는 것이었습니다. 그래서 이 서비스는 새로운 정보를 만들지 않았습니다. **이미 있는 것을 이어서, 개인의 질문에 답할 수 있는 형태로 바꿨을 뿐입니다.**</w:t>
       </w:r>
     </w:p>
     <w:p>
       <w:pPr>
-        <w:spacing w:before="0" w:after="180" w:lineRule="auto" w:line="396"/>
-        <w:ind w:firstLine="170"/>
-        <w:jc w:val="both"/>
+        <w:spacing w:before="0" w:after="0" w:lineRule="auto" w:line="324"/>
+        <w:ind w:firstLine="0"/>
+        <w:jc w:val="left"/>
+      </w:pPr>
+    </w:p>
+    <w:p>
+      <w:pPr>
+        <w:spacing w:before="0" w:after="0" w:lineRule="auto" w:line="324"/>
+        <w:ind w:firstLine="0"/>
+        <w:jc w:val="left"/>
       </w:pPr>
       <w:r>
         <w:rPr>
@@ -3149,41 +2881,23 @@
           <w:b w:val="0"/>
           <w:i w:val="0"/>
           <w:color w:val="262626"/>
-          <w:sz w:val="22"/>
+          <w:sz w:val="21"/>
         </w:rPr>
-        <w:t>긴 글 읽어주셔서 감사합니다.</w:t>
+        <w:t>또 하나. **모르는 것을 모른다고 말하는 설계가 어렵습니다.** 소득을 구간으로 보여주고, 종별 예측 정확도를 다 공개하고, 정책 답변에 출처를 강제하는 것. 전부 "우리 서비스가 이만큼 확실하지 않다"를 드러내는 장치입니다. 그런데 인생 결정을 돕는 서비스라면 그게 맞다고 생각했습니다.</w:t>
       </w:r>
     </w:p>
     <w:p>
       <w:pPr>
-        <w:spacing w:before="120" w:after="120" w:lineRule="auto" w:line="384"/>
-        <w:pBdr>
-          <w:bottom w:val="single" w:sz="4" w:space="3" w:color="CCCCCC"/>
-        </w:pBdr>
+        <w:spacing w:before="0" w:after="0" w:lineRule="auto" w:line="324"/>
+        <w:ind w:firstLine="0"/>
+        <w:jc w:val="left"/>
       </w:pPr>
     </w:p>
     <w:p>
       <w:pPr>
-        <w:spacing w:before="0" w:after="180" w:lineRule="auto" w:line="396"/>
-        <w:ind w:firstLine="170"/>
-        <w:jc w:val="both"/>
-      </w:pPr>
-      <w:r>
-        <w:rPr>
-          <w:rFonts w:ascii="맑은 고딕" w:hAnsi="맑은 고딕" w:eastAsia="맑은 고딕" w:cs="맑은 고딕"/>
-          <w:b/>
-          <w:i w:val="0"/>
-          <w:color w:val="262626"/>
-          <w:sz w:val="22"/>
-        </w:rPr>
-        <w:t>링크</w:t>
-      </w:r>
-    </w:p>
-    <w:p>
-      <w:pPr>
-        <w:spacing w:before="0" w:after="180" w:lineRule="auto" w:line="396"/>
-        <w:ind w:firstLine="170"/>
-        <w:jc w:val="both"/>
+        <w:spacing w:before="0" w:after="0" w:lineRule="auto" w:line="324"/>
+        <w:ind w:firstLine="0"/>
+        <w:jc w:val="left"/>
       </w:pPr>
       <w:r>
         <w:rPr>
@@ -3191,16 +2905,23 @@
           <w:b w:val="0"/>
           <w:i w:val="0"/>
           <w:color w:val="262626"/>
-          <w:sz w:val="22"/>
+          <w:sz w:val="21"/>
         </w:rPr>
-        <w:t>라이브 데모 https://soop-starter.streamlit.app</w:t>
+        <w:t>라이브 데모와 전체 코드를 공개했으니 직접 한 문장 넣어 보셔도 좋습니다. 산촌이나 임업에 관심 있는 분, 혹은 공공데이터로 뭔가 만들어 보려는 분께 참고가 되면 좋겠습니다.</w:t>
       </w:r>
     </w:p>
     <w:p>
       <w:pPr>
-        <w:spacing w:before="0" w:after="180" w:lineRule="auto" w:line="396"/>
-        <w:ind w:firstLine="170"/>
-        <w:jc w:val="both"/>
+        <w:spacing w:before="0" w:after="0" w:lineRule="auto" w:line="324"/>
+        <w:ind w:firstLine="0"/>
+        <w:jc w:val="left"/>
+      </w:pPr>
+    </w:p>
+    <w:p>
+      <w:pPr>
+        <w:spacing w:before="0" w:after="0" w:lineRule="auto" w:line="324"/>
+        <w:ind w:firstLine="0"/>
+        <w:jc w:val="left"/>
       </w:pPr>
       <w:r>
         <w:rPr>
@@ -3208,16 +2929,23 @@
           <w:b w:val="0"/>
           <w:i w:val="0"/>
           <w:color w:val="262626"/>
-          <w:sz w:val="22"/>
+          <w:sz w:val="21"/>
         </w:rPr>
-        <w:t>GitHub(코드·그림 원본) https://github.com/zxsa0716/soop-starter (MIT License)</w:t>
+        <w:t>긴 글 읽어주셔서 감사합니다.</w:t>
       </w:r>
     </w:p>
     <w:p>
       <w:pPr>
-        <w:spacing w:before="0" w:after="180" w:lineRule="auto" w:line="396"/>
-        <w:ind w:firstLine="170"/>
-        <w:jc w:val="both"/>
+        <w:spacing w:before="0" w:after="0" w:lineRule="auto" w:line="324"/>
+        <w:ind w:firstLine="0"/>
+        <w:jc w:val="left"/>
+      </w:pPr>
+    </w:p>
+    <w:p>
+      <w:pPr>
+        <w:spacing w:before="0" w:after="0" w:lineRule="auto" w:line="324"/>
+        <w:ind w:firstLine="0"/>
+        <w:jc w:val="left"/>
       </w:pPr>
       <w:r>
         <w:rPr>
@@ -3225,14 +2953,96 @@
           <w:b w:val="0"/>
           <w:i w:val="0"/>
           <w:color w:val="262626"/>
-          <w:sz w:val="22"/>
+          <w:sz w:val="21"/>
+        </w:rPr>
+        <w:t>---</w:t>
+      </w:r>
+    </w:p>
+    <w:p>
+      <w:pPr>
+        <w:spacing w:before="0" w:after="0" w:lineRule="auto" w:line="324"/>
+        <w:ind w:firstLine="0"/>
+        <w:jc w:val="left"/>
+      </w:pPr>
+    </w:p>
+    <w:p>
+      <w:pPr>
+        <w:spacing w:before="0" w:after="0" w:lineRule="auto" w:line="324"/>
+        <w:ind w:firstLine="0"/>
+        <w:jc w:val="left"/>
+      </w:pPr>
+      <w:r>
+        <w:rPr>
+          <w:rFonts w:ascii="맑은 고딕" w:hAnsi="맑은 고딕" w:eastAsia="맑은 고딕" w:cs="맑은 고딕"/>
+          <w:b w:val="0"/>
+          <w:i w:val="0"/>
+          <w:color w:val="262626"/>
+          <w:sz w:val="21"/>
+        </w:rPr>
+        <w:t>**링크**</w:t>
+      </w:r>
+    </w:p>
+    <w:p>
+      <w:pPr>
+        <w:spacing w:before="0" w:after="0" w:lineRule="auto" w:line="324"/>
+        <w:ind w:firstLine="0"/>
+        <w:jc w:val="left"/>
+      </w:pPr>
+      <w:r>
+        <w:rPr>
+          <w:rFonts w:ascii="맑은 고딕" w:hAnsi="맑은 고딕" w:eastAsia="맑은 고딕" w:cs="맑은 고딕"/>
+          <w:b w:val="0"/>
+          <w:i w:val="0"/>
+          <w:color w:val="262626"/>
+          <w:sz w:val="21"/>
+        </w:rPr>
+        <w:t>라이브 데모 https://soop-starter.streamlit.app</w:t>
+      </w:r>
+    </w:p>
+    <w:p>
+      <w:pPr>
+        <w:spacing w:before="0" w:after="0" w:lineRule="auto" w:line="324"/>
+        <w:ind w:firstLine="0"/>
+        <w:jc w:val="left"/>
+      </w:pPr>
+      <w:r>
+        <w:rPr>
+          <w:rFonts w:ascii="맑은 고딕" w:hAnsi="맑은 고딕" w:eastAsia="맑은 고딕" w:cs="맑은 고딕"/>
+          <w:b w:val="0"/>
+          <w:i w:val="0"/>
+          <w:color w:val="262626"/>
+          <w:sz w:val="21"/>
+        </w:rPr>
+        <w:t>GitHub(코드·그림 원본) https://github.com/zxsa0716/soop-starter (MIT License)</w:t>
+      </w:r>
+    </w:p>
+    <w:p>
+      <w:pPr>
+        <w:spacing w:before="0" w:after="0" w:lineRule="auto" w:line="324"/>
+        <w:ind w:firstLine="0"/>
+        <w:jc w:val="left"/>
+      </w:pPr>
+      <w:r>
+        <w:rPr>
+          <w:rFonts w:ascii="맑은 고딕" w:hAnsi="맑은 고딕" w:eastAsia="맑은 고딕" w:cs="맑은 고딕"/>
+          <w:b w:val="0"/>
+          <w:i w:val="0"/>
+          <w:color w:val="262626"/>
+          <w:sz w:val="21"/>
         </w:rPr>
         <w:t>포트폴리오 https://portfolio-eight-ruddy-87.vercel.app</w:t>
       </w:r>
     </w:p>
+    <w:p>
+      <w:pPr>
+        <w:spacing w:before="0" w:after="0" w:lineRule="auto" w:line="324"/>
+        <w:ind w:firstLine="0"/>
+        <w:jc w:val="left"/>
+      </w:pPr>
+    </w:p>
     <w:sectPr>
       <w:pgSz w:w="12240" w:h="15840"/>
-      <w:pgMar w:top="1134" w:right="1361" w:bottom="1134" w:left="1361" w:header="720" w:footer="720" w:gutter="0"/>
+      <w:pgMar w:top="1134" w:right="1020" w:bottom="1134" w:left="1020" w:header="720" w:footer="720" w:gutter="0"/>
       <w:cols w:space="720"/>
       <w:docGrid w:linePitch="360"/>
     </w:sectPr>

--- a/blog/03_soop-starter/03_soop-starter.docx
+++ b/blog/03_soop-starter/03_soop-starter.docx
@@ -252,7 +252,7 @@
               <a:graphicData uri="http://schemas.openxmlformats.org/drawingml/2006/picture">
                 <pic:pic>
                   <pic:nvPicPr>
-                    <pic:cNvPr id="0" name="live01_home.png"/>
+                    <pic:cNvPr id="0" name="01.png"/>
                     <pic:cNvPicPr/>
                   </pic:nvPicPr>
                   <pic:blipFill>
@@ -628,7 +628,7 @@
               <a:graphicData uri="http://schemas.openxmlformats.org/drawingml/2006/picture">
                 <pic:pic>
                   <pic:nvPicPr>
-                    <pic:cNvPr id="0" name="p03.png"/>
+                    <pic:cNvPr id="0" name="02.png"/>
                     <pic:cNvPicPr/>
                   </pic:nvPicPr>
                   <pic:blipFill>
@@ -939,7 +939,7 @@
               <a:graphicData uri="http://schemas.openxmlformats.org/drawingml/2006/picture">
                 <pic:pic>
                   <pic:nvPicPr>
-                    <pic:cNvPr id="0" name="p04.png"/>
+                    <pic:cNvPr id="0" name="03.png"/>
                     <pic:cNvPicPr/>
                   </pic:nvPicPr>
                   <pic:blipFill>
@@ -1034,7 +1034,7 @@
               <a:graphicData uri="http://schemas.openxmlformats.org/drawingml/2006/picture">
                 <pic:pic>
                   <pic:nvPicPr>
-                    <pic:cNvPr id="0" name="p05.png"/>
+                    <pic:cNvPr id="0" name="04.png"/>
                     <pic:cNvPicPr/>
                   </pic:nvPicPr>
                   <pic:blipFill>
@@ -1225,7 +1225,7 @@
               <a:graphicData uri="http://schemas.openxmlformats.org/drawingml/2006/picture">
                 <pic:pic>
                   <pic:nvPicPr>
-                    <pic:cNvPr id="0" name="r2_per_product.png"/>
+                    <pic:cNvPr id="0" name="05.png"/>
                     <pic:cNvPicPr/>
                   </pic:nvPicPr>
                   <pic:blipFill>
@@ -1368,7 +1368,7 @@
               <a:graphicData uri="http://schemas.openxmlformats.org/drawingml/2006/picture">
                 <pic:pic>
                   <pic:nvPicPr>
-                    <pic:cNvPr id="0" name="shap_summary_pyogo.png"/>
+                    <pic:cNvPr id="0" name="06.png"/>
                     <pic:cNvPicPr/>
                   </pic:nvPicPr>
                   <pic:blipFill>
@@ -1583,7 +1583,7 @@
               <a:graphicData uri="http://schemas.openxmlformats.org/drawingml/2006/picture">
                 <pic:pic>
                   <pic:nvPicPr>
-                    <pic:cNvPr id="0" name="tsne_node2vec.png"/>
+                    <pic:cNvPr id="0" name="07.png"/>
                     <pic:cNvPicPr/>
                   </pic:nvPicPr>
                   <pic:blipFill>
@@ -1678,7 +1678,7 @@
               <a:graphicData uri="http://schemas.openxmlformats.org/drawingml/2006/picture">
                 <pic:pic>
                   <pic:nvPicPr>
-                    <pic:cNvPr id="0" name="precision_at_k.png"/>
+                    <pic:cNvPr id="0" name="08.png"/>
                     <pic:cNvPicPr/>
                   </pic:nvPicPr>
                   <pic:blipFill>
@@ -1869,7 +1869,7 @@
               <a:graphicData uri="http://schemas.openxmlformats.org/drawingml/2006/picture">
                 <pic:pic>
                   <pic:nvPicPr>
-                    <pic:cNvPr id="0" name="fan_chart_p-01.png"/>
+                    <pic:cNvPr id="0" name="09.png"/>
                     <pic:cNvPicPr/>
                   </pic:nvPicPr>
                   <pic:blipFill>
@@ -2012,7 +2012,7 @@
               <a:graphicData uri="http://schemas.openxmlformats.org/drawingml/2006/picture">
                 <pic:pic>
                   <pic:nvPicPr>
-                    <pic:cNvPr id="0" name="calibration_mape.png"/>
+                    <pic:cNvPr id="0" name="10.png"/>
                     <pic:cNvPicPr/>
                   </pic:nvPicPr>
                   <pic:blipFill>
@@ -2302,7 +2302,7 @@
               <a:graphicData uri="http://schemas.openxmlformats.org/drawingml/2006/picture">
                 <pic:pic>
                   <pic:nvPicPr>
-                    <pic:cNvPr id="0" name="p07.png"/>
+                    <pic:cNvPr id="0" name="11.png"/>
                     <pic:cNvPicPr/>
                   </pic:nvPicPr>
                   <pic:blipFill>
@@ -2517,7 +2517,7 @@
               <a:graphicData uri="http://schemas.openxmlformats.org/drawingml/2006/picture">
                 <pic:pic>
                   <pic:nvPicPr>
-                    <pic:cNvPr id="0" name="latency_chart.png"/>
+                    <pic:cNvPr id="0" name="12.png"/>
                     <pic:cNvPicPr/>
                   </pic:nvPicPr>
                   <pic:blipFill>
